--- a/Sprint3/Introduction&System Overview.docx
+++ b/Sprint3/Introduction&System Overview.docx
@@ -583,7 +583,21 @@
             <w:rStyle w:val="Hyperlink"/>
             <w:rFonts w:ascii="Arial" w:hAnsi="Arial" w:cs="Arial"/>
           </w:rPr>
-          <w:t>www.cse.msu.edu/~chengb/RE-491/Papers/SRSExample-webapp.doc</w:t>
+          <w:t>www.cse.msu.edu/~chengb/RE-491/Papers</w:t>
+        </w:r>
+        <w:r>
+          <w:rPr>
+            <w:rStyle w:val="Hyperlink"/>
+            <w:rFonts w:ascii="Arial" w:hAnsi="Arial" w:cs="Arial"/>
+          </w:rPr>
+          <w:t>/</w:t>
+        </w:r>
+        <w:r>
+          <w:rPr>
+            <w:rStyle w:val="Hyperlink"/>
+            <w:rFonts w:ascii="Arial" w:hAnsi="Arial" w:cs="Arial"/>
+          </w:rPr>
+          <w:t>SRSExample-webapp.doc</w:t>
         </w:r>
       </w:hyperlink>
     </w:p>
@@ -744,14 +758,12 @@
     </w:p>
     <w:p>
       <w:pPr>
-        <w:pStyle w:val="BodyTextIndent"/>
-        <w:spacing w:after="0"/>
-        <w:ind w:left="0"/>
-        <w:rPr>
-          <w:rFonts w:ascii="Arial" w:hAnsi="Arial" w:cs="Arial"/>
-          <w:color w:val="7030A0"/>
-        </w:rPr>
-      </w:pPr>
+        <w:rPr>
+          <w:lang w:eastAsia="en-US"/>
+        </w:rPr>
+      </w:pPr>
+      <w:bookmarkStart w:id="3" w:name="_GoBack"/>
+      <w:bookmarkEnd w:id="3"/>
     </w:p>
     <w:p>
       <w:pPr>
@@ -764,17 +776,17 @@
           <w:szCs w:val="24"/>
         </w:rPr>
       </w:pPr>
-      <w:bookmarkStart w:id="3" w:name="_Toc201115861"/>
-      <w:bookmarkStart w:id="4" w:name="_Toc201116430"/>
-      <w:bookmarkStart w:id="5" w:name="_Toc201116665"/>
-      <w:bookmarkStart w:id="6" w:name="_Toc201116798"/>
-      <w:bookmarkStart w:id="7" w:name="_Toc201116912"/>
-      <w:bookmarkStart w:id="8" w:name="_Toc239824288"/>
-      <w:bookmarkEnd w:id="3"/>
+      <w:bookmarkStart w:id="4" w:name="_Toc201115861"/>
+      <w:bookmarkStart w:id="5" w:name="_Toc201116430"/>
+      <w:bookmarkStart w:id="6" w:name="_Toc201116665"/>
+      <w:bookmarkStart w:id="7" w:name="_Toc201116798"/>
+      <w:bookmarkStart w:id="8" w:name="_Toc201116912"/>
+      <w:bookmarkStart w:id="9" w:name="_Toc239824288"/>
       <w:bookmarkEnd w:id="4"/>
       <w:bookmarkEnd w:id="5"/>
       <w:bookmarkEnd w:id="6"/>
       <w:bookmarkEnd w:id="7"/>
+      <w:bookmarkEnd w:id="8"/>
       <w:r>
         <w:rPr>
           <w:rFonts w:cs="Arial"/>
@@ -784,7 +796,7 @@
         </w:rPr>
         <w:t>Purpose</w:t>
       </w:r>
-      <w:bookmarkEnd w:id="8"/>
+      <w:bookmarkEnd w:id="9"/>
     </w:p>
     <w:p>
       <w:pPr>
@@ -794,89 +806,52 @@
           <w:color w:val="000000" w:themeColor="text1"/>
         </w:rPr>
       </w:pPr>
-      <w:r>
-        <w:rPr>
-          <w:rFonts w:ascii="Arial" w:hAnsi="Arial" w:cs="Arial"/>
-          <w:color w:val="000000" w:themeColor="text1"/>
-        </w:rPr>
-        <w:t xml:space="preserve">This document describes the high level software requirements for the system. </w:t>
-      </w:r>
-      <w:r>
-        <w:rPr>
-          <w:rFonts w:ascii="Arial" w:hAnsi="Arial" w:cs="Arial"/>
-          <w:color w:val="000000" w:themeColor="text1"/>
-        </w:rPr>
-        <w:t xml:space="preserve">  </w:t>
-      </w:r>
-      <w:r>
-        <w:rPr>
-          <w:rFonts w:ascii="Arial" w:hAnsi="Arial" w:cs="Arial"/>
-          <w:color w:val="000000" w:themeColor="text1"/>
-        </w:rPr>
-        <w:t>It describes the what, not how, of the capabilities of the system</w:t>
-      </w:r>
-      <w:r>
-        <w:rPr>
-          <w:rFonts w:ascii="Arial" w:hAnsi="Arial" w:cs="Arial"/>
-          <w:color w:val="000000" w:themeColor="text1"/>
-        </w:rPr>
-        <w:t xml:space="preserve"> for the intended audiences.</w:t>
-      </w:r>
-    </w:p>
-    <w:p>
-      <w:pPr>
-        <w:ind w:left="360"/>
-        <w:rPr>
-          <w:rFonts w:ascii="Arial" w:hAnsi="Arial" w:cs="Arial"/>
-          <w:color w:val="7030A0"/>
-        </w:rPr>
-      </w:pPr>
-      <w:r>
-        <w:rPr>
-          <w:rFonts w:ascii="Arial" w:hAnsi="Arial" w:cs="Arial"/>
-          <w:color w:val="7030A0"/>
+    </w:p>
+    <w:p>
+      <w:pPr>
+        <w:rPr>
+          <w:rFonts w:ascii="Arial" w:hAnsi="Arial" w:cs="Arial"/>
+        </w:rPr>
+      </w:pPr>
+      <w:r>
+        <w:rPr>
+          <w:rFonts w:ascii="Arial" w:hAnsi="Arial" w:cs="Arial"/>
         </w:rPr>
         <w:t>This document will provide a detailed description of the cultural exchange system. It will explain the software requirements for its intended audience, more specifically, what the system will do, the scope, the constraints, and the capabilities.</w:t>
       </w:r>
       <w:r>
         <w:rPr>
           <w:rFonts w:ascii="Arial" w:hAnsi="Arial" w:cs="Arial"/>
-          <w:color w:val="7030A0"/>
         </w:rPr>
         <w:t xml:space="preserve"> Both the stakeholders and developer can reference to this document during the developing phase</w:t>
       </w:r>
       <w:r>
         <w:rPr>
           <w:rFonts w:ascii="Arial" w:hAnsi="Arial" w:cs="Arial"/>
-          <w:color w:val="7030A0"/>
         </w:rPr>
         <w:t xml:space="preserve"> and onward. The cultural exchange system will be capable for accommodate up to 100,000 user</w:t>
       </w:r>
       <w:r>
         <w:rPr>
           <w:rFonts w:ascii="Arial" w:hAnsi="Arial" w:cs="Arial"/>
-          <w:color w:val="7030A0"/>
         </w:rPr>
         <w:t xml:space="preserve"> cases</w:t>
       </w:r>
       <w:r>
         <w:rPr>
           <w:rFonts w:ascii="Arial" w:hAnsi="Arial" w:cs="Arial"/>
-          <w:color w:val="7030A0"/>
         </w:rPr>
         <w:t xml:space="preserve"> at the same time, accessing its cooperative system.</w:t>
       </w:r>
       <w:r>
         <w:rPr>
           <w:rFonts w:ascii="Arial" w:hAnsi="Arial" w:cs="Arial"/>
-          <w:color w:val="7030A0"/>
         </w:rPr>
         <w:t xml:space="preserve"> </w:t>
       </w:r>
       <w:r>
         <w:rPr>
           <w:rFonts w:ascii="Arial" w:hAnsi="Arial" w:cs="Arial"/>
-          <w:color w:val="7030A0"/>
         </w:rPr>
         <w:t xml:space="preserve">  </w:t>
       </w:r>
@@ -901,7 +876,7 @@
           <w:szCs w:val="24"/>
         </w:rPr>
       </w:pPr>
-      <w:bookmarkStart w:id="9" w:name="_Toc239824289"/>
+      <w:bookmarkStart w:id="10" w:name="_Toc239824289"/>
       <w:r>
         <w:rPr>
           <w:rFonts w:cs="Arial"/>
@@ -911,99 +886,83 @@
         </w:rPr>
         <w:t>Scope</w:t>
       </w:r>
-      <w:bookmarkEnd w:id="9"/>
+      <w:bookmarkEnd w:id="10"/>
+    </w:p>
+    <w:p>
+      <w:pPr>
+        <w:spacing w:after="200" w:line="276" w:lineRule="auto"/>
+      </w:pPr>
+      <w:r>
+        <w:t xml:space="preserve">The Culture Forum will have at least </w:t>
+      </w:r>
+      <w:r>
+        <w:t xml:space="preserve">2 </w:t>
+      </w:r>
+      <w:r>
+        <w:t>main sections of wiki separated by country: China</w:t>
+      </w:r>
+      <w:r>
+        <w:t xml:space="preserve"> and</w:t>
+      </w:r>
+      <w:r>
+        <w:t xml:space="preserve"> Canada. This feature might be adjusted by the end of the scope based on how many countries will be listed on initiation as well as how they will be presented.</w:t>
+      </w:r>
+    </w:p>
+    <w:p>
+      <w:pPr>
+        <w:spacing w:after="200" w:line="276" w:lineRule="auto"/>
+      </w:pPr>
+      <w:r>
+        <w:t>A registration system that allows users to input basic personal information as well as their country of origin and countries of interest. This information will be publicly displayed that the user can contact individuals directly using our messaging function. This feature might be altered based on the basic information required for registration.</w:t>
+      </w:r>
     </w:p>
     <w:p>
       <w:pPr>
         <w:pStyle w:val="BodyTextIndent2"/>
         <w:spacing w:after="0" w:line="240" w:lineRule="auto"/>
-        <w:rPr>
-          <w:rFonts w:ascii="Arial" w:hAnsi="Arial" w:cs="Arial"/>
-          <w:color w:val="000000" w:themeColor="text1"/>
-        </w:rPr>
-      </w:pPr>
-      <w:r>
-        <w:rPr>
-          <w:rFonts w:ascii="Arial" w:hAnsi="Arial" w:cs="Arial"/>
-          <w:color w:val="000000" w:themeColor="text1"/>
-        </w:rPr>
-        <w:t>This e</w:t>
-      </w:r>
-      <w:r>
-        <w:rPr>
-          <w:rFonts w:ascii="Arial" w:hAnsi="Arial" w:cs="Arial"/>
-          <w:color w:val="000000" w:themeColor="text1"/>
-        </w:rPr>
-        <w:t>xplain</w:t>
-      </w:r>
-      <w:r>
-        <w:rPr>
-          <w:rFonts w:ascii="Arial" w:hAnsi="Arial" w:cs="Arial"/>
-          <w:color w:val="000000" w:themeColor="text1"/>
-        </w:rPr>
-        <w:t>s</w:t>
-      </w:r>
-      <w:r>
-        <w:rPr>
-          <w:rFonts w:ascii="Arial" w:hAnsi="Arial" w:cs="Arial"/>
-          <w:color w:val="000000" w:themeColor="text1"/>
-        </w:rPr>
-        <w:t xml:space="preserve"> what the proposed system will and will not do.</w:t>
-      </w:r>
-      <w:r>
-        <w:rPr>
-          <w:rFonts w:ascii="Arial" w:hAnsi="Arial" w:cs="Arial"/>
-          <w:color w:val="000000" w:themeColor="text1"/>
-        </w:rPr>
-        <w:t xml:space="preserve"> </w:t>
-      </w:r>
-      <w:r>
-        <w:rPr>
-          <w:rFonts w:ascii="Arial" w:hAnsi="Arial" w:cs="Arial"/>
-          <w:color w:val="000000" w:themeColor="text1"/>
-        </w:rPr>
-        <w:t xml:space="preserve">Describe relevant </w:t>
-      </w:r>
-      <w:r>
-        <w:rPr>
-          <w:rFonts w:ascii="Arial" w:hAnsi="Arial" w:cs="Arial"/>
-          <w:color w:val="000000" w:themeColor="text1"/>
-        </w:rPr>
-        <w:t>b</w:t>
-      </w:r>
-      <w:r>
-        <w:rPr>
-          <w:rFonts w:ascii="Arial" w:hAnsi="Arial" w:cs="Arial"/>
-          <w:color w:val="000000" w:themeColor="text1"/>
-        </w:rPr>
-        <w:t>enefits, objectives and goals</w:t>
-      </w:r>
-      <w:r>
-        <w:rPr>
-          <w:rFonts w:ascii="Arial" w:hAnsi="Arial" w:cs="Arial"/>
-          <w:color w:val="000000" w:themeColor="text1"/>
-        </w:rPr>
-        <w:t xml:space="preserve">. </w:t>
-      </w:r>
-      <w:r>
-        <w:rPr>
-          <w:rFonts w:ascii="Arial" w:hAnsi="Arial" w:cs="Arial"/>
-          <w:color w:val="000000" w:themeColor="text1"/>
-        </w:rPr>
-        <w:t xml:space="preserve">The description of scope should be consistent with </w:t>
-      </w:r>
-      <w:r>
-        <w:rPr>
-          <w:rFonts w:ascii="Arial" w:hAnsi="Arial" w:cs="Arial"/>
-          <w:color w:val="000000" w:themeColor="text1"/>
-        </w:rPr>
-        <w:t>the Project Plan.</w:t>
+        <w:ind w:left="0"/>
+        <w:rPr>
+          <w:rFonts w:ascii="Frutiger-Light" w:hAnsi="Frutiger-Light"/>
+        </w:rPr>
+      </w:pPr>
+      <w:r>
+        <w:rPr>
+          <w:rFonts w:ascii="Frutiger-Light" w:hAnsi="Frutiger-Light"/>
+        </w:rPr>
+        <w:t>A discussion board that allows user to post threads and comment on other public posts</w:t>
       </w:r>
     </w:p>
     <w:p>
       <w:pPr>
         <w:pStyle w:val="BodyTextIndent2"/>
         <w:spacing w:after="0" w:line="240" w:lineRule="auto"/>
+        <w:ind w:left="0"/>
+        <w:rPr>
+          <w:rFonts w:ascii="Frutiger-Light" w:hAnsi="Frutiger-Light"/>
+        </w:rPr>
+      </w:pPr>
+    </w:p>
+    <w:p>
+      <w:pPr>
+        <w:pStyle w:val="BodyTextIndent2"/>
+        <w:spacing w:after="0" w:line="240" w:lineRule="auto"/>
+        <w:ind w:left="0"/>
+        <w:rPr>
+          <w:rFonts w:ascii="Frutiger-Light" w:hAnsi="Frutiger-Light"/>
+        </w:rPr>
+      </w:pPr>
+      <w:r>
+        <w:rPr>
+          <w:rFonts w:ascii="Frutiger-Light" w:hAnsi="Frutiger-Light"/>
+        </w:rPr>
+        <w:t>A cultural event list and event calendar for user meetups</w:t>
+      </w:r>
+    </w:p>
+    <w:p>
+      <w:pPr>
+        <w:pStyle w:val="BodyTextIndent2"/>
+        <w:spacing w:after="0" w:line="240" w:lineRule="auto"/>
+        <w:ind w:left="0"/>
         <w:rPr>
           <w:rFonts w:ascii="Arial" w:hAnsi="Arial" w:cs="Arial"/>
           <w:color w:val="7030A0"/>
@@ -1026,7 +985,7 @@
           <w:szCs w:val="24"/>
         </w:rPr>
       </w:pPr>
-      <w:bookmarkStart w:id="10" w:name="_Toc239824292"/>
+      <w:bookmarkStart w:id="11" w:name="_Toc239824292"/>
       <w:r>
         <w:rPr>
           <w:rFonts w:cs="Arial"/>
@@ -1036,7 +995,7 @@
         </w:rPr>
         <w:t>System Overview</w:t>
       </w:r>
-      <w:bookmarkEnd w:id="10"/>
+      <w:bookmarkEnd w:id="11"/>
     </w:p>
     <w:p>
       <w:pPr>
@@ -1054,7 +1013,7 @@
           <w:szCs w:val="24"/>
         </w:rPr>
       </w:pPr>
-      <w:bookmarkStart w:id="11" w:name="_Toc239824293"/>
+      <w:bookmarkStart w:id="12" w:name="_Toc239824293"/>
       <w:r>
         <w:rPr>
           <w:rFonts w:cs="Arial"/>
@@ -1064,7 +1023,14 @@
         </w:rPr>
         <w:t>Project Perspective</w:t>
       </w:r>
-      <w:bookmarkEnd w:id="11"/>
+      <w:bookmarkEnd w:id="12"/>
+    </w:p>
+    <w:p>
+      <w:pPr>
+        <w:rPr>
+          <w:lang w:eastAsia="en-US"/>
+        </w:rPr>
+      </w:pPr>
     </w:p>
     <w:p>
       <w:pPr>
@@ -1072,104 +1038,89 @@
         <w:spacing w:after="0"/>
         <w:rPr>
           <w:rFonts w:ascii="Arial" w:hAnsi="Arial" w:cs="Arial"/>
-          <w:color w:val="7030A0"/>
-        </w:rPr>
-      </w:pPr>
-      <w:r>
-        <w:rPr>
-          <w:rFonts w:ascii="Arial" w:hAnsi="Arial" w:cs="Arial"/>
-          <w:color w:val="7030A0"/>
+        </w:rPr>
+      </w:pPr>
+      <w:r>
+        <w:rPr>
+          <w:rFonts w:ascii="Arial" w:hAnsi="Arial" w:cs="Arial"/>
         </w:rPr>
         <w:t>The cultural exchange system</w:t>
       </w:r>
       <w:r>
         <w:rPr>
           <w:rFonts w:ascii="Arial" w:hAnsi="Arial" w:cs="Arial"/>
-          <w:color w:val="7030A0"/>
         </w:rPr>
         <w:t xml:space="preserve"> is a new self-contained system</w:t>
       </w:r>
       <w:r>
         <w:rPr>
           <w:rFonts w:ascii="Arial" w:hAnsi="Arial" w:cs="Arial"/>
-          <w:color w:val="7030A0"/>
         </w:rPr>
         <w:t>.</w:t>
       </w:r>
       <w:r>
         <w:rPr>
           <w:rFonts w:ascii="Arial" w:hAnsi="Arial" w:cs="Arial"/>
-          <w:color w:val="7030A0"/>
         </w:rPr>
         <w:t xml:space="preserve"> There will be </w:t>
       </w:r>
       <w:r>
         <w:rPr>
           <w:rFonts w:ascii="Arial" w:hAnsi="Arial" w:cs="Arial"/>
-          <w:color w:val="7030A0"/>
         </w:rPr>
         <w:t>four actors and one cooperating system</w:t>
       </w:r>
       <w:r>
         <w:rPr>
           <w:rFonts w:ascii="Arial" w:hAnsi="Arial" w:cs="Arial"/>
-          <w:color w:val="7030A0"/>
         </w:rPr>
         <w:t xml:space="preserve"> in total</w:t>
       </w:r>
       <w:r>
         <w:rPr>
           <w:rFonts w:ascii="Arial" w:hAnsi="Arial" w:cs="Arial"/>
-          <w:color w:val="7030A0"/>
         </w:rPr>
         <w:t>.</w:t>
       </w:r>
       <w:r>
         <w:rPr>
           <w:rFonts w:ascii="Arial" w:hAnsi="Arial" w:cs="Arial"/>
-          <w:color w:val="7030A0"/>
         </w:rPr>
         <w:t xml:space="preserve"> The four actors include</w:t>
       </w:r>
       <w:r>
         <w:rPr>
           <w:rFonts w:ascii="Arial" w:hAnsi="Arial" w:cs="Arial"/>
-          <w:color w:val="7030A0"/>
         </w:rPr>
         <w:t xml:space="preserve"> Members, guests and Event Admins</w:t>
       </w:r>
       <w:r>
         <w:rPr>
           <w:rFonts w:ascii="Arial" w:hAnsi="Arial" w:cs="Arial"/>
-          <w:color w:val="7030A0"/>
         </w:rPr>
         <w:t>, and site admin. The former three can access the cooperative system through internet</w:t>
       </w:r>
       <w:r>
         <w:rPr>
           <w:rFonts w:ascii="Arial" w:hAnsi="Arial" w:cs="Arial"/>
-          <w:color w:val="7030A0"/>
         </w:rPr>
         <w:t xml:space="preserve">. Site admin can access the system directly. </w:t>
       </w:r>
       <w:r>
         <w:rPr>
           <w:rFonts w:ascii="Arial" w:hAnsi="Arial" w:cs="Arial"/>
-          <w:color w:val="7030A0"/>
         </w:rPr>
         <w:t xml:space="preserve">As a system, the cultural exchange </w:t>
       </w:r>
       <w:r>
         <w:rPr>
           <w:rFonts w:ascii="Arial" w:hAnsi="Arial" w:cs="Arial"/>
-          <w:color w:val="7030A0"/>
         </w:rPr>
         <w:t>will have three component</w:t>
       </w:r>
       <w:r>
         <w:rPr>
           <w:rFonts w:ascii="Arial" w:hAnsi="Arial" w:cs="Arial"/>
-          <w:color w:val="7030A0"/>
         </w:rPr>
         <w:t xml:space="preserve">s to deliver its functionality: </w:t>
       </w:r>
@@ -1184,13 +1135,11 @@
         <w:spacing w:after="0"/>
         <w:rPr>
           <w:rFonts w:ascii="Arial" w:hAnsi="Arial" w:cs="Arial"/>
-          <w:color w:val="7030A0"/>
-        </w:rPr>
-      </w:pPr>
-      <w:r>
-        <w:rPr>
-          <w:rFonts w:ascii="Arial" w:hAnsi="Arial" w:cs="Arial"/>
-          <w:color w:val="7030A0"/>
+        </w:rPr>
+      </w:pPr>
+      <w:r>
+        <w:rPr>
+          <w:rFonts w:ascii="Arial" w:hAnsi="Arial" w:cs="Arial"/>
         </w:rPr>
         <w:t>Cultural Wiki</w:t>
       </w:r>
@@ -1201,14 +1150,12 @@
         <w:spacing w:after="0"/>
         <w:rPr>
           <w:rFonts w:ascii="Arial" w:hAnsi="Arial" w:cs="Arial"/>
-          <w:color w:val="7030A0"/>
         </w:rPr>
       </w:pPr>
       <w:proofErr w:type="gramStart"/>
       <w:r>
         <w:rPr>
           <w:rFonts w:ascii="Arial" w:hAnsi="Arial" w:cs="Arial"/>
-          <w:color w:val="7030A0"/>
         </w:rPr>
         <w:t>A</w:t>
       </w:r>
@@ -1216,7 +1163,6 @@
       <w:r>
         <w:rPr>
           <w:rFonts w:ascii="Arial" w:hAnsi="Arial" w:cs="Arial"/>
-          <w:color w:val="7030A0"/>
         </w:rPr>
         <w:t xml:space="preserve"> information based system were members are allowed to suggest edits, and create content for a specific country that they are familiar with. </w:t>
       </w:r>
@@ -1231,13 +1177,11 @@
         <w:spacing w:after="0"/>
         <w:rPr>
           <w:rFonts w:ascii="Arial" w:hAnsi="Arial" w:cs="Arial"/>
-          <w:color w:val="7030A0"/>
-        </w:rPr>
-      </w:pPr>
-      <w:r>
-        <w:rPr>
-          <w:rFonts w:ascii="Arial" w:hAnsi="Arial" w:cs="Arial"/>
-          <w:color w:val="7030A0"/>
+        </w:rPr>
+      </w:pPr>
+      <w:r>
+        <w:rPr>
+          <w:rFonts w:ascii="Arial" w:hAnsi="Arial" w:cs="Arial"/>
         </w:rPr>
         <w:t>Cultural Forum</w:t>
       </w:r>
@@ -1248,13 +1192,11 @@
         <w:spacing w:after="0"/>
         <w:rPr>
           <w:rFonts w:ascii="Arial" w:hAnsi="Arial" w:cs="Arial"/>
-          <w:color w:val="7030A0"/>
-        </w:rPr>
-      </w:pPr>
-      <w:r>
-        <w:rPr>
-          <w:rFonts w:ascii="Arial" w:hAnsi="Arial" w:cs="Arial"/>
-          <w:color w:val="7030A0"/>
+        </w:rPr>
+      </w:pPr>
+      <w:r>
+        <w:rPr>
+          <w:rFonts w:ascii="Arial" w:hAnsi="Arial" w:cs="Arial"/>
         </w:rPr>
         <w:t xml:space="preserve">A forum platform that allows member to start a thread and reply to other </w:t>
       </w:r>
@@ -1262,7 +1204,6 @@
       <w:r>
         <w:rPr>
           <w:rFonts w:ascii="Arial" w:hAnsi="Arial" w:cs="Arial"/>
-          <w:color w:val="7030A0"/>
         </w:rPr>
         <w:t>peoples</w:t>
       </w:r>
@@ -1270,7 +1211,6 @@
       <w:r>
         <w:rPr>
           <w:rFonts w:ascii="Arial" w:hAnsi="Arial" w:cs="Arial"/>
-          <w:color w:val="7030A0"/>
         </w:rPr>
         <w:t xml:space="preserve"> threads regarding any topic of their interest, as long as it is related to the country they specified.</w:t>
       </w:r>
@@ -1285,13 +1225,11 @@
         <w:spacing w:after="0"/>
         <w:rPr>
           <w:rFonts w:ascii="Arial" w:hAnsi="Arial" w:cs="Arial"/>
-          <w:color w:val="7030A0"/>
-        </w:rPr>
-      </w:pPr>
-      <w:r>
-        <w:rPr>
-          <w:rFonts w:ascii="Arial" w:hAnsi="Arial" w:cs="Arial"/>
-          <w:color w:val="7030A0"/>
+        </w:rPr>
+      </w:pPr>
+      <w:r>
+        <w:rPr>
+          <w:rFonts w:ascii="Arial" w:hAnsi="Arial" w:cs="Arial"/>
         </w:rPr>
         <w:t xml:space="preserve">Cultural Event. </w:t>
       </w:r>
@@ -1302,16 +1240,23 @@
         <w:spacing w:after="0"/>
         <w:rPr>
           <w:rFonts w:ascii="Arial" w:hAnsi="Arial" w:cs="Arial"/>
-          <w:color w:val="7030A0"/>
-        </w:rPr>
-      </w:pPr>
-      <w:r>
-        <w:rPr>
-          <w:rFonts w:ascii="Arial" w:hAnsi="Arial" w:cs="Arial"/>
-          <w:color w:val="7030A0"/>
+        </w:rPr>
+      </w:pPr>
+      <w:r>
+        <w:rPr>
+          <w:rFonts w:ascii="Arial" w:hAnsi="Arial" w:cs="Arial"/>
         </w:rPr>
         <w:t>A cultural event system that provides a platform for members/ event admin to create off-line meet up events in the cities they choose.</w:t>
       </w:r>
+    </w:p>
+    <w:p>
+      <w:pPr>
+        <w:pStyle w:val="BodyTextIndent"/>
+        <w:spacing w:after="0"/>
+        <w:rPr>
+          <w:rFonts w:ascii="Arial" w:hAnsi="Arial" w:cs="Arial"/>
+        </w:rPr>
+      </w:pPr>
     </w:p>
     <w:p>
       <w:pPr>
@@ -1329,7 +1274,7 @@
           <w:szCs w:val="24"/>
         </w:rPr>
       </w:pPr>
-      <w:bookmarkStart w:id="12" w:name="_Toc239824294"/>
+      <w:bookmarkStart w:id="13" w:name="_Toc239824294"/>
       <w:r>
         <w:rPr>
           <w:rFonts w:cs="Arial"/>
@@ -1337,9 +1282,10 @@
           <w:sz w:val="24"/>
           <w:szCs w:val="24"/>
         </w:rPr>
+        <w:lastRenderedPageBreak/>
         <w:t>System Context</w:t>
       </w:r>
-      <w:bookmarkEnd w:id="12"/>
+      <w:bookmarkEnd w:id="13"/>
     </w:p>
     <w:p>
       <w:pPr>
@@ -1357,38 +1303,35 @@
         <w:spacing w:after="0" w:line="240" w:lineRule="auto"/>
         <w:rPr>
           <w:rFonts w:ascii="Arial" w:hAnsi="Arial" w:cs="Arial"/>
-          <w:color w:val="7030A0"/>
-        </w:rPr>
-      </w:pPr>
-      <w:r>
-        <w:rPr>
-          <w:rFonts w:ascii="Arial" w:hAnsi="Arial" w:cs="Arial"/>
-          <w:color w:val="7030A0"/>
+        </w:rPr>
+      </w:pPr>
+      <w:r>
+        <w:rPr>
+          <w:rFonts w:ascii="Arial" w:hAnsi="Arial" w:cs="Arial"/>
         </w:rPr>
         <w:t>Countries across the globe have vastly different cultural and customs. Many travellers or temporary residents are unaware of local customs. There are resources on the internet that focuses on specific countries, but never centrally. This is where our cultural exchange system comes in place. It provides a platform for people to learn about country specific information, connect with authentic local residences, and ask fellow foreigner questions</w:t>
       </w:r>
       <w:r>
         <w:rPr>
           <w:rFonts w:ascii="Arial" w:hAnsi="Arial" w:cs="Arial"/>
-          <w:color w:val="7030A0"/>
         </w:rPr>
         <w:t>.</w:t>
       </w:r>
       <w:r>
         <w:rPr>
           <w:rFonts w:ascii="Arial" w:hAnsi="Arial" w:cs="Arial"/>
-          <w:color w:val="7030A0"/>
-        </w:rPr>
-        <w:t xml:space="preserve"> Members around the globe can connect to people either through posting threads on forum or participate in off-line meet up events. The offline events </w:t>
-      </w:r>
-      <w:r>
-        <w:rPr>
-          <w:rFonts w:ascii="Arial" w:hAnsi="Arial" w:cs="Arial"/>
-          <w:color w:val="7030A0"/>
-        </w:rPr>
-        <w:lastRenderedPageBreak/>
-        <w:t>also create a pathway for our company to venture into other business opportunities.</w:t>
-      </w:r>
+        </w:rPr>
+        <w:t xml:space="preserve"> Members around the globe can connect to people either through posting threads on forum or participate in off-line meet up events. The offline events also create a pathway for our company to venture into other business opportunities.</w:t>
+      </w:r>
+    </w:p>
+    <w:p>
+      <w:pPr>
+        <w:pStyle w:val="BodyTextIndent2"/>
+        <w:spacing w:after="0" w:line="240" w:lineRule="auto"/>
+        <w:rPr>
+          <w:rFonts w:ascii="Arial" w:hAnsi="Arial" w:cs="Arial"/>
+        </w:rPr>
+      </w:pPr>
     </w:p>
     <w:p>
       <w:pPr>
@@ -1406,7 +1349,7 @@
           <w:szCs w:val="24"/>
         </w:rPr>
       </w:pPr>
-      <w:bookmarkStart w:id="13" w:name="_Toc239824295"/>
+      <w:bookmarkStart w:id="14" w:name="_Toc239824295"/>
       <w:r>
         <w:rPr>
           <w:rFonts w:cs="Arial"/>
@@ -1416,7 +1359,14 @@
         </w:rPr>
         <w:t>General Constraints</w:t>
       </w:r>
-      <w:bookmarkEnd w:id="13"/>
+      <w:bookmarkEnd w:id="14"/>
+    </w:p>
+    <w:p>
+      <w:pPr>
+        <w:rPr>
+          <w:lang w:eastAsia="en-US"/>
+        </w:rPr>
+      </w:pPr>
     </w:p>
     <w:p>
       <w:pPr>
@@ -1424,55 +1374,47 @@
         <w:spacing w:after="0" w:line="240" w:lineRule="auto"/>
         <w:rPr>
           <w:rFonts w:ascii="Arial" w:hAnsi="Arial" w:cs="Arial"/>
-          <w:color w:val="7030A0"/>
-        </w:rPr>
-      </w:pPr>
-      <w:r>
-        <w:rPr>
-          <w:rFonts w:ascii="Arial" w:hAnsi="Arial" w:cs="Arial"/>
-          <w:color w:val="7030A0"/>
+        </w:rPr>
+      </w:pPr>
+      <w:r>
+        <w:rPr>
+          <w:rFonts w:ascii="Arial" w:hAnsi="Arial" w:cs="Arial"/>
         </w:rPr>
         <w:t>As stated in t</w:t>
       </w:r>
       <w:r>
         <w:rPr>
           <w:rFonts w:ascii="Arial" w:hAnsi="Arial" w:cs="Arial"/>
-          <w:color w:val="7030A0"/>
         </w:rPr>
         <w:t xml:space="preserve">he earlier section, the scope of our current system will focus on information for two of the countries. This in fact is one of our biggest constraint. It takes </w:t>
       </w:r>
       <w:r>
         <w:rPr>
           <w:rFonts w:ascii="Arial" w:hAnsi="Arial" w:cs="Arial"/>
-          <w:color w:val="7030A0"/>
         </w:rPr>
         <w:t xml:space="preserve">massive amount of research and information to kickstart our platform which means the resources need to be invested prior to the launch. </w:t>
       </w:r>
       <w:r>
         <w:rPr>
           <w:rFonts w:ascii="Arial" w:hAnsi="Arial" w:cs="Arial"/>
-          <w:color w:val="7030A0"/>
         </w:rPr>
         <w:t>The business itself, it takes monitoring to ensure that member edits are getting filtered and approved. In addition, even though we included a sensitive word filter in our forum platform, some may post thread with inappropriate content. It takes manpower to manage an</w:t>
       </w:r>
       <w:r>
         <w:rPr>
           <w:rFonts w:ascii="Arial" w:hAnsi="Arial" w:cs="Arial"/>
-          <w:color w:val="7030A0"/>
         </w:rPr>
         <w:t>d</w:t>
       </w:r>
       <w:r>
         <w:rPr>
           <w:rFonts w:ascii="Arial" w:hAnsi="Arial" w:cs="Arial"/>
-          <w:color w:val="7030A0"/>
         </w:rPr>
         <w:t xml:space="preserve"> monitoring</w:t>
       </w:r>
       <w:r>
         <w:rPr>
           <w:rFonts w:ascii="Arial" w:hAnsi="Arial" w:cs="Arial"/>
-          <w:color w:val="7030A0"/>
         </w:rPr>
         <w:t xml:space="preserve"> the forum. </w:t>
       </w:r>
@@ -1484,7 +1426,6 @@
         <w:ind w:left="0"/>
         <w:rPr>
           <w:rFonts w:ascii="Arial" w:hAnsi="Arial" w:cs="Arial"/>
-          <w:color w:val="7030A0"/>
         </w:rPr>
       </w:pPr>
     </w:p>
@@ -1494,13 +1435,11 @@
         <w:spacing w:after="0" w:line="240" w:lineRule="auto"/>
         <w:rPr>
           <w:rFonts w:ascii="Arial" w:hAnsi="Arial" w:cs="Arial"/>
-          <w:color w:val="7030A0"/>
-        </w:rPr>
-      </w:pPr>
-      <w:r>
-        <w:rPr>
-          <w:rFonts w:ascii="Arial" w:hAnsi="Arial" w:cs="Arial"/>
-          <w:color w:val="7030A0"/>
+        </w:rPr>
+      </w:pPr>
+      <w:r>
+        <w:rPr>
+          <w:rFonts w:ascii="Arial" w:hAnsi="Arial" w:cs="Arial"/>
         </w:rPr>
         <w:t xml:space="preserve">Another constraint is related to the interaction that we designed. Member class </w:t>
       </w:r>
@@ -1508,7 +1447,6 @@
       <w:r>
         <w:rPr>
           <w:rFonts w:ascii="Arial" w:hAnsi="Arial" w:cs="Arial"/>
-          <w:color w:val="7030A0"/>
         </w:rPr>
         <w:t>have the ability to</w:t>
       </w:r>
@@ -1516,35 +1454,30 @@
       <w:r>
         <w:rPr>
           <w:rFonts w:ascii="Arial" w:hAnsi="Arial" w:cs="Arial"/>
-          <w:color w:val="7030A0"/>
         </w:rPr>
         <w:t xml:space="preserve"> submit edits to wiki for approval by the site admin. However, it is a tremendous amount of manpower to approve all the changes that members are making. As the wiki expands, the </w:t>
       </w:r>
       <w:r>
         <w:rPr>
           <w:rFonts w:ascii="Arial" w:hAnsi="Arial" w:cs="Arial"/>
-          <w:color w:val="7030A0"/>
         </w:rPr>
         <w:t>number</w:t>
       </w:r>
       <w:r>
         <w:rPr>
           <w:rFonts w:ascii="Arial" w:hAnsi="Arial" w:cs="Arial"/>
-          <w:color w:val="7030A0"/>
         </w:rPr>
         <w:t xml:space="preserve"> of edits or suggestion</w:t>
       </w:r>
       <w:r>
         <w:rPr>
           <w:rFonts w:ascii="Arial" w:hAnsi="Arial" w:cs="Arial"/>
-          <w:color w:val="7030A0"/>
         </w:rPr>
         <w:t>s</w:t>
       </w:r>
       <w:r>
         <w:rPr>
           <w:rFonts w:ascii="Arial" w:hAnsi="Arial" w:cs="Arial"/>
-          <w:color w:val="7030A0"/>
         </w:rPr>
         <w:t xml:space="preserve"> will grow exponentially.</w:t>
       </w:r>
@@ -1555,7 +1488,6 @@
         <w:spacing w:after="0" w:line="240" w:lineRule="auto"/>
         <w:rPr>
           <w:rFonts w:ascii="Arial" w:hAnsi="Arial" w:cs="Arial"/>
-          <w:color w:val="7030A0"/>
         </w:rPr>
       </w:pPr>
     </w:p>
@@ -1565,13 +1497,11 @@
         <w:spacing w:after="0" w:line="240" w:lineRule="auto"/>
         <w:rPr>
           <w:rFonts w:ascii="Arial" w:hAnsi="Arial" w:cs="Arial"/>
-          <w:color w:val="7030A0"/>
-        </w:rPr>
-      </w:pPr>
-      <w:r>
-        <w:rPr>
-          <w:rFonts w:ascii="Arial" w:hAnsi="Arial" w:cs="Arial"/>
-          <w:color w:val="7030A0"/>
+        </w:rPr>
+      </w:pPr>
+      <w:r>
+        <w:rPr>
+          <w:rFonts w:ascii="Arial" w:hAnsi="Arial" w:cs="Arial"/>
         </w:rPr>
         <w:t xml:space="preserve">On the other hand, it is up to the members of this system to ensure a dynamic interaction. If </w:t>
       </w:r>
@@ -1579,7 +1509,6 @@
       <w:r>
         <w:rPr>
           <w:rFonts w:ascii="Arial" w:hAnsi="Arial" w:cs="Arial"/>
-          <w:color w:val="7030A0"/>
         </w:rPr>
         <w:t>not</w:t>
       </w:r>
@@ -1587,7 +1516,6 @@
       <w:r>
         <w:rPr>
           <w:rFonts w:ascii="Arial" w:hAnsi="Arial" w:cs="Arial"/>
-          <w:color w:val="7030A0"/>
         </w:rPr>
         <w:t xml:space="preserve"> many users are posting threads or meet up events, our cultural exchange system will not reach its full potential and provide value.</w:t>
       </w:r>
@@ -1598,7 +1526,6 @@
         <w:spacing w:after="0" w:line="240" w:lineRule="auto"/>
         <w:rPr>
           <w:rFonts w:ascii="Arial" w:hAnsi="Arial" w:cs="Arial"/>
-          <w:color w:val="7030A0"/>
         </w:rPr>
       </w:pPr>
     </w:p>
@@ -1608,13 +1535,11 @@
         <w:spacing w:after="0" w:line="240" w:lineRule="auto"/>
         <w:rPr>
           <w:rFonts w:ascii="Arial" w:hAnsi="Arial" w:cs="Arial"/>
-          <w:color w:val="7030A0"/>
-        </w:rPr>
-      </w:pPr>
-      <w:r>
-        <w:rPr>
-          <w:rFonts w:ascii="Arial" w:hAnsi="Arial" w:cs="Arial"/>
-          <w:color w:val="7030A0"/>
+        </w:rPr>
+      </w:pPr>
+      <w:r>
+        <w:rPr>
+          <w:rFonts w:ascii="Arial" w:hAnsi="Arial" w:cs="Arial"/>
         </w:rPr>
         <w:t>It is in our best effort to keep all contents on the platform true and free of bias. However, since members have the freedom to edit or suggest edit. Sometimes the content may derail from the truth, which can be misleading for some of the other user.</w:t>
       </w:r>
@@ -1625,7 +1550,6 @@
         <w:spacing w:after="0" w:line="240" w:lineRule="auto"/>
         <w:rPr>
           <w:rFonts w:ascii="Arial" w:hAnsi="Arial" w:cs="Arial"/>
-          <w:color w:val="7030A0"/>
         </w:rPr>
       </w:pPr>
     </w:p>
@@ -1635,7 +1559,6 @@
         <w:spacing w:after="0" w:line="240" w:lineRule="auto"/>
         <w:rPr>
           <w:rFonts w:ascii="Arial" w:hAnsi="Arial" w:cs="Arial"/>
-          <w:color w:val="7030A0"/>
         </w:rPr>
       </w:pPr>
     </w:p>
@@ -1645,13 +1568,11 @@
         <w:spacing w:after="0" w:line="240" w:lineRule="auto"/>
         <w:rPr>
           <w:rFonts w:ascii="Arial" w:hAnsi="Arial" w:cs="Arial"/>
-          <w:color w:val="7030A0"/>
-        </w:rPr>
-      </w:pPr>
-      <w:r>
-        <w:rPr>
-          <w:rFonts w:ascii="Arial" w:hAnsi="Arial" w:cs="Arial"/>
-          <w:color w:val="7030A0"/>
+        </w:rPr>
+      </w:pPr>
+      <w:r>
+        <w:rPr>
+          <w:rFonts w:ascii="Arial" w:hAnsi="Arial" w:cs="Arial"/>
         </w:rPr>
         <w:t xml:space="preserve">Events that are organized by event admin are a sole responsibility of the organizing individual. As a company, we don’t have the control over how the meet up events are carried out. This may be unsecure for some of the member that learns the event opportunity from our platform. </w:t>
       </w:r>
@@ -1699,7 +1620,7 @@
           <w:szCs w:val="24"/>
         </w:rPr>
       </w:pPr>
-      <w:bookmarkStart w:id="14" w:name="_Toc239824296"/>
+      <w:bookmarkStart w:id="15" w:name="_Toc239824296"/>
       <w:r>
         <w:rPr>
           <w:rFonts w:cs="Arial"/>
@@ -1707,9 +1628,10 @@
           <w:sz w:val="24"/>
           <w:szCs w:val="24"/>
         </w:rPr>
+        <w:lastRenderedPageBreak/>
         <w:t>Assumptions and Dependencies</w:t>
       </w:r>
-      <w:bookmarkEnd w:id="14"/>
+      <w:bookmarkEnd w:id="15"/>
     </w:p>
     <w:p>
       <w:pPr>
@@ -1720,13 +1642,6 @@
           <w:color w:val="000000" w:themeColor="text1"/>
         </w:rPr>
       </w:pPr>
-      <w:r>
-        <w:rPr>
-          <w:rFonts w:ascii="Arial" w:hAnsi="Arial" w:cs="Arial"/>
-          <w:color w:val="000000" w:themeColor="text1"/>
-        </w:rPr>
-        <w:t>List any assumptions that have been made during the initiation of the project.  In addition, list any dependencies that may impact its success or the desired result.</w:t>
-      </w:r>
     </w:p>
     <w:p>
       <w:pPr>
@@ -1734,9 +1649,34 @@
         <w:spacing w:after="0" w:line="240" w:lineRule="auto"/>
         <w:rPr>
           <w:rFonts w:ascii="Arial" w:hAnsi="Arial" w:cs="Arial"/>
-          <w:color w:val="000000" w:themeColor="text1"/>
-        </w:rPr>
-      </w:pPr>
+        </w:rPr>
+      </w:pPr>
+      <w:r>
+        <w:rPr>
+          <w:rFonts w:ascii="Arial" w:hAnsi="Arial" w:cs="Arial"/>
+        </w:rPr>
+        <w:t xml:space="preserve">We assume that during the initiation of the project, all user will be actively participating in the wiki and the forum. Our contents rely heavily on the case </w:t>
+      </w:r>
+      <w:proofErr w:type="gramStart"/>
+      <w:r>
+        <w:rPr>
+          <w:rFonts w:ascii="Arial" w:hAnsi="Arial" w:cs="Arial"/>
+        </w:rPr>
+        <w:t>users</w:t>
+      </w:r>
+      <w:proofErr w:type="gramEnd"/>
+      <w:r>
+        <w:rPr>
+          <w:rFonts w:ascii="Arial" w:hAnsi="Arial" w:cs="Arial"/>
+        </w:rPr>
+        <w:t xml:space="preserve"> access and contributing to the contents on our cultural exchange system. We are dependent on members to post threads and to edit on our wiki to expand our contents. </w:t>
+      </w:r>
+      <w:r>
+        <w:rPr>
+          <w:rFonts w:ascii="Arial" w:hAnsi="Arial" w:cs="Arial"/>
+        </w:rPr>
+        <w:t>Without meaningful and interactive participation from our user, we will not be able to reach our desired result with is to strengthen the exchange of country specific cultural, and to provide guidance to travellers or temporary visitors.</w:t>
+      </w:r>
     </w:p>
     <w:p>
       <w:pPr>
@@ -1744,70 +1684,25 @@
         <w:spacing w:after="0" w:line="240" w:lineRule="auto"/>
         <w:rPr>
           <w:rFonts w:ascii="Arial" w:hAnsi="Arial" w:cs="Arial"/>
-          <w:color w:val="8064A2" w:themeColor="accent4"/>
-        </w:rPr>
-      </w:pPr>
-      <w:r>
-        <w:rPr>
-          <w:rFonts w:ascii="Arial" w:hAnsi="Arial" w:cs="Arial"/>
-          <w:color w:val="8064A2" w:themeColor="accent4"/>
-        </w:rPr>
-        <w:t xml:space="preserve">We assume that during the initiation of the project, all user will be actively participating in the wiki and the forum. Our contents rely heavily on the case </w:t>
+        </w:rPr>
+      </w:pPr>
+      <w:r>
+        <w:rPr>
+          <w:rFonts w:ascii="Arial" w:hAnsi="Arial" w:cs="Arial"/>
+        </w:rPr>
+        <w:t xml:space="preserve">We are also assuming that members are conscious of local law and regulations. All the offline Meet up posted on our platform are secure and free of criminal offences. It is up to the members to organize these events; </w:t>
       </w:r>
       <w:proofErr w:type="gramStart"/>
       <w:r>
         <w:rPr>
           <w:rFonts w:ascii="Arial" w:hAnsi="Arial" w:cs="Arial"/>
-          <w:color w:val="8064A2" w:themeColor="accent4"/>
-        </w:rPr>
-        <w:t>users</w:t>
+        </w:rPr>
+        <w:t>therefore</w:t>
       </w:r>
       <w:proofErr w:type="gramEnd"/>
       <w:r>
         <w:rPr>
           <w:rFonts w:ascii="Arial" w:hAnsi="Arial" w:cs="Arial"/>
-          <w:color w:val="8064A2" w:themeColor="accent4"/>
-        </w:rPr>
-        <w:t xml:space="preserve"> access and contributing to the contents on our cultural exchange system. We are dependent on members to post threads and to edit on our wiki to expand our contents. </w:t>
-      </w:r>
-      <w:r>
-        <w:rPr>
-          <w:rFonts w:ascii="Arial" w:hAnsi="Arial" w:cs="Arial"/>
-          <w:color w:val="8064A2" w:themeColor="accent4"/>
-        </w:rPr>
-        <w:t>Without meaningful and interactive participation from our user, we will not be able to reach our desired result with is to strengthen the exchange of country specific cultural, and to provide guidance to travellers or temporary visitors.</w:t>
-      </w:r>
-    </w:p>
-    <w:p>
-      <w:pPr>
-        <w:pStyle w:val="BodyTextIndent2"/>
-        <w:spacing w:after="0" w:line="240" w:lineRule="auto"/>
-        <w:rPr>
-          <w:rFonts w:ascii="Arial" w:hAnsi="Arial" w:cs="Arial"/>
-          <w:color w:val="8064A2" w:themeColor="accent4"/>
-        </w:rPr>
-      </w:pPr>
-      <w:r>
-        <w:rPr>
-          <w:rFonts w:ascii="Arial" w:hAnsi="Arial" w:cs="Arial"/>
-          <w:color w:val="8064A2" w:themeColor="accent4"/>
-        </w:rPr>
-        <w:lastRenderedPageBreak/>
-        <w:t xml:space="preserve">We are also assuming that members are conscious of local law and regulations. All the offline Meet up posted on our platform are secure and free of criminal offences. It is up to the members to organize these events; </w:t>
-      </w:r>
-      <w:proofErr w:type="gramStart"/>
-      <w:r>
-        <w:rPr>
-          <w:rFonts w:ascii="Arial" w:hAnsi="Arial" w:cs="Arial"/>
-          <w:color w:val="8064A2" w:themeColor="accent4"/>
-        </w:rPr>
-        <w:t>therefore</w:t>
-      </w:r>
-      <w:proofErr w:type="gramEnd"/>
-      <w:r>
-        <w:rPr>
-          <w:rFonts w:ascii="Arial" w:hAnsi="Arial" w:cs="Arial"/>
-          <w:color w:val="8064A2" w:themeColor="accent4"/>
         </w:rPr>
         <w:t xml:space="preserve"> we assume they will not abuse this system for their personal gain. </w:t>
       </w:r>
@@ -1835,8 +1730,8 @@
           <w:szCs w:val="24"/>
         </w:rPr>
       </w:pPr>
-      <w:bookmarkStart w:id="15" w:name="_Toc506458789"/>
-      <w:bookmarkStart w:id="16" w:name="_Toc506459155"/>
+      <w:bookmarkStart w:id="16" w:name="_Toc506458789"/>
+      <w:bookmarkStart w:id="17" w:name="_Toc506459155"/>
       <w:r>
         <w:rPr>
           <w:rFonts w:cs="Arial"/>
@@ -1845,8 +1740,16 @@
         </w:rPr>
         <w:t>3.0 Functional Requirements</w:t>
       </w:r>
-      <w:bookmarkEnd w:id="15"/>
       <w:bookmarkEnd w:id="16"/>
+      <w:bookmarkEnd w:id="17"/>
+      <w:r>
+        <w:rPr>
+          <w:rFonts w:cs="Arial"/>
+          <w:sz w:val="24"/>
+          <w:szCs w:val="24"/>
+        </w:rPr>
+        <w:t>``</w:t>
+      </w:r>
     </w:p>
     <w:p>
       <w:pPr>
@@ -1880,8 +1783,8 @@
           <w:szCs w:val="24"/>
         </w:rPr>
       </w:pPr>
-      <w:bookmarkStart w:id="17" w:name="_Toc506458790"/>
-      <w:bookmarkStart w:id="18" w:name="_Toc506459156"/>
+      <w:bookmarkStart w:id="18" w:name="_Toc506458790"/>
+      <w:bookmarkStart w:id="19" w:name="_Toc506459156"/>
       <w:r>
         <w:rPr>
           <w:rFonts w:cs="Arial"/>
@@ -1890,8 +1793,8 @@
         </w:rPr>
         <w:t>3.1 &lt;Functional Requirement or Feature #1&gt;</w:t>
       </w:r>
-      <w:bookmarkEnd w:id="17"/>
       <w:bookmarkEnd w:id="18"/>
+      <w:bookmarkEnd w:id="19"/>
     </w:p>
     <w:p>
       <w:pPr>
@@ -1992,8 +1895,8 @@
           <w:szCs w:val="24"/>
         </w:rPr>
       </w:pPr>
-      <w:bookmarkStart w:id="19" w:name="_Toc506458792"/>
-      <w:bookmarkStart w:id="20" w:name="_Toc506459158"/>
+      <w:bookmarkStart w:id="20" w:name="_Toc506458792"/>
+      <w:bookmarkStart w:id="21" w:name="_Toc506459158"/>
       <w:r>
         <w:rPr>
           <w:rFonts w:cs="Arial"/>
@@ -2026,8 +1929,8 @@
         </w:rPr>
         <w:t xml:space="preserve"> Cases</w:t>
       </w:r>
-      <w:bookmarkEnd w:id="19"/>
       <w:bookmarkEnd w:id="20"/>
+      <w:bookmarkEnd w:id="21"/>
     </w:p>
     <w:p>
       <w:pPr>
@@ -2043,8 +1946,8 @@
           <w:szCs w:val="24"/>
         </w:rPr>
       </w:pPr>
-      <w:bookmarkStart w:id="21" w:name="_Toc506458793"/>
-      <w:bookmarkStart w:id="22" w:name="_Toc506459159"/>
+      <w:bookmarkStart w:id="22" w:name="_Toc506458793"/>
+      <w:bookmarkStart w:id="23" w:name="_Toc506459159"/>
       <w:r>
         <w:rPr>
           <w:rFonts w:cs="Arial"/>
@@ -2069,8 +1972,8 @@
         </w:rPr>
         <w:t>.1 Use Case #1</w:t>
       </w:r>
-      <w:bookmarkEnd w:id="21"/>
       <w:bookmarkEnd w:id="22"/>
+      <w:bookmarkEnd w:id="23"/>
       <w:r>
         <w:rPr>
           <w:rFonts w:cs="Arial"/>
@@ -2082,10 +1985,3945 @@
     </w:p>
     <w:p>
       <w:pPr>
+        <w:tabs>
+          <w:tab w:val="left" w:pos="7086"/>
+        </w:tabs>
+        <w:rPr>
+          <w:rFonts w:eastAsia="宋体"/>
+          <w:b/>
+          <w:bCs/>
+          <w:sz w:val="28"/>
+          <w:szCs w:val="28"/>
+          <w:lang w:val="en-US" w:eastAsia="zh-CN"/>
+        </w:rPr>
+      </w:pPr>
+      <w:r>
+        <w:rPr>
+          <w:rFonts w:eastAsia="宋体"/>
+          <w:b/>
+          <w:bCs/>
+          <w:sz w:val="28"/>
+          <w:szCs w:val="28"/>
+          <w:lang w:val="en-US" w:eastAsia="zh-CN"/>
+        </w:rPr>
+        <w:t xml:space="preserve">Use case # </w:t>
+      </w:r>
+      <w:r>
+        <w:rPr>
+          <w:rFonts w:eastAsia="宋体"/>
+          <w:b/>
+          <w:bCs/>
+          <w:sz w:val="28"/>
+          <w:szCs w:val="28"/>
+          <w:lang w:val="en-US" w:eastAsia="zh-CN"/>
+        </w:rPr>
+        <w:t>1</w:t>
+      </w:r>
+      <w:r>
+        <w:rPr>
+          <w:rFonts w:eastAsia="宋体"/>
+          <w:b/>
+          <w:bCs/>
+          <w:sz w:val="28"/>
+          <w:szCs w:val="28"/>
+          <w:lang w:val="en-US" w:eastAsia="zh-CN"/>
+        </w:rPr>
+        <w:t xml:space="preserve"> </w:t>
+      </w:r>
+      <w:r>
+        <w:rPr>
+          <w:rFonts w:eastAsia="宋体"/>
+          <w:b/>
+          <w:bCs/>
+          <w:sz w:val="28"/>
+          <w:szCs w:val="28"/>
+          <w:lang w:val="en-US" w:eastAsia="zh-CN"/>
+        </w:rPr>
+        <w:t>Member</w:t>
+      </w:r>
+    </w:p>
+    <w:p>
+      <w:pPr>
         <w:rPr>
           <w:lang w:eastAsia="en-US"/>
         </w:rPr>
       </w:pPr>
+    </w:p>
+    <w:p>
+      <w:pPr>
+        <w:rPr>
+          <w:sz w:val="22"/>
+          <w:szCs w:val="22"/>
+          <w:lang w:val="en-US"/>
+        </w:rPr>
+      </w:pPr>
+      <w:r>
+        <w:rPr>
+          <w:lang w:eastAsia="en-US"/>
+        </w:rPr>
+        <w:tab/>
+      </w:r>
+      <w:r>
+        <w:rPr>
+          <w:b/>
+          <w:lang w:val="en-US"/>
+        </w:rPr>
+        <w:t>3.3.1 Use Case:   Login</w:t>
+      </w:r>
+      <w:r>
+        <w:rPr>
+          <w:lang w:val="en-US"/>
+        </w:rPr>
+        <w:t>.</w:t>
+      </w:r>
+    </w:p>
+    <w:p>
+      <w:pPr>
+        <w:rPr>
+          <w:lang w:val="en-US"/>
+        </w:rPr>
+      </w:pPr>
+    </w:p>
+    <w:p>
+      <w:r>
+        <w:rPr>
+          <w:noProof/>
+        </w:rPr>
+        <w:drawing>
+          <wp:inline distT="0" distB="0" distL="0" distR="0" wp14:anchorId="3C81E0C8" wp14:editId="1C4F8D80">
+            <wp:extent cx="3400425" cy="1209675"/>
+            <wp:effectExtent l="0" t="0" r="0" b="0"/>
+            <wp:docPr id="33" name="Picture 33"/>
+            <wp:cNvGraphicFramePr>
+              <a:graphicFrameLocks xmlns:a="http://schemas.openxmlformats.org/drawingml/2006/main" noChangeAspect="1"/>
+            </wp:cNvGraphicFramePr>
+            <a:graphic xmlns:a="http://schemas.openxmlformats.org/drawingml/2006/main">
+              <a:graphicData uri="http://schemas.openxmlformats.org/drawingml/2006/picture">
+                <pic:pic xmlns:pic="http://schemas.openxmlformats.org/drawingml/2006/picture">
+                  <pic:nvPicPr>
+                    <pic:cNvPr id="0" name="Picture 86"/>
+                    <pic:cNvPicPr>
+                      <a:picLocks noChangeAspect="1" noChangeArrowheads="1"/>
+                    </pic:cNvPicPr>
+                  </pic:nvPicPr>
+                  <pic:blipFill>
+                    <a:blip r:embed="rId12" cstate="print">
+                      <a:extLst>
+                        <a:ext uri="{28A0092B-C50C-407E-A947-70E740481C1C}">
+                          <a14:useLocalDpi xmlns:a14="http://schemas.microsoft.com/office/drawing/2010/main" val="0"/>
+                        </a:ext>
+                      </a:extLst>
+                    </a:blip>
+                    <a:srcRect/>
+                    <a:stretch>
+                      <a:fillRect/>
+                    </a:stretch>
+                  </pic:blipFill>
+                  <pic:spPr bwMode="auto">
+                    <a:xfrm>
+                      <a:off x="0" y="0"/>
+                      <a:ext cx="3400425" cy="1209675"/>
+                    </a:xfrm>
+                    <a:prstGeom prst="rect">
+                      <a:avLst/>
+                    </a:prstGeom>
+                    <a:noFill/>
+                    <a:ln>
+                      <a:noFill/>
+                    </a:ln>
+                  </pic:spPr>
+                </pic:pic>
+              </a:graphicData>
+            </a:graphic>
+          </wp:inline>
+        </w:drawing>
+      </w:r>
+    </w:p>
+    <w:p>
+      <w:r>
+        <w:t>Brief description:</w:t>
+      </w:r>
+    </w:p>
+    <w:p>
+      <w:r>
+        <w:t>Users log into the site to see their custom profiles.</w:t>
+      </w:r>
+    </w:p>
+    <w:p>
+      <w:r>
+        <w:t>Initial step by step description.</w:t>
+      </w:r>
+    </w:p>
+    <w:p>
+      <w:r>
+        <w:t>Before this use case can be initiated, the user must sign up and become a member.</w:t>
+      </w:r>
+    </w:p>
+    <w:p>
+      <w:pPr>
+        <w:pStyle w:val="ListParagraph"/>
+        <w:numPr>
+          <w:ilvl w:val="0"/>
+          <w:numId w:val="27"/>
+        </w:numPr>
+        <w:spacing w:after="160" w:line="256" w:lineRule="auto"/>
+        <w:rPr>
+          <w:lang w:val="en-US"/>
+        </w:rPr>
+      </w:pPr>
+      <w:r>
+        <w:rPr>
+          <w:lang w:val="en-US"/>
+        </w:rPr>
+        <w:t>The user logs in with username and password.</w:t>
+      </w:r>
+    </w:p>
+    <w:p>
+      <w:pPr>
+        <w:rPr>
+          <w:lang w:val="en-US"/>
+        </w:rPr>
+      </w:pPr>
+    </w:p>
+    <w:p>
+      <w:pPr>
+        <w:rPr>
+          <w:b/>
+          <w:lang w:val="en-US"/>
+        </w:rPr>
+      </w:pPr>
+      <w:r>
+        <w:rPr>
+          <w:b/>
+          <w:lang w:val="en-US"/>
+        </w:rPr>
+        <w:lastRenderedPageBreak/>
+        <w:t>3.3.2 Use Case: Search events:</w:t>
+      </w:r>
+    </w:p>
+    <w:p>
+      <w:pPr>
+        <w:rPr>
+          <w:b/>
+          <w:lang w:val="en-US"/>
+        </w:rPr>
+      </w:pPr>
+    </w:p>
+    <w:p>
+      <w:r>
+        <w:rPr>
+          <w:noProof/>
+        </w:rPr>
+        <w:drawing>
+          <wp:inline distT="0" distB="0" distL="0" distR="0" wp14:anchorId="5D9926F4" wp14:editId="5393D37B">
+            <wp:extent cx="3400425" cy="1209675"/>
+            <wp:effectExtent l="0" t="0" r="0" b="0"/>
+            <wp:docPr id="32" name="Picture 32"/>
+            <wp:cNvGraphicFramePr>
+              <a:graphicFrameLocks xmlns:a="http://schemas.openxmlformats.org/drawingml/2006/main" noChangeAspect="1"/>
+            </wp:cNvGraphicFramePr>
+            <a:graphic xmlns:a="http://schemas.openxmlformats.org/drawingml/2006/main">
+              <a:graphicData uri="http://schemas.openxmlformats.org/drawingml/2006/picture">
+                <pic:pic xmlns:pic="http://schemas.openxmlformats.org/drawingml/2006/picture">
+                  <pic:nvPicPr>
+                    <pic:cNvPr id="0" name="Picture 87"/>
+                    <pic:cNvPicPr>
+                      <a:picLocks noChangeAspect="1" noChangeArrowheads="1"/>
+                    </pic:cNvPicPr>
+                  </pic:nvPicPr>
+                  <pic:blipFill>
+                    <a:blip r:embed="rId13" cstate="print">
+                      <a:extLst>
+                        <a:ext uri="{28A0092B-C50C-407E-A947-70E740481C1C}">
+                          <a14:useLocalDpi xmlns:a14="http://schemas.microsoft.com/office/drawing/2010/main" val="0"/>
+                        </a:ext>
+                      </a:extLst>
+                    </a:blip>
+                    <a:srcRect/>
+                    <a:stretch>
+                      <a:fillRect/>
+                    </a:stretch>
+                  </pic:blipFill>
+                  <pic:spPr bwMode="auto">
+                    <a:xfrm>
+                      <a:off x="0" y="0"/>
+                      <a:ext cx="3400425" cy="1209675"/>
+                    </a:xfrm>
+                    <a:prstGeom prst="rect">
+                      <a:avLst/>
+                    </a:prstGeom>
+                    <a:noFill/>
+                    <a:ln>
+                      <a:noFill/>
+                    </a:ln>
+                  </pic:spPr>
+                </pic:pic>
+              </a:graphicData>
+            </a:graphic>
+          </wp:inline>
+        </w:drawing>
+      </w:r>
+    </w:p>
+    <w:p>
+      <w:pPr>
+        <w:rPr>
+          <w:b/>
+        </w:rPr>
+      </w:pPr>
+      <w:r>
+        <w:rPr>
+          <w:b/>
+        </w:rPr>
+        <w:t>Brief description:</w:t>
+      </w:r>
+    </w:p>
+    <w:p>
+      <w:r>
+        <w:t>The member accesses the events page and searches an event and can choose to attend it.</w:t>
+      </w:r>
+    </w:p>
+    <w:p>
+      <w:pPr>
+        <w:rPr>
+          <w:b/>
+        </w:rPr>
+      </w:pPr>
+      <w:r>
+        <w:rPr>
+          <w:b/>
+        </w:rPr>
+        <w:t>Initial step by step description.</w:t>
+      </w:r>
+    </w:p>
+    <w:p>
+      <w:r>
+        <w:t>Before this use case can be initiated the member must be logged in.</w:t>
+      </w:r>
+    </w:p>
+    <w:p>
+      <w:pPr>
+        <w:pStyle w:val="ListParagraph"/>
+        <w:numPr>
+          <w:ilvl w:val="0"/>
+          <w:numId w:val="28"/>
+        </w:numPr>
+        <w:spacing w:after="160" w:line="256" w:lineRule="auto"/>
+      </w:pPr>
+      <w:r>
+        <w:t>The user searches by event name, category or keyword.</w:t>
+      </w:r>
+    </w:p>
+    <w:p>
+      <w:pPr>
+        <w:pStyle w:val="ListParagraph"/>
+        <w:numPr>
+          <w:ilvl w:val="0"/>
+          <w:numId w:val="28"/>
+        </w:numPr>
+        <w:spacing w:after="160" w:line="256" w:lineRule="auto"/>
+      </w:pPr>
+      <w:r>
+        <w:t>The system displays all events with matching criteria.</w:t>
+      </w:r>
+    </w:p>
+    <w:p>
+      <w:pPr>
+        <w:pStyle w:val="ListParagraph"/>
+        <w:numPr>
+          <w:ilvl w:val="0"/>
+          <w:numId w:val="28"/>
+        </w:numPr>
+        <w:spacing w:after="160" w:line="256" w:lineRule="auto"/>
+      </w:pPr>
+      <w:r>
+        <w:t>The member clicks the event they are interested in</w:t>
+      </w:r>
+    </w:p>
+    <w:p>
+      <w:pPr>
+        <w:pStyle w:val="ListParagraph"/>
+        <w:numPr>
+          <w:ilvl w:val="0"/>
+          <w:numId w:val="28"/>
+        </w:numPr>
+        <w:spacing w:after="160" w:line="256" w:lineRule="auto"/>
+      </w:pPr>
+      <w:r>
+        <w:t>The member is displayed info about the event and can confirm attendance.</w:t>
+      </w:r>
+    </w:p>
+    <w:p>
+      <w:pPr>
+        <w:pStyle w:val="ListParagraph"/>
+        <w:numPr>
+          <w:ilvl w:val="0"/>
+          <w:numId w:val="28"/>
+        </w:numPr>
+        <w:spacing w:after="160" w:line="256" w:lineRule="auto"/>
+      </w:pPr>
+      <w:r>
+        <w:t>Member can now post on the events forum page.</w:t>
+      </w:r>
+    </w:p>
+    <w:p/>
+    <w:p>
+      <w:pPr>
+        <w:rPr>
+          <w:b/>
+        </w:rPr>
+      </w:pPr>
+    </w:p>
+    <w:p>
+      <w:pPr>
+        <w:rPr>
+          <w:b/>
+        </w:rPr>
+      </w:pPr>
+      <w:r>
+        <w:rPr>
+          <w:b/>
+        </w:rPr>
+        <w:t>3.3.3 Use Case: Leave event comment\rating:</w:t>
+      </w:r>
+    </w:p>
+    <w:p>
+      <w:r>
+        <w:rPr>
+          <w:noProof/>
+        </w:rPr>
+        <w:drawing>
+          <wp:inline distT="0" distB="0" distL="0" distR="0" wp14:anchorId="577857B9" wp14:editId="016DEDEC">
+            <wp:extent cx="3648075" cy="1209675"/>
+            <wp:effectExtent l="0" t="0" r="0" b="0"/>
+            <wp:docPr id="31" name="Picture 31"/>
+            <wp:cNvGraphicFramePr>
+              <a:graphicFrameLocks xmlns:a="http://schemas.openxmlformats.org/drawingml/2006/main" noChangeAspect="1"/>
+            </wp:cNvGraphicFramePr>
+            <a:graphic xmlns:a="http://schemas.openxmlformats.org/drawingml/2006/main">
+              <a:graphicData uri="http://schemas.openxmlformats.org/drawingml/2006/picture">
+                <pic:pic xmlns:pic="http://schemas.openxmlformats.org/drawingml/2006/picture">
+                  <pic:nvPicPr>
+                    <pic:cNvPr id="0" name="Picture 88"/>
+                    <pic:cNvPicPr>
+                      <a:picLocks noChangeAspect="1" noChangeArrowheads="1"/>
+                    </pic:cNvPicPr>
+                  </pic:nvPicPr>
+                  <pic:blipFill>
+                    <a:blip r:embed="rId14" cstate="print">
+                      <a:extLst>
+                        <a:ext uri="{28A0092B-C50C-407E-A947-70E740481C1C}">
+                          <a14:useLocalDpi xmlns:a14="http://schemas.microsoft.com/office/drawing/2010/main" val="0"/>
+                        </a:ext>
+                      </a:extLst>
+                    </a:blip>
+                    <a:srcRect/>
+                    <a:stretch>
+                      <a:fillRect/>
+                    </a:stretch>
+                  </pic:blipFill>
+                  <pic:spPr bwMode="auto">
+                    <a:xfrm>
+                      <a:off x="0" y="0"/>
+                      <a:ext cx="3648075" cy="1209675"/>
+                    </a:xfrm>
+                    <a:prstGeom prst="rect">
+                      <a:avLst/>
+                    </a:prstGeom>
+                    <a:noFill/>
+                    <a:ln>
+                      <a:noFill/>
+                    </a:ln>
+                  </pic:spPr>
+                </pic:pic>
+              </a:graphicData>
+            </a:graphic>
+          </wp:inline>
+        </w:drawing>
+      </w:r>
+    </w:p>
+    <w:p>
+      <w:pPr>
+        <w:rPr>
+          <w:b/>
+        </w:rPr>
+      </w:pPr>
+      <w:r>
+        <w:rPr>
+          <w:b/>
+        </w:rPr>
+        <w:t>Brief description:</w:t>
+      </w:r>
+    </w:p>
+    <w:p>
+      <w:r>
+        <w:t xml:space="preserve">After a member has attended an </w:t>
+      </w:r>
+      <w:proofErr w:type="gramStart"/>
+      <w:r>
+        <w:t>event</w:t>
+      </w:r>
+      <w:proofErr w:type="gramEnd"/>
+      <w:r>
+        <w:t xml:space="preserve"> they can leave comments and ratings.</w:t>
+      </w:r>
+    </w:p>
+    <w:p>
+      <w:pPr>
+        <w:rPr>
+          <w:b/>
+        </w:rPr>
+      </w:pPr>
+      <w:r>
+        <w:rPr>
+          <w:b/>
+        </w:rPr>
+        <w:t>Initial step by step description.</w:t>
+      </w:r>
+    </w:p>
+    <w:p>
+      <w:r>
+        <w:t>Before this use case can be initiated the member must be logged in and have attended a previous event.</w:t>
+      </w:r>
+    </w:p>
+    <w:p>
+      <w:pPr>
+        <w:pStyle w:val="ListParagraph"/>
+        <w:numPr>
+          <w:ilvl w:val="0"/>
+          <w:numId w:val="29"/>
+        </w:numPr>
+        <w:spacing w:after="160" w:line="256" w:lineRule="auto"/>
+      </w:pPr>
+      <w:r>
+        <w:t>Member attends an event.</w:t>
+      </w:r>
+    </w:p>
+    <w:p>
+      <w:pPr>
+        <w:pStyle w:val="ListParagraph"/>
+        <w:numPr>
+          <w:ilvl w:val="0"/>
+          <w:numId w:val="29"/>
+        </w:numPr>
+        <w:spacing w:after="160" w:line="256" w:lineRule="auto"/>
+      </w:pPr>
+      <w:r>
+        <w:t>The next day a Member can leave a comment and\or a rating for other members and guests to see on the events forum page.</w:t>
+      </w:r>
+    </w:p>
+    <w:p/>
+    <w:p>
+      <w:pPr>
+        <w:rPr>
+          <w:b/>
+        </w:rPr>
+      </w:pPr>
+      <w:r>
+        <w:rPr>
+          <w:b/>
+        </w:rPr>
+        <w:t xml:space="preserve"> Use Case: Browse or edit cultural wiki.</w:t>
+      </w:r>
+      <w:r>
+        <w:t xml:space="preserve"> </w:t>
+      </w:r>
+    </w:p>
+    <w:p>
+      <w:r>
+        <w:rPr>
+          <w:noProof/>
+        </w:rPr>
+        <w:drawing>
+          <wp:inline distT="0" distB="0" distL="0" distR="0" wp14:anchorId="3ECA426D" wp14:editId="0E8DDF5D">
+            <wp:extent cx="3543300" cy="1209675"/>
+            <wp:effectExtent l="0" t="0" r="0" b="0"/>
+            <wp:docPr id="30" name="Picture 30"/>
+            <wp:cNvGraphicFramePr>
+              <a:graphicFrameLocks xmlns:a="http://schemas.openxmlformats.org/drawingml/2006/main" noChangeAspect="1"/>
+            </wp:cNvGraphicFramePr>
+            <a:graphic xmlns:a="http://schemas.openxmlformats.org/drawingml/2006/main">
+              <a:graphicData uri="http://schemas.openxmlformats.org/drawingml/2006/picture">
+                <pic:pic xmlns:pic="http://schemas.openxmlformats.org/drawingml/2006/picture">
+                  <pic:nvPicPr>
+                    <pic:cNvPr id="0" name="Picture 89"/>
+                    <pic:cNvPicPr>
+                      <a:picLocks noChangeAspect="1" noChangeArrowheads="1"/>
+                    </pic:cNvPicPr>
+                  </pic:nvPicPr>
+                  <pic:blipFill>
+                    <a:blip r:embed="rId15" cstate="print">
+                      <a:extLst>
+                        <a:ext uri="{28A0092B-C50C-407E-A947-70E740481C1C}">
+                          <a14:useLocalDpi xmlns:a14="http://schemas.microsoft.com/office/drawing/2010/main" val="0"/>
+                        </a:ext>
+                      </a:extLst>
+                    </a:blip>
+                    <a:srcRect/>
+                    <a:stretch>
+                      <a:fillRect/>
+                    </a:stretch>
+                  </pic:blipFill>
+                  <pic:spPr bwMode="auto">
+                    <a:xfrm>
+                      <a:off x="0" y="0"/>
+                      <a:ext cx="3543300" cy="1209675"/>
+                    </a:xfrm>
+                    <a:prstGeom prst="rect">
+                      <a:avLst/>
+                    </a:prstGeom>
+                    <a:noFill/>
+                    <a:ln>
+                      <a:noFill/>
+                    </a:ln>
+                  </pic:spPr>
+                </pic:pic>
+              </a:graphicData>
+            </a:graphic>
+          </wp:inline>
+        </w:drawing>
+      </w:r>
+    </w:p>
+    <w:p>
+      <w:pPr>
+        <w:rPr>
+          <w:b/>
+        </w:rPr>
+      </w:pPr>
+      <w:r>
+        <w:rPr>
+          <w:b/>
+        </w:rPr>
+        <w:t>Brief description:</w:t>
+      </w:r>
+    </w:p>
+    <w:p>
+      <w:r>
+        <w:lastRenderedPageBreak/>
+        <w:t xml:space="preserve">A member can browse the sites cultural </w:t>
+      </w:r>
+      <w:proofErr w:type="gramStart"/>
+      <w:r>
+        <w:t>wiki</w:t>
+      </w:r>
+      <w:proofErr w:type="gramEnd"/>
+      <w:r>
+        <w:t xml:space="preserve"> or they can feel free to edit it and help the community.</w:t>
+      </w:r>
+    </w:p>
+    <w:p>
+      <w:pPr>
+        <w:rPr>
+          <w:b/>
+        </w:rPr>
+      </w:pPr>
+      <w:r>
+        <w:rPr>
+          <w:b/>
+        </w:rPr>
+        <w:t>Initial step by step description.</w:t>
+      </w:r>
+    </w:p>
+    <w:p>
+      <w:r>
+        <w:t>Before the member can edit the wiki, they must be logged in. A guest user can still browse but not edit the page.</w:t>
+      </w:r>
+    </w:p>
+    <w:p>
+      <w:pPr>
+        <w:pStyle w:val="ListParagraph"/>
+        <w:numPr>
+          <w:ilvl w:val="0"/>
+          <w:numId w:val="30"/>
+        </w:numPr>
+        <w:spacing w:after="160" w:line="256" w:lineRule="auto"/>
+      </w:pPr>
+      <w:r>
+        <w:t>Member enters the cultural wiki page and can search by keyword or name.</w:t>
+      </w:r>
+    </w:p>
+    <w:p>
+      <w:pPr>
+        <w:pStyle w:val="ListParagraph"/>
+        <w:numPr>
+          <w:ilvl w:val="0"/>
+          <w:numId w:val="30"/>
+        </w:numPr>
+        <w:spacing w:after="160" w:line="256" w:lineRule="auto"/>
+      </w:pPr>
+      <w:r>
+        <w:t>If they have found the desired info (</w:t>
+      </w:r>
+      <w:proofErr w:type="spellStart"/>
+      <w:r>
+        <w:t>ie</w:t>
+      </w:r>
+      <w:proofErr w:type="spellEnd"/>
+      <w:r>
+        <w:t>. County or cultures wiki) they can click an edit button under the section the wish to edit.</w:t>
+      </w:r>
+    </w:p>
+    <w:p>
+      <w:pPr>
+        <w:pStyle w:val="ListParagraph"/>
+        <w:numPr>
+          <w:ilvl w:val="0"/>
+          <w:numId w:val="30"/>
+        </w:numPr>
+        <w:spacing w:after="160" w:line="256" w:lineRule="auto"/>
+      </w:pPr>
+      <w:r>
+        <w:t>Edit is sent to the site admins for fact checking and approval.</w:t>
+      </w:r>
+    </w:p>
+    <w:p/>
+    <w:p/>
+    <w:p/>
+    <w:p>
+      <w:pPr>
+        <w:pStyle w:val="ListParagraph"/>
+        <w:rPr>
+          <w:b/>
+        </w:rPr>
+      </w:pPr>
+      <w:r>
+        <w:rPr>
+          <w:b/>
+        </w:rPr>
+        <w:t>Use Case: Edit Profile Page:</w:t>
+      </w:r>
+    </w:p>
+    <w:p>
+      <w:pPr>
+        <w:pStyle w:val="ListParagraph"/>
+        <w:rPr>
+          <w:b/>
+        </w:rPr>
+      </w:pPr>
+    </w:p>
+    <w:p>
+      <w:pPr>
+        <w:pStyle w:val="ListParagraph"/>
+      </w:pPr>
+      <w:r>
+        <w:rPr>
+          <w:noProof/>
+        </w:rPr>
+        <w:drawing>
+          <wp:inline distT="0" distB="0" distL="0" distR="0" wp14:anchorId="706330DA" wp14:editId="3AFBAA48">
+            <wp:extent cx="3400425" cy="1209675"/>
+            <wp:effectExtent l="0" t="0" r="0" b="0"/>
+            <wp:docPr id="29" name="Picture 29"/>
+            <wp:cNvGraphicFramePr>
+              <a:graphicFrameLocks xmlns:a="http://schemas.openxmlformats.org/drawingml/2006/main" noChangeAspect="1"/>
+            </wp:cNvGraphicFramePr>
+            <a:graphic xmlns:a="http://schemas.openxmlformats.org/drawingml/2006/main">
+              <a:graphicData uri="http://schemas.openxmlformats.org/drawingml/2006/picture">
+                <pic:pic xmlns:pic="http://schemas.openxmlformats.org/drawingml/2006/picture">
+                  <pic:nvPicPr>
+                    <pic:cNvPr id="0" name="Picture 90"/>
+                    <pic:cNvPicPr>
+                      <a:picLocks noChangeAspect="1" noChangeArrowheads="1"/>
+                    </pic:cNvPicPr>
+                  </pic:nvPicPr>
+                  <pic:blipFill>
+                    <a:blip r:embed="rId16" cstate="print">
+                      <a:extLst>
+                        <a:ext uri="{28A0092B-C50C-407E-A947-70E740481C1C}">
+                          <a14:useLocalDpi xmlns:a14="http://schemas.microsoft.com/office/drawing/2010/main" val="0"/>
+                        </a:ext>
+                      </a:extLst>
+                    </a:blip>
+                    <a:srcRect/>
+                    <a:stretch>
+                      <a:fillRect/>
+                    </a:stretch>
+                  </pic:blipFill>
+                  <pic:spPr bwMode="auto">
+                    <a:xfrm>
+                      <a:off x="0" y="0"/>
+                      <a:ext cx="3400425" cy="1209675"/>
+                    </a:xfrm>
+                    <a:prstGeom prst="rect">
+                      <a:avLst/>
+                    </a:prstGeom>
+                    <a:noFill/>
+                    <a:ln>
+                      <a:noFill/>
+                    </a:ln>
+                  </pic:spPr>
+                </pic:pic>
+              </a:graphicData>
+            </a:graphic>
+          </wp:inline>
+        </w:drawing>
+      </w:r>
+    </w:p>
+    <w:p>
+      <w:r>
+        <w:rPr>
+          <w:b/>
+        </w:rPr>
+        <w:t xml:space="preserve">Brief Description: </w:t>
+      </w:r>
+    </w:p>
+    <w:p>
+      <w:r>
+        <w:t>A member can log in and customise their bio and profile information.</w:t>
+      </w:r>
+    </w:p>
+    <w:p>
+      <w:pPr>
+        <w:rPr>
+          <w:b/>
+        </w:rPr>
+      </w:pPr>
+      <w:r>
+        <w:rPr>
+          <w:b/>
+        </w:rPr>
+        <w:t>Initial step by step description.</w:t>
+      </w:r>
+    </w:p>
+    <w:p>
+      <w:pPr>
+        <w:tabs>
+          <w:tab w:val="left" w:pos="7086"/>
+        </w:tabs>
+      </w:pPr>
+      <w:r>
+        <w:t xml:space="preserve">Before the member can edit their profile </w:t>
+      </w:r>
+      <w:proofErr w:type="gramStart"/>
+      <w:r>
+        <w:t>page</w:t>
+      </w:r>
+      <w:proofErr w:type="gramEnd"/>
+      <w:r>
+        <w:t xml:space="preserve"> they must be logged in.</w:t>
+      </w:r>
+      <w:r>
+        <w:tab/>
+      </w:r>
+    </w:p>
+    <w:p>
+      <w:pPr>
+        <w:pStyle w:val="ListParagraph"/>
+        <w:numPr>
+          <w:ilvl w:val="0"/>
+          <w:numId w:val="31"/>
+        </w:numPr>
+        <w:tabs>
+          <w:tab w:val="left" w:pos="7086"/>
+        </w:tabs>
+        <w:spacing w:after="160" w:line="256" w:lineRule="auto"/>
+      </w:pPr>
+      <w:r>
+        <w:t>Member logs on.</w:t>
+      </w:r>
+    </w:p>
+    <w:p>
+      <w:pPr>
+        <w:pStyle w:val="ListParagraph"/>
+        <w:numPr>
+          <w:ilvl w:val="0"/>
+          <w:numId w:val="31"/>
+        </w:numPr>
+        <w:tabs>
+          <w:tab w:val="left" w:pos="7086"/>
+        </w:tabs>
+        <w:spacing w:after="160" w:line="256" w:lineRule="auto"/>
+      </w:pPr>
+      <w:r>
+        <w:t>Clicks on their profile.</w:t>
+      </w:r>
+    </w:p>
+    <w:p>
+      <w:pPr>
+        <w:pStyle w:val="ListParagraph"/>
+        <w:numPr>
+          <w:ilvl w:val="0"/>
+          <w:numId w:val="31"/>
+        </w:numPr>
+        <w:tabs>
+          <w:tab w:val="left" w:pos="7086"/>
+        </w:tabs>
+        <w:spacing w:after="160" w:line="256" w:lineRule="auto"/>
+      </w:pPr>
+      <w:r>
+        <w:t>Clicks the edit button on the part they want to edit</w:t>
+      </w:r>
+    </w:p>
+    <w:p>
+      <w:pPr>
+        <w:pStyle w:val="ListParagraph"/>
+        <w:numPr>
+          <w:ilvl w:val="0"/>
+          <w:numId w:val="31"/>
+        </w:numPr>
+        <w:tabs>
+          <w:tab w:val="left" w:pos="7086"/>
+        </w:tabs>
+        <w:spacing w:after="160" w:line="256" w:lineRule="auto"/>
+      </w:pPr>
+      <w:r>
+        <w:t>Edit screen opens where they can add new information to replace the old info.</w:t>
+      </w:r>
+    </w:p>
+    <w:p>
+      <w:pPr>
+        <w:tabs>
+          <w:tab w:val="left" w:pos="7086"/>
+        </w:tabs>
+        <w:rPr>
+          <w:rFonts w:eastAsia="宋体"/>
+          <w:b/>
+          <w:bCs/>
+          <w:sz w:val="28"/>
+          <w:szCs w:val="28"/>
+          <w:lang w:val="en-US" w:eastAsia="zh-CN"/>
+        </w:rPr>
+      </w:pPr>
+      <w:r>
+        <w:rPr>
+          <w:rFonts w:eastAsia="宋体"/>
+          <w:b/>
+          <w:bCs/>
+          <w:sz w:val="28"/>
+          <w:szCs w:val="28"/>
+          <w:lang w:val="en-US" w:eastAsia="zh-CN"/>
+        </w:rPr>
+        <w:t>Use case # 2 Event admin</w:t>
+      </w:r>
+    </w:p>
+    <w:p>
+      <w:pPr>
+        <w:rPr>
+          <w:rFonts w:eastAsiaTheme="minorHAnsi"/>
+          <w:b/>
+          <w:sz w:val="22"/>
+          <w:szCs w:val="22"/>
+          <w:lang w:eastAsia="en-US"/>
+        </w:rPr>
+      </w:pPr>
+      <w:r>
+        <w:rPr>
+          <w:b/>
+        </w:rPr>
+        <w:t xml:space="preserve">Use Case 3.3.5: </w:t>
+      </w:r>
+      <w:r>
+        <w:rPr>
+          <w:rFonts w:eastAsia="宋体"/>
+          <w:b/>
+          <w:lang w:val="en-US" w:eastAsia="zh-CN"/>
+        </w:rPr>
+        <w:t xml:space="preserve"> Create Event</w:t>
+      </w:r>
+      <w:r>
+        <w:rPr>
+          <w:b/>
+        </w:rPr>
+        <w:br/>
+      </w:r>
+      <w:r>
+        <w:rPr>
+          <w:noProof/>
+        </w:rPr>
+        <w:drawing>
+          <wp:inline distT="0" distB="0" distL="0" distR="0" wp14:anchorId="2856128F" wp14:editId="4E874535">
+            <wp:extent cx="4067175" cy="1343025"/>
+            <wp:effectExtent l="0" t="0" r="0" b="0"/>
+            <wp:docPr id="28" name="Picture 28"/>
+            <wp:cNvGraphicFramePr>
+              <a:graphicFrameLocks xmlns:a="http://schemas.openxmlformats.org/drawingml/2006/main" noChangeAspect="1"/>
+            </wp:cNvGraphicFramePr>
+            <a:graphic xmlns:a="http://schemas.openxmlformats.org/drawingml/2006/main">
+              <a:graphicData uri="http://schemas.openxmlformats.org/drawingml/2006/picture">
+                <pic:pic xmlns:pic="http://schemas.openxmlformats.org/drawingml/2006/picture">
+                  <pic:nvPicPr>
+                    <pic:cNvPr id="0" name="Picture 1"/>
+                    <pic:cNvPicPr>
+                      <a:picLocks noChangeAspect="1" noChangeArrowheads="1"/>
+                    </pic:cNvPicPr>
+                  </pic:nvPicPr>
+                  <pic:blipFill>
+                    <a:blip r:embed="rId17">
+                      <a:extLst>
+                        <a:ext uri="{28A0092B-C50C-407E-A947-70E740481C1C}">
+                          <a14:useLocalDpi xmlns:a14="http://schemas.microsoft.com/office/drawing/2010/main" val="0"/>
+                        </a:ext>
+                      </a:extLst>
+                    </a:blip>
+                    <a:srcRect/>
+                    <a:stretch>
+                      <a:fillRect/>
+                    </a:stretch>
+                  </pic:blipFill>
+                  <pic:spPr bwMode="auto">
+                    <a:xfrm>
+                      <a:off x="0" y="0"/>
+                      <a:ext cx="4067175" cy="1343025"/>
+                    </a:xfrm>
+                    <a:prstGeom prst="rect">
+                      <a:avLst/>
+                    </a:prstGeom>
+                    <a:noFill/>
+                    <a:ln>
+                      <a:noFill/>
+                    </a:ln>
+                  </pic:spPr>
+                </pic:pic>
+              </a:graphicData>
+            </a:graphic>
+          </wp:inline>
+        </w:drawing>
+      </w:r>
+      <w:r>
+        <w:rPr>
+          <w:b/>
+        </w:rPr>
+        <w:br/>
+      </w:r>
+      <w:r>
+        <w:rPr>
+          <w:b/>
+        </w:rPr>
+        <w:br/>
+        <w:t>Brief description:</w:t>
+      </w:r>
+    </w:p>
+    <w:p>
+      <w:r>
+        <w:t>An Event Admin can create an event.</w:t>
+      </w:r>
+    </w:p>
+    <w:p>
+      <w:pPr>
+        <w:rPr>
+          <w:b/>
+        </w:rPr>
+      </w:pPr>
+      <w:r>
+        <w:rPr>
+          <w:b/>
+        </w:rPr>
+        <w:t>Initial step by step description.</w:t>
+      </w:r>
+    </w:p>
+    <w:p>
+      <w:r>
+        <w:t xml:space="preserve">Before this use case can be initiated the </w:t>
+      </w:r>
+      <w:proofErr w:type="gramStart"/>
+      <w:r>
+        <w:t>event</w:t>
+      </w:r>
+      <w:proofErr w:type="gramEnd"/>
+      <w:r>
+        <w:t xml:space="preserve"> admin must be logged in.</w:t>
+      </w:r>
+    </w:p>
+    <w:p>
+      <w:pPr>
+        <w:pStyle w:val="ListParagraph"/>
+        <w:numPr>
+          <w:ilvl w:val="0"/>
+          <w:numId w:val="32"/>
+        </w:numPr>
+        <w:spacing w:after="160" w:line="256" w:lineRule="auto"/>
+      </w:pPr>
+      <w:r>
+        <w:t xml:space="preserve">Event admin logs in </w:t>
+      </w:r>
+    </w:p>
+    <w:p>
+      <w:pPr>
+        <w:pStyle w:val="ListParagraph"/>
+        <w:numPr>
+          <w:ilvl w:val="0"/>
+          <w:numId w:val="32"/>
+        </w:numPr>
+        <w:spacing w:after="160" w:line="256" w:lineRule="auto"/>
+      </w:pPr>
+      <w:r>
+        <w:t>Clicks on events</w:t>
+      </w:r>
+    </w:p>
+    <w:p>
+      <w:pPr>
+        <w:pStyle w:val="ListParagraph"/>
+        <w:numPr>
+          <w:ilvl w:val="0"/>
+          <w:numId w:val="32"/>
+        </w:numPr>
+        <w:spacing w:after="160" w:line="256" w:lineRule="auto"/>
+      </w:pPr>
+      <w:r>
+        <w:lastRenderedPageBreak/>
+        <w:t>Clicks the create event button</w:t>
+      </w:r>
+    </w:p>
+    <w:p>
+      <w:pPr>
+        <w:pStyle w:val="ListParagraph"/>
+        <w:numPr>
+          <w:ilvl w:val="0"/>
+          <w:numId w:val="32"/>
+        </w:numPr>
+        <w:spacing w:after="160" w:line="256" w:lineRule="auto"/>
+      </w:pPr>
+      <w:r>
+        <w:t>Edits the event information</w:t>
+      </w:r>
+    </w:p>
+    <w:p>
+      <w:pPr>
+        <w:pStyle w:val="ListParagraph"/>
+        <w:numPr>
+          <w:ilvl w:val="0"/>
+          <w:numId w:val="32"/>
+        </w:numPr>
+        <w:spacing w:after="160" w:line="256" w:lineRule="auto"/>
+      </w:pPr>
+      <w:r>
+        <w:t>Saves the event to event page</w:t>
+      </w:r>
+    </w:p>
+    <w:p>
+      <w:pPr>
+        <w:rPr>
+          <w:b/>
+        </w:rPr>
+      </w:pPr>
+    </w:p>
+    <w:p>
+      <w:pPr>
+        <w:rPr>
+          <w:b/>
+        </w:rPr>
+      </w:pPr>
+      <w:r>
+        <w:rPr>
+          <w:b/>
+        </w:rPr>
+        <w:t xml:space="preserve">Use Case 3.3.6: </w:t>
+      </w:r>
+      <w:r>
+        <w:rPr>
+          <w:rFonts w:eastAsia="宋体"/>
+          <w:b/>
+          <w:lang w:val="en-US" w:eastAsia="zh-CN"/>
+        </w:rPr>
+        <w:t>Join event</w:t>
+      </w:r>
+      <w:r>
+        <w:rPr>
+          <w:b/>
+        </w:rPr>
+        <w:br/>
+      </w:r>
+      <w:r>
+        <w:rPr>
+          <w:noProof/>
+        </w:rPr>
+        <w:drawing>
+          <wp:inline distT="0" distB="0" distL="0" distR="0" wp14:anchorId="0912B911" wp14:editId="1805FBD2">
+            <wp:extent cx="4029075" cy="1352550"/>
+            <wp:effectExtent l="0" t="0" r="0" b="0"/>
+            <wp:docPr id="27" name="Picture 27"/>
+            <wp:cNvGraphicFramePr>
+              <a:graphicFrameLocks xmlns:a="http://schemas.openxmlformats.org/drawingml/2006/main" noChangeAspect="1"/>
+            </wp:cNvGraphicFramePr>
+            <a:graphic xmlns:a="http://schemas.openxmlformats.org/drawingml/2006/main">
+              <a:graphicData uri="http://schemas.openxmlformats.org/drawingml/2006/picture">
+                <pic:pic xmlns:pic="http://schemas.openxmlformats.org/drawingml/2006/picture">
+                  <pic:nvPicPr>
+                    <pic:cNvPr id="0" name="Picture 4"/>
+                    <pic:cNvPicPr>
+                      <a:picLocks noChangeAspect="1" noChangeArrowheads="1"/>
+                    </pic:cNvPicPr>
+                  </pic:nvPicPr>
+                  <pic:blipFill>
+                    <a:blip r:embed="rId18">
+                      <a:extLst>
+                        <a:ext uri="{28A0092B-C50C-407E-A947-70E740481C1C}">
+                          <a14:useLocalDpi xmlns:a14="http://schemas.microsoft.com/office/drawing/2010/main" val="0"/>
+                        </a:ext>
+                      </a:extLst>
+                    </a:blip>
+                    <a:srcRect/>
+                    <a:stretch>
+                      <a:fillRect/>
+                    </a:stretch>
+                  </pic:blipFill>
+                  <pic:spPr bwMode="auto">
+                    <a:xfrm>
+                      <a:off x="0" y="0"/>
+                      <a:ext cx="4029075" cy="1352550"/>
+                    </a:xfrm>
+                    <a:prstGeom prst="rect">
+                      <a:avLst/>
+                    </a:prstGeom>
+                    <a:noFill/>
+                    <a:ln>
+                      <a:noFill/>
+                    </a:ln>
+                  </pic:spPr>
+                </pic:pic>
+              </a:graphicData>
+            </a:graphic>
+          </wp:inline>
+        </w:drawing>
+      </w:r>
+      <w:r>
+        <w:rPr>
+          <w:b/>
+        </w:rPr>
+        <w:br/>
+      </w:r>
+      <w:r>
+        <w:rPr>
+          <w:b/>
+        </w:rPr>
+        <w:br/>
+        <w:t>Brief description:</w:t>
+      </w:r>
+    </w:p>
+    <w:p>
+      <w:r>
+        <w:t>An Event Admin can join an event.</w:t>
+      </w:r>
+    </w:p>
+    <w:p>
+      <w:pPr>
+        <w:rPr>
+          <w:b/>
+        </w:rPr>
+      </w:pPr>
+      <w:r>
+        <w:rPr>
+          <w:b/>
+        </w:rPr>
+        <w:t>Initial step by step description.</w:t>
+      </w:r>
+    </w:p>
+    <w:p>
+      <w:r>
+        <w:t xml:space="preserve">Before this use case can be initiated the </w:t>
+      </w:r>
+      <w:proofErr w:type="gramStart"/>
+      <w:r>
+        <w:t>event</w:t>
+      </w:r>
+      <w:proofErr w:type="gramEnd"/>
+      <w:r>
+        <w:t xml:space="preserve"> admin must be logged in.</w:t>
+      </w:r>
+    </w:p>
+    <w:p>
+      <w:pPr>
+        <w:pStyle w:val="ListParagraph"/>
+        <w:numPr>
+          <w:ilvl w:val="0"/>
+          <w:numId w:val="33"/>
+        </w:numPr>
+        <w:spacing w:after="160" w:line="256" w:lineRule="auto"/>
+      </w:pPr>
+      <w:r>
+        <w:t xml:space="preserve">Event admin logs in </w:t>
+      </w:r>
+    </w:p>
+    <w:p>
+      <w:pPr>
+        <w:pStyle w:val="ListParagraph"/>
+        <w:numPr>
+          <w:ilvl w:val="0"/>
+          <w:numId w:val="33"/>
+        </w:numPr>
+        <w:spacing w:after="160" w:line="256" w:lineRule="auto"/>
+      </w:pPr>
+      <w:r>
+        <w:t>Clicks on events</w:t>
+      </w:r>
+    </w:p>
+    <w:p>
+      <w:pPr>
+        <w:pStyle w:val="ListParagraph"/>
+        <w:numPr>
+          <w:ilvl w:val="0"/>
+          <w:numId w:val="33"/>
+        </w:numPr>
+        <w:spacing w:after="160" w:line="256" w:lineRule="auto"/>
+        <w:rPr>
+          <w:b/>
+        </w:rPr>
+      </w:pPr>
+      <w:r>
+        <w:t>Clicks on an event he/she is interested in</w:t>
+      </w:r>
+    </w:p>
+    <w:p>
+      <w:pPr>
+        <w:pStyle w:val="ListParagraph"/>
+        <w:numPr>
+          <w:ilvl w:val="0"/>
+          <w:numId w:val="33"/>
+        </w:numPr>
+        <w:spacing w:after="160" w:line="256" w:lineRule="auto"/>
+        <w:rPr>
+          <w:b/>
+        </w:rPr>
+      </w:pPr>
+      <w:r>
+        <w:t>Clicks on join event button</w:t>
+      </w:r>
+    </w:p>
+    <w:p>
+      <w:pPr>
+        <w:rPr>
+          <w:b/>
+        </w:rPr>
+      </w:pPr>
+    </w:p>
+    <w:p>
+      <w:pPr>
+        <w:rPr>
+          <w:b/>
+        </w:rPr>
+      </w:pPr>
+    </w:p>
+    <w:p>
+      <w:pPr>
+        <w:rPr>
+          <w:b/>
+        </w:rPr>
+      </w:pPr>
+      <w:r>
+        <w:rPr>
+          <w:b/>
+        </w:rPr>
+        <w:t xml:space="preserve">Use Case 3.3.7: </w:t>
+      </w:r>
+      <w:r>
+        <w:rPr>
+          <w:rFonts w:eastAsia="宋体"/>
+          <w:b/>
+          <w:lang w:val="en-US" w:eastAsia="zh-CN"/>
+        </w:rPr>
+        <w:t>Communicate with member</w:t>
+      </w:r>
+      <w:r>
+        <w:rPr>
+          <w:b/>
+        </w:rPr>
+        <w:br/>
+      </w:r>
+      <w:r>
+        <w:rPr>
+          <w:noProof/>
+        </w:rPr>
+        <w:drawing>
+          <wp:inline distT="0" distB="0" distL="0" distR="0" wp14:anchorId="2E526EBC" wp14:editId="0E6D681F">
+            <wp:extent cx="3914775" cy="1295400"/>
+            <wp:effectExtent l="0" t="0" r="0" b="0"/>
+            <wp:docPr id="26" name="Picture 26"/>
+            <wp:cNvGraphicFramePr>
+              <a:graphicFrameLocks xmlns:a="http://schemas.openxmlformats.org/drawingml/2006/main" noChangeAspect="1"/>
+            </wp:cNvGraphicFramePr>
+            <a:graphic xmlns:a="http://schemas.openxmlformats.org/drawingml/2006/main">
+              <a:graphicData uri="http://schemas.openxmlformats.org/drawingml/2006/picture">
+                <pic:pic xmlns:pic="http://schemas.openxmlformats.org/drawingml/2006/picture">
+                  <pic:nvPicPr>
+                    <pic:cNvPr id="0" name="Picture 6"/>
+                    <pic:cNvPicPr>
+                      <a:picLocks noChangeAspect="1" noChangeArrowheads="1"/>
+                    </pic:cNvPicPr>
+                  </pic:nvPicPr>
+                  <pic:blipFill>
+                    <a:blip r:embed="rId19">
+                      <a:extLst>
+                        <a:ext uri="{28A0092B-C50C-407E-A947-70E740481C1C}">
+                          <a14:useLocalDpi xmlns:a14="http://schemas.microsoft.com/office/drawing/2010/main" val="0"/>
+                        </a:ext>
+                      </a:extLst>
+                    </a:blip>
+                    <a:srcRect/>
+                    <a:stretch>
+                      <a:fillRect/>
+                    </a:stretch>
+                  </pic:blipFill>
+                  <pic:spPr bwMode="auto">
+                    <a:xfrm>
+                      <a:off x="0" y="0"/>
+                      <a:ext cx="3914775" cy="1295400"/>
+                    </a:xfrm>
+                    <a:prstGeom prst="rect">
+                      <a:avLst/>
+                    </a:prstGeom>
+                    <a:noFill/>
+                    <a:ln>
+                      <a:noFill/>
+                    </a:ln>
+                  </pic:spPr>
+                </pic:pic>
+              </a:graphicData>
+            </a:graphic>
+          </wp:inline>
+        </w:drawing>
+      </w:r>
+      <w:r>
+        <w:rPr>
+          <w:b/>
+        </w:rPr>
+        <w:br/>
+      </w:r>
+      <w:r>
+        <w:rPr>
+          <w:b/>
+        </w:rPr>
+        <w:br/>
+        <w:t>Brief description:</w:t>
+      </w:r>
+    </w:p>
+    <w:p>
+      <w:r>
+        <w:t>An Event Admin can communicate with other members in an event.</w:t>
+      </w:r>
+    </w:p>
+    <w:p>
+      <w:pPr>
+        <w:rPr>
+          <w:b/>
+        </w:rPr>
+      </w:pPr>
+      <w:r>
+        <w:rPr>
+          <w:b/>
+        </w:rPr>
+        <w:t>Initial step by step description.</w:t>
+      </w:r>
+    </w:p>
+    <w:p>
+      <w:r>
+        <w:t xml:space="preserve">Before this use case can be initiated the </w:t>
+      </w:r>
+      <w:proofErr w:type="gramStart"/>
+      <w:r>
+        <w:t>event</w:t>
+      </w:r>
+      <w:proofErr w:type="gramEnd"/>
+      <w:r>
+        <w:t xml:space="preserve"> admin must be logged in.</w:t>
+      </w:r>
+    </w:p>
+    <w:p>
+      <w:pPr>
+        <w:pStyle w:val="ListParagraph"/>
+        <w:numPr>
+          <w:ilvl w:val="0"/>
+          <w:numId w:val="34"/>
+        </w:numPr>
+        <w:spacing w:after="160" w:line="256" w:lineRule="auto"/>
+      </w:pPr>
+      <w:r>
+        <w:t xml:space="preserve">Event admin logs in </w:t>
+      </w:r>
+    </w:p>
+    <w:p>
+      <w:pPr>
+        <w:pStyle w:val="ListParagraph"/>
+        <w:numPr>
+          <w:ilvl w:val="0"/>
+          <w:numId w:val="34"/>
+        </w:numPr>
+        <w:spacing w:after="160" w:line="256" w:lineRule="auto"/>
+      </w:pPr>
+      <w:r>
+        <w:t>Clicks on events</w:t>
+      </w:r>
+    </w:p>
+    <w:p>
+      <w:pPr>
+        <w:pStyle w:val="ListParagraph"/>
+        <w:numPr>
+          <w:ilvl w:val="0"/>
+          <w:numId w:val="34"/>
+        </w:numPr>
+        <w:spacing w:after="160" w:line="256" w:lineRule="auto"/>
+        <w:rPr>
+          <w:b/>
+        </w:rPr>
+      </w:pPr>
+      <w:r>
+        <w:t xml:space="preserve">Clicks on an </w:t>
+      </w:r>
+      <w:proofErr w:type="gramStart"/>
+      <w:r>
+        <w:t>events</w:t>
+      </w:r>
+      <w:proofErr w:type="gramEnd"/>
+      <w:r>
+        <w:t xml:space="preserve"> attending</w:t>
+      </w:r>
+    </w:p>
+    <w:p>
+      <w:pPr>
+        <w:pStyle w:val="ListParagraph"/>
+        <w:numPr>
+          <w:ilvl w:val="0"/>
+          <w:numId w:val="34"/>
+        </w:numPr>
+        <w:spacing w:after="160" w:line="256" w:lineRule="auto"/>
+        <w:rPr>
+          <w:b/>
+        </w:rPr>
+      </w:pPr>
+      <w:r>
+        <w:t>Clicks on participants</w:t>
+      </w:r>
+    </w:p>
+    <w:p>
+      <w:pPr>
+        <w:pStyle w:val="ListParagraph"/>
+        <w:numPr>
+          <w:ilvl w:val="0"/>
+          <w:numId w:val="34"/>
+        </w:numPr>
+        <w:spacing w:after="160" w:line="256" w:lineRule="auto"/>
+        <w:rPr>
+          <w:b/>
+        </w:rPr>
+      </w:pPr>
+      <w:r>
+        <w:t>Clicks on a member’s profile</w:t>
+      </w:r>
+    </w:p>
+    <w:p>
+      <w:pPr>
+        <w:pStyle w:val="ListParagraph"/>
+        <w:numPr>
+          <w:ilvl w:val="0"/>
+          <w:numId w:val="34"/>
+        </w:numPr>
+        <w:spacing w:after="160" w:line="256" w:lineRule="auto"/>
+        <w:rPr>
+          <w:b/>
+        </w:rPr>
+      </w:pPr>
+      <w:r>
+        <w:t>Click on chat button on member’s profile</w:t>
+      </w:r>
+    </w:p>
+    <w:p/>
+    <w:p>
+      <w:pPr>
+        <w:rPr>
+          <w:b/>
+        </w:rPr>
+      </w:pPr>
+      <w:r>
+        <w:rPr>
+          <w:b/>
+        </w:rPr>
+        <w:lastRenderedPageBreak/>
+        <w:t xml:space="preserve">Use Case 3.3.8: </w:t>
+      </w:r>
+      <w:r>
+        <w:rPr>
+          <w:rFonts w:eastAsia="宋体"/>
+          <w:b/>
+          <w:lang w:val="en-US" w:eastAsia="zh-CN"/>
+        </w:rPr>
+        <w:t>View and Reply</w:t>
+      </w:r>
+      <w:r>
+        <w:rPr>
+          <w:b/>
+        </w:rPr>
+        <w:br/>
+      </w:r>
+      <w:r>
+        <w:rPr>
+          <w:noProof/>
+        </w:rPr>
+        <w:drawing>
+          <wp:inline distT="0" distB="0" distL="0" distR="0" wp14:anchorId="2B6EE68F" wp14:editId="383FB720">
+            <wp:extent cx="4067175" cy="1304925"/>
+            <wp:effectExtent l="0" t="0" r="0" b="0"/>
+            <wp:docPr id="25" name="Picture 25"/>
+            <wp:cNvGraphicFramePr>
+              <a:graphicFrameLocks xmlns:a="http://schemas.openxmlformats.org/drawingml/2006/main" noChangeAspect="1"/>
+            </wp:cNvGraphicFramePr>
+            <a:graphic xmlns:a="http://schemas.openxmlformats.org/drawingml/2006/main">
+              <a:graphicData uri="http://schemas.openxmlformats.org/drawingml/2006/picture">
+                <pic:pic xmlns:pic="http://schemas.openxmlformats.org/drawingml/2006/picture">
+                  <pic:nvPicPr>
+                    <pic:cNvPr id="0" name="Picture 8"/>
+                    <pic:cNvPicPr>
+                      <a:picLocks noChangeAspect="1" noChangeArrowheads="1"/>
+                    </pic:cNvPicPr>
+                  </pic:nvPicPr>
+                  <pic:blipFill>
+                    <a:blip r:embed="rId20">
+                      <a:extLst>
+                        <a:ext uri="{28A0092B-C50C-407E-A947-70E740481C1C}">
+                          <a14:useLocalDpi xmlns:a14="http://schemas.microsoft.com/office/drawing/2010/main" val="0"/>
+                        </a:ext>
+                      </a:extLst>
+                    </a:blip>
+                    <a:srcRect/>
+                    <a:stretch>
+                      <a:fillRect/>
+                    </a:stretch>
+                  </pic:blipFill>
+                  <pic:spPr bwMode="auto">
+                    <a:xfrm>
+                      <a:off x="0" y="0"/>
+                      <a:ext cx="4067175" cy="1304925"/>
+                    </a:xfrm>
+                    <a:prstGeom prst="rect">
+                      <a:avLst/>
+                    </a:prstGeom>
+                    <a:noFill/>
+                    <a:ln>
+                      <a:noFill/>
+                    </a:ln>
+                  </pic:spPr>
+                </pic:pic>
+              </a:graphicData>
+            </a:graphic>
+          </wp:inline>
+        </w:drawing>
+      </w:r>
+      <w:r>
+        <w:rPr>
+          <w:b/>
+        </w:rPr>
+        <w:br/>
+      </w:r>
+      <w:r>
+        <w:rPr>
+          <w:b/>
+        </w:rPr>
+        <w:br/>
+        <w:t>Brief description:</w:t>
+      </w:r>
+    </w:p>
+    <w:p>
+      <w:r>
+        <w:t>An Event Admin can view and reply to ratings and comments on events.</w:t>
+      </w:r>
+    </w:p>
+    <w:p>
+      <w:pPr>
+        <w:rPr>
+          <w:b/>
+        </w:rPr>
+      </w:pPr>
+      <w:r>
+        <w:rPr>
+          <w:b/>
+        </w:rPr>
+        <w:t>Initial step by step description.</w:t>
+      </w:r>
+    </w:p>
+    <w:p>
+      <w:r>
+        <w:t xml:space="preserve">Before this use case can be initiated the </w:t>
+      </w:r>
+      <w:proofErr w:type="gramStart"/>
+      <w:r>
+        <w:t>event</w:t>
+      </w:r>
+      <w:proofErr w:type="gramEnd"/>
+      <w:r>
+        <w:t xml:space="preserve"> admin must be logged in.</w:t>
+      </w:r>
+    </w:p>
+    <w:p>
+      <w:pPr>
+        <w:pStyle w:val="ListParagraph"/>
+        <w:numPr>
+          <w:ilvl w:val="0"/>
+          <w:numId w:val="35"/>
+        </w:numPr>
+        <w:spacing w:after="160" w:line="256" w:lineRule="auto"/>
+      </w:pPr>
+      <w:r>
+        <w:t xml:space="preserve">Event admin logs in </w:t>
+      </w:r>
+    </w:p>
+    <w:p>
+      <w:pPr>
+        <w:pStyle w:val="ListParagraph"/>
+        <w:numPr>
+          <w:ilvl w:val="0"/>
+          <w:numId w:val="35"/>
+        </w:numPr>
+        <w:spacing w:after="160" w:line="256" w:lineRule="auto"/>
+      </w:pPr>
+      <w:r>
+        <w:t>Clicks on events</w:t>
+      </w:r>
+    </w:p>
+    <w:p>
+      <w:pPr>
+        <w:pStyle w:val="ListParagraph"/>
+        <w:numPr>
+          <w:ilvl w:val="0"/>
+          <w:numId w:val="35"/>
+        </w:numPr>
+        <w:spacing w:after="160" w:line="256" w:lineRule="auto"/>
+        <w:rPr>
+          <w:b/>
+        </w:rPr>
+      </w:pPr>
+      <w:r>
+        <w:t xml:space="preserve">Clicks on an event he/she has attended </w:t>
+      </w:r>
+    </w:p>
+    <w:p>
+      <w:pPr>
+        <w:pStyle w:val="ListParagraph"/>
+        <w:numPr>
+          <w:ilvl w:val="0"/>
+          <w:numId w:val="35"/>
+        </w:numPr>
+        <w:spacing w:after="160" w:line="256" w:lineRule="auto"/>
+        <w:rPr>
+          <w:b/>
+        </w:rPr>
+      </w:pPr>
+      <w:r>
+        <w:t>Clicks on reviews to view ratings and comments</w:t>
+      </w:r>
+    </w:p>
+    <w:p>
+      <w:pPr>
+        <w:pStyle w:val="ListParagraph"/>
+        <w:numPr>
+          <w:ilvl w:val="0"/>
+          <w:numId w:val="35"/>
+        </w:numPr>
+        <w:spacing w:after="160" w:line="256" w:lineRule="auto"/>
+        <w:rPr>
+          <w:b/>
+        </w:rPr>
+      </w:pPr>
+      <w:r>
+        <w:t>Clicks on reply to reply to a rating or comment</w:t>
+      </w:r>
+    </w:p>
+    <w:p>
+      <w:pPr>
+        <w:rPr>
+          <w:b/>
+        </w:rPr>
+      </w:pPr>
+    </w:p>
+    <w:p>
+      <w:pPr>
+        <w:rPr>
+          <w:b/>
+        </w:rPr>
+      </w:pPr>
+      <w:r>
+        <w:rPr>
+          <w:b/>
+        </w:rPr>
+        <w:t xml:space="preserve">Use Case 3.3.9: </w:t>
+      </w:r>
+      <w:r>
+        <w:rPr>
+          <w:rFonts w:eastAsia="宋体"/>
+          <w:b/>
+          <w:lang w:val="en-US" w:eastAsia="zh-CN"/>
+        </w:rPr>
+        <w:t>Reject members</w:t>
+      </w:r>
+      <w:r>
+        <w:rPr>
+          <w:b/>
+        </w:rPr>
+        <w:br/>
+      </w:r>
+      <w:r>
+        <w:rPr>
+          <w:noProof/>
+        </w:rPr>
+        <w:drawing>
+          <wp:inline distT="0" distB="0" distL="0" distR="0" wp14:anchorId="588FC1A2" wp14:editId="4D12BE78">
+            <wp:extent cx="3933825" cy="1238250"/>
+            <wp:effectExtent l="0" t="0" r="0" b="0"/>
+            <wp:docPr id="24" name="Picture 24"/>
+            <wp:cNvGraphicFramePr>
+              <a:graphicFrameLocks xmlns:a="http://schemas.openxmlformats.org/drawingml/2006/main" noChangeAspect="1"/>
+            </wp:cNvGraphicFramePr>
+            <a:graphic xmlns:a="http://schemas.openxmlformats.org/drawingml/2006/main">
+              <a:graphicData uri="http://schemas.openxmlformats.org/drawingml/2006/picture">
+                <pic:pic xmlns:pic="http://schemas.openxmlformats.org/drawingml/2006/picture">
+                  <pic:nvPicPr>
+                    <pic:cNvPr id="0" name="Picture 10"/>
+                    <pic:cNvPicPr>
+                      <a:picLocks noChangeAspect="1" noChangeArrowheads="1"/>
+                    </pic:cNvPicPr>
+                  </pic:nvPicPr>
+                  <pic:blipFill>
+                    <a:blip r:embed="rId21">
+                      <a:extLst>
+                        <a:ext uri="{28A0092B-C50C-407E-A947-70E740481C1C}">
+                          <a14:useLocalDpi xmlns:a14="http://schemas.microsoft.com/office/drawing/2010/main" val="0"/>
+                        </a:ext>
+                      </a:extLst>
+                    </a:blip>
+                    <a:srcRect/>
+                    <a:stretch>
+                      <a:fillRect/>
+                    </a:stretch>
+                  </pic:blipFill>
+                  <pic:spPr bwMode="auto">
+                    <a:xfrm>
+                      <a:off x="0" y="0"/>
+                      <a:ext cx="3933825" cy="1238250"/>
+                    </a:xfrm>
+                    <a:prstGeom prst="rect">
+                      <a:avLst/>
+                    </a:prstGeom>
+                    <a:noFill/>
+                    <a:ln>
+                      <a:noFill/>
+                    </a:ln>
+                  </pic:spPr>
+                </pic:pic>
+              </a:graphicData>
+            </a:graphic>
+          </wp:inline>
+        </w:drawing>
+      </w:r>
+      <w:r>
+        <w:rPr>
+          <w:b/>
+        </w:rPr>
+        <w:br/>
+      </w:r>
+      <w:r>
+        <w:rPr>
+          <w:b/>
+        </w:rPr>
+        <w:br/>
+        <w:t>Brief description:</w:t>
+      </w:r>
+    </w:p>
+    <w:p>
+      <w:r>
+        <w:t>An Event Admin can reject members from events depending on their behaviour.</w:t>
+      </w:r>
+    </w:p>
+    <w:p>
+      <w:pPr>
+        <w:rPr>
+          <w:b/>
+        </w:rPr>
+      </w:pPr>
+      <w:r>
+        <w:rPr>
+          <w:b/>
+        </w:rPr>
+        <w:t>Initial step by step description.</w:t>
+      </w:r>
+    </w:p>
+    <w:p>
+      <w:r>
+        <w:t xml:space="preserve">Before this use case can be initiated the </w:t>
+      </w:r>
+      <w:proofErr w:type="gramStart"/>
+      <w:r>
+        <w:t>event</w:t>
+      </w:r>
+      <w:proofErr w:type="gramEnd"/>
+      <w:r>
+        <w:t xml:space="preserve"> admin must be logged in.</w:t>
+      </w:r>
+    </w:p>
+    <w:p>
+      <w:pPr>
+        <w:pStyle w:val="ListParagraph"/>
+        <w:numPr>
+          <w:ilvl w:val="0"/>
+          <w:numId w:val="36"/>
+        </w:numPr>
+        <w:spacing w:after="160" w:line="256" w:lineRule="auto"/>
+      </w:pPr>
+      <w:r>
+        <w:t xml:space="preserve">Event admin logs in </w:t>
+      </w:r>
+    </w:p>
+    <w:p>
+      <w:pPr>
+        <w:pStyle w:val="ListParagraph"/>
+        <w:numPr>
+          <w:ilvl w:val="0"/>
+          <w:numId w:val="36"/>
+        </w:numPr>
+        <w:spacing w:after="160" w:line="256" w:lineRule="auto"/>
+      </w:pPr>
+      <w:r>
+        <w:t>Clicks on events</w:t>
+      </w:r>
+    </w:p>
+    <w:p>
+      <w:pPr>
+        <w:pStyle w:val="ListParagraph"/>
+        <w:numPr>
+          <w:ilvl w:val="0"/>
+          <w:numId w:val="36"/>
+        </w:numPr>
+        <w:spacing w:after="160" w:line="256" w:lineRule="auto"/>
+        <w:rPr>
+          <w:b/>
+        </w:rPr>
+      </w:pPr>
+      <w:r>
+        <w:t xml:space="preserve">Clicks on participants </w:t>
+      </w:r>
+    </w:p>
+    <w:p>
+      <w:pPr>
+        <w:pStyle w:val="ListParagraph"/>
+        <w:numPr>
+          <w:ilvl w:val="0"/>
+          <w:numId w:val="36"/>
+        </w:numPr>
+        <w:spacing w:after="160" w:line="256" w:lineRule="auto"/>
+        <w:rPr>
+          <w:b/>
+        </w:rPr>
+      </w:pPr>
+      <w:r>
+        <w:t>Clicks on a x symbol beside member’s name</w:t>
+      </w:r>
+    </w:p>
+    <w:p>
+      <w:pPr>
+        <w:pStyle w:val="ListParagraph"/>
+        <w:numPr>
+          <w:ilvl w:val="0"/>
+          <w:numId w:val="36"/>
+        </w:numPr>
+        <w:spacing w:after="160" w:line="256" w:lineRule="auto"/>
+        <w:rPr>
+          <w:b/>
+        </w:rPr>
+      </w:pPr>
+      <w:r>
+        <w:t>Confirms to remove user or cancel</w:t>
+      </w:r>
+    </w:p>
+    <w:p>
+      <w:pPr>
+        <w:rPr>
+          <w:b/>
+        </w:rPr>
+      </w:pPr>
+    </w:p>
+    <w:p>
+      <w:pPr>
+        <w:tabs>
+          <w:tab w:val="left" w:pos="7086"/>
+        </w:tabs>
+        <w:rPr>
+          <w:rFonts w:eastAsia="宋体"/>
+          <w:b/>
+          <w:bCs/>
+          <w:sz w:val="28"/>
+          <w:szCs w:val="28"/>
+          <w:lang w:val="en-US" w:eastAsia="zh-CN"/>
+        </w:rPr>
+      </w:pPr>
+      <w:r>
+        <w:rPr>
+          <w:rFonts w:eastAsia="宋体"/>
+          <w:b/>
+          <w:bCs/>
+          <w:sz w:val="28"/>
+          <w:szCs w:val="28"/>
+          <w:lang w:val="en-US" w:eastAsia="zh-CN"/>
+        </w:rPr>
+        <w:t>Use case # 3 Guest</w:t>
+      </w:r>
+    </w:p>
+    <w:p>
+      <w:pPr>
+        <w:tabs>
+          <w:tab w:val="left" w:pos="7086"/>
+        </w:tabs>
+        <w:rPr>
+          <w:rFonts w:eastAsia="宋体"/>
+          <w:b/>
+          <w:sz w:val="22"/>
+          <w:szCs w:val="22"/>
+          <w:lang w:val="en-US" w:eastAsia="zh-CN"/>
+        </w:rPr>
+      </w:pPr>
+      <w:r>
+        <w:rPr>
+          <w:b/>
+        </w:rPr>
+        <w:t>Use Case 3.3.1</w:t>
+      </w:r>
+      <w:r>
+        <w:rPr>
+          <w:rFonts w:eastAsia="宋体"/>
+          <w:b/>
+          <w:lang w:val="en-US" w:eastAsia="zh-CN"/>
+        </w:rPr>
+        <w:t>1</w:t>
+      </w:r>
+      <w:r>
+        <w:rPr>
+          <w:b/>
+        </w:rPr>
+        <w:t xml:space="preserve">: </w:t>
+      </w:r>
+      <w:r>
+        <w:rPr>
+          <w:rFonts w:eastAsia="宋体"/>
+          <w:b/>
+          <w:lang w:val="en-US" w:eastAsia="zh-CN"/>
+        </w:rPr>
+        <w:t>Browse Events</w:t>
+      </w:r>
+    </w:p>
+    <w:p>
+      <w:pPr>
+        <w:tabs>
+          <w:tab w:val="left" w:pos="7086"/>
+        </w:tabs>
+        <w:rPr>
+          <w:rFonts w:eastAsiaTheme="minorHAnsi"/>
+          <w:b/>
+          <w:lang w:val="en-US" w:eastAsia="zh-CN"/>
+        </w:rPr>
+      </w:pPr>
+      <w:r>
+        <w:rPr>
+          <w:b/>
+          <w:noProof/>
+          <w:lang w:val="en-US" w:eastAsia="zh-CN"/>
+        </w:rPr>
+        <w:drawing>
+          <wp:inline distT="0" distB="0" distL="0" distR="0" wp14:anchorId="1E043AD9" wp14:editId="283E530E">
+            <wp:extent cx="3629025" cy="914400"/>
+            <wp:effectExtent l="0" t="0" r="0" b="0"/>
+            <wp:docPr id="23" name="Picture 23" descr="A1"/>
+            <wp:cNvGraphicFramePr>
+              <a:graphicFrameLocks xmlns:a="http://schemas.openxmlformats.org/drawingml/2006/main" noChangeAspect="1"/>
+            </wp:cNvGraphicFramePr>
+            <a:graphic xmlns:a="http://schemas.openxmlformats.org/drawingml/2006/main">
+              <a:graphicData uri="http://schemas.openxmlformats.org/drawingml/2006/picture">
+                <pic:pic xmlns:pic="http://schemas.openxmlformats.org/drawingml/2006/picture">
+                  <pic:nvPicPr>
+                    <pic:cNvPr id="0" name="图片 2" descr="A1"/>
+                    <pic:cNvPicPr>
+                      <a:picLocks noChangeAspect="1" noChangeArrowheads="1"/>
+                    </pic:cNvPicPr>
+                  </pic:nvPicPr>
+                  <pic:blipFill>
+                    <a:blip r:embed="rId22">
+                      <a:extLst>
+                        <a:ext uri="{28A0092B-C50C-407E-A947-70E740481C1C}">
+                          <a14:useLocalDpi xmlns:a14="http://schemas.microsoft.com/office/drawing/2010/main" val="0"/>
+                        </a:ext>
+                      </a:extLst>
+                    </a:blip>
+                    <a:srcRect/>
+                    <a:stretch>
+                      <a:fillRect/>
+                    </a:stretch>
+                  </pic:blipFill>
+                  <pic:spPr bwMode="auto">
+                    <a:xfrm>
+                      <a:off x="0" y="0"/>
+                      <a:ext cx="3629025" cy="914400"/>
+                    </a:xfrm>
+                    <a:prstGeom prst="rect">
+                      <a:avLst/>
+                    </a:prstGeom>
+                    <a:noFill/>
+                    <a:ln>
+                      <a:noFill/>
+                    </a:ln>
+                  </pic:spPr>
+                </pic:pic>
+              </a:graphicData>
+            </a:graphic>
+          </wp:inline>
+        </w:drawing>
+      </w:r>
+    </w:p>
+    <w:p>
+      <w:pPr>
+        <w:tabs>
+          <w:tab w:val="left" w:pos="7086"/>
+        </w:tabs>
+        <w:rPr>
+          <w:rFonts w:eastAsia="宋体"/>
+          <w:b/>
+          <w:bCs/>
+          <w:sz w:val="28"/>
+          <w:szCs w:val="28"/>
+          <w:lang w:val="en-US" w:eastAsia="zh-CN"/>
+        </w:rPr>
+      </w:pPr>
+    </w:p>
+    <w:p>
+      <w:pPr>
+        <w:rPr>
+          <w:rFonts w:eastAsiaTheme="minorHAnsi"/>
+          <w:b/>
+          <w:sz w:val="22"/>
+          <w:szCs w:val="22"/>
+          <w:lang w:eastAsia="en-US"/>
+        </w:rPr>
+      </w:pPr>
+      <w:r>
+        <w:rPr>
+          <w:b/>
+        </w:rPr>
+        <w:t>Brief description:</w:t>
+      </w:r>
+    </w:p>
+    <w:p>
+      <w:r>
+        <w:t xml:space="preserve"> </w:t>
+      </w:r>
+      <w:r>
+        <w:rPr>
+          <w:rFonts w:eastAsia="宋体"/>
+          <w:lang w:val="en-US" w:eastAsia="zh-CN"/>
+        </w:rPr>
+        <w:t>Guest</w:t>
+      </w:r>
+      <w:r>
+        <w:t xml:space="preserve"> can </w:t>
+      </w:r>
+      <w:r>
+        <w:rPr>
+          <w:rFonts w:eastAsia="宋体"/>
+          <w:lang w:val="en-US" w:eastAsia="zh-CN"/>
+        </w:rPr>
+        <w:t>browse</w:t>
+      </w:r>
+      <w:r>
+        <w:t xml:space="preserve"> </w:t>
+      </w:r>
+      <w:proofErr w:type="spellStart"/>
+      <w:r>
+        <w:t>cultura</w:t>
+      </w:r>
+      <w:proofErr w:type="spellEnd"/>
+      <w:r>
+        <w:rPr>
+          <w:rFonts w:eastAsia="宋体"/>
+          <w:lang w:val="en-US" w:eastAsia="zh-CN"/>
+        </w:rPr>
+        <w:t xml:space="preserve">l events but </w:t>
+      </w:r>
+      <w:proofErr w:type="spellStart"/>
+      <w:r>
+        <w:rPr>
+          <w:rFonts w:eastAsia="宋体"/>
+          <w:lang w:val="en-US" w:eastAsia="zh-CN"/>
+        </w:rPr>
+        <w:t>can not</w:t>
+      </w:r>
+      <w:proofErr w:type="spellEnd"/>
+      <w:r>
+        <w:rPr>
+          <w:rFonts w:eastAsia="宋体"/>
+          <w:lang w:val="en-US" w:eastAsia="zh-CN"/>
+        </w:rPr>
+        <w:t xml:space="preserve"> attend</w:t>
+      </w:r>
+      <w:r>
+        <w:t>.</w:t>
+      </w:r>
+    </w:p>
+    <w:p>
+      <w:pPr>
+        <w:rPr>
+          <w:b/>
+        </w:rPr>
+      </w:pPr>
+      <w:r>
+        <w:rPr>
+          <w:b/>
+        </w:rPr>
+        <w:t>Initial step by step description.</w:t>
+      </w:r>
+    </w:p>
+    <w:p>
+      <w:pPr>
+        <w:rPr>
+          <w:rFonts w:eastAsia="宋体"/>
+          <w:lang w:val="en-US" w:eastAsia="zh-CN"/>
+        </w:rPr>
+      </w:pPr>
+      <w:r>
+        <w:rPr>
+          <w:rFonts w:eastAsia="宋体"/>
+          <w:lang w:val="en-US" w:eastAsia="zh-CN"/>
+        </w:rPr>
+        <w:t>Guest can browse cultural events anytime and do not need log in.</w:t>
+      </w:r>
+    </w:p>
+    <w:p>
+      <w:pPr>
+        <w:pStyle w:val="ListParagraph"/>
+        <w:numPr>
+          <w:ilvl w:val="0"/>
+          <w:numId w:val="37"/>
+        </w:numPr>
+        <w:spacing w:after="160" w:line="256" w:lineRule="auto"/>
+        <w:ind w:firstLineChars="200" w:firstLine="480"/>
+        <w:rPr>
+          <w:rFonts w:eastAsia="宋体"/>
+          <w:lang w:val="en-US" w:eastAsia="zh-CN"/>
+        </w:rPr>
+      </w:pPr>
+      <w:r>
+        <w:rPr>
+          <w:rFonts w:eastAsia="宋体"/>
+          <w:lang w:val="en-US" w:eastAsia="zh-CN"/>
+        </w:rPr>
+        <w:t xml:space="preserve">Guest can </w:t>
+      </w:r>
+      <w:proofErr w:type="gramStart"/>
+      <w:r>
+        <w:rPr>
+          <w:rFonts w:eastAsia="宋体"/>
+          <w:lang w:val="en-US" w:eastAsia="zh-CN"/>
+        </w:rPr>
+        <w:t>clicks</w:t>
+      </w:r>
+      <w:proofErr w:type="gramEnd"/>
+      <w:r>
+        <w:rPr>
+          <w:rFonts w:eastAsia="宋体"/>
+          <w:lang w:val="en-US" w:eastAsia="zh-CN"/>
+        </w:rPr>
+        <w:t xml:space="preserve"> on Cultural page</w:t>
+      </w:r>
+    </w:p>
+    <w:p>
+      <w:pPr>
+        <w:pStyle w:val="ListParagraph"/>
+        <w:numPr>
+          <w:ilvl w:val="0"/>
+          <w:numId w:val="37"/>
+        </w:numPr>
+        <w:spacing w:after="160" w:line="256" w:lineRule="auto"/>
+        <w:ind w:firstLineChars="200" w:firstLine="480"/>
+        <w:rPr>
+          <w:rFonts w:eastAsia="宋体"/>
+          <w:lang w:val="en-US" w:eastAsia="zh-CN"/>
+        </w:rPr>
+      </w:pPr>
+      <w:r>
+        <w:rPr>
+          <w:rFonts w:eastAsia="宋体"/>
+          <w:lang w:val="en-US" w:eastAsia="zh-CN"/>
+        </w:rPr>
+        <w:t xml:space="preserve">Guest can </w:t>
+      </w:r>
+      <w:proofErr w:type="gramStart"/>
+      <w:r>
+        <w:rPr>
+          <w:rFonts w:eastAsia="宋体"/>
+          <w:lang w:val="en-US" w:eastAsia="zh-CN"/>
+        </w:rPr>
+        <w:t>clicks</w:t>
+      </w:r>
+      <w:proofErr w:type="gramEnd"/>
+      <w:r>
+        <w:rPr>
+          <w:rFonts w:eastAsia="宋体"/>
+          <w:lang w:val="en-US" w:eastAsia="zh-CN"/>
+        </w:rPr>
+        <w:t xml:space="preserve"> on an article</w:t>
+      </w:r>
+    </w:p>
+    <w:p>
+      <w:pPr>
+        <w:pStyle w:val="ListParagraph"/>
+        <w:numPr>
+          <w:ilvl w:val="0"/>
+          <w:numId w:val="37"/>
+        </w:numPr>
+        <w:spacing w:after="160" w:line="256" w:lineRule="auto"/>
+        <w:ind w:firstLineChars="200" w:firstLine="480"/>
+        <w:rPr>
+          <w:rFonts w:eastAsia="宋体"/>
+          <w:lang w:val="en-US" w:eastAsia="zh-CN"/>
+        </w:rPr>
+      </w:pPr>
+      <w:r>
+        <w:rPr>
+          <w:rFonts w:eastAsia="宋体"/>
+          <w:lang w:val="en-US" w:eastAsia="zh-CN"/>
+        </w:rPr>
+        <w:t xml:space="preserve">Guest can </w:t>
+      </w:r>
+      <w:proofErr w:type="gramStart"/>
+      <w:r>
+        <w:rPr>
+          <w:rFonts w:eastAsia="宋体"/>
+          <w:lang w:val="en-US" w:eastAsia="zh-CN"/>
+        </w:rPr>
+        <w:t>clicks</w:t>
+      </w:r>
+      <w:proofErr w:type="gramEnd"/>
+      <w:r>
+        <w:rPr>
+          <w:rFonts w:eastAsia="宋体"/>
+          <w:lang w:val="en-US" w:eastAsia="zh-CN"/>
+        </w:rPr>
+        <w:t xml:space="preserve"> on cultural events</w:t>
+      </w:r>
+    </w:p>
+    <w:p>
+      <w:pPr>
+        <w:pStyle w:val="ListParagraph"/>
+        <w:ind w:leftChars="200" w:left="480"/>
+        <w:rPr>
+          <w:rFonts w:eastAsia="宋体"/>
+          <w:lang w:val="en-US" w:eastAsia="zh-CN"/>
+        </w:rPr>
+      </w:pPr>
+    </w:p>
+    <w:p>
+      <w:pPr>
+        <w:pStyle w:val="ListParagraph"/>
+        <w:ind w:leftChars="200" w:left="480"/>
+        <w:rPr>
+          <w:rFonts w:eastAsia="宋体"/>
+          <w:lang w:val="en-US" w:eastAsia="zh-CN"/>
+        </w:rPr>
+      </w:pPr>
+    </w:p>
+    <w:p>
+      <w:pPr>
+        <w:tabs>
+          <w:tab w:val="left" w:pos="7086"/>
+        </w:tabs>
+        <w:rPr>
+          <w:rFonts w:eastAsia="宋体"/>
+          <w:b/>
+          <w:lang w:val="en-US" w:eastAsia="zh-CN"/>
+        </w:rPr>
+      </w:pPr>
+      <w:r>
+        <w:rPr>
+          <w:b/>
+        </w:rPr>
+        <w:t>Use Case 3.3.1</w:t>
+      </w:r>
+      <w:r>
+        <w:rPr>
+          <w:rFonts w:eastAsia="宋体"/>
+          <w:b/>
+          <w:lang w:val="en-US" w:eastAsia="zh-CN"/>
+        </w:rPr>
+        <w:t>2</w:t>
+      </w:r>
+      <w:r>
+        <w:rPr>
+          <w:b/>
+        </w:rPr>
+        <w:t xml:space="preserve">: </w:t>
+      </w:r>
+      <w:r>
+        <w:rPr>
+          <w:rFonts w:eastAsia="宋体"/>
+          <w:b/>
+          <w:lang w:val="en-US" w:eastAsia="zh-CN"/>
+        </w:rPr>
+        <w:t>Browse Cultural wiki</w:t>
+      </w:r>
+    </w:p>
+    <w:p>
+      <w:pPr>
+        <w:tabs>
+          <w:tab w:val="left" w:pos="7086"/>
+        </w:tabs>
+        <w:rPr>
+          <w:rFonts w:eastAsiaTheme="minorHAnsi"/>
+          <w:b/>
+          <w:lang w:val="en-US" w:eastAsia="zh-CN"/>
+        </w:rPr>
+      </w:pPr>
+      <w:r>
+        <w:rPr>
+          <w:b/>
+          <w:noProof/>
+          <w:lang w:val="en-US" w:eastAsia="zh-CN"/>
+        </w:rPr>
+        <w:drawing>
+          <wp:inline distT="0" distB="0" distL="0" distR="0" wp14:anchorId="235245E4" wp14:editId="0DEFF63C">
+            <wp:extent cx="3629025" cy="914400"/>
+            <wp:effectExtent l="0" t="0" r="0" b="0"/>
+            <wp:docPr id="22" name="Picture 22" descr="1"/>
+            <wp:cNvGraphicFramePr>
+              <a:graphicFrameLocks xmlns:a="http://schemas.openxmlformats.org/drawingml/2006/main" noChangeAspect="1"/>
+            </wp:cNvGraphicFramePr>
+            <a:graphic xmlns:a="http://schemas.openxmlformats.org/drawingml/2006/main">
+              <a:graphicData uri="http://schemas.openxmlformats.org/drawingml/2006/picture">
+                <pic:pic xmlns:pic="http://schemas.openxmlformats.org/drawingml/2006/picture">
+                  <pic:nvPicPr>
+                    <pic:cNvPr id="0" name="图片 7" descr="1"/>
+                    <pic:cNvPicPr>
+                      <a:picLocks noChangeAspect="1" noChangeArrowheads="1"/>
+                    </pic:cNvPicPr>
+                  </pic:nvPicPr>
+                  <pic:blipFill>
+                    <a:blip r:embed="rId23">
+                      <a:extLst>
+                        <a:ext uri="{28A0092B-C50C-407E-A947-70E740481C1C}">
+                          <a14:useLocalDpi xmlns:a14="http://schemas.microsoft.com/office/drawing/2010/main" val="0"/>
+                        </a:ext>
+                      </a:extLst>
+                    </a:blip>
+                    <a:srcRect/>
+                    <a:stretch>
+                      <a:fillRect/>
+                    </a:stretch>
+                  </pic:blipFill>
+                  <pic:spPr bwMode="auto">
+                    <a:xfrm>
+                      <a:off x="0" y="0"/>
+                      <a:ext cx="3629025" cy="914400"/>
+                    </a:xfrm>
+                    <a:prstGeom prst="rect">
+                      <a:avLst/>
+                    </a:prstGeom>
+                    <a:noFill/>
+                    <a:ln>
+                      <a:noFill/>
+                    </a:ln>
+                  </pic:spPr>
+                </pic:pic>
+              </a:graphicData>
+            </a:graphic>
+          </wp:inline>
+        </w:drawing>
+      </w:r>
+    </w:p>
+    <w:p>
+      <w:pPr>
+        <w:tabs>
+          <w:tab w:val="left" w:pos="7086"/>
+        </w:tabs>
+        <w:rPr>
+          <w:rFonts w:eastAsia="宋体"/>
+          <w:b/>
+          <w:bCs/>
+          <w:sz w:val="28"/>
+          <w:szCs w:val="28"/>
+          <w:lang w:val="en-US" w:eastAsia="zh-CN"/>
+        </w:rPr>
+      </w:pPr>
+    </w:p>
+    <w:p>
+      <w:pPr>
+        <w:rPr>
+          <w:rFonts w:eastAsiaTheme="minorHAnsi"/>
+          <w:b/>
+          <w:sz w:val="22"/>
+          <w:szCs w:val="22"/>
+          <w:lang w:eastAsia="en-US"/>
+        </w:rPr>
+      </w:pPr>
+      <w:r>
+        <w:rPr>
+          <w:b/>
+        </w:rPr>
+        <w:t>Brief description:</w:t>
+      </w:r>
+    </w:p>
+    <w:p>
+      <w:r>
+        <w:t xml:space="preserve"> </w:t>
+      </w:r>
+      <w:r>
+        <w:rPr>
+          <w:rFonts w:eastAsia="宋体"/>
+          <w:lang w:val="en-US" w:eastAsia="zh-CN"/>
+        </w:rPr>
+        <w:t>Guest</w:t>
+      </w:r>
+      <w:r>
+        <w:t xml:space="preserve"> can </w:t>
+      </w:r>
+      <w:r>
+        <w:rPr>
+          <w:rFonts w:eastAsia="宋体"/>
+          <w:lang w:val="en-US" w:eastAsia="zh-CN"/>
+        </w:rPr>
+        <w:t>browse</w:t>
+      </w:r>
+      <w:r>
+        <w:t xml:space="preserve"> </w:t>
+      </w:r>
+      <w:proofErr w:type="spellStart"/>
+      <w:r>
+        <w:t>cultura</w:t>
+      </w:r>
+      <w:proofErr w:type="spellEnd"/>
+      <w:r>
+        <w:rPr>
+          <w:rFonts w:eastAsia="宋体"/>
+          <w:lang w:val="en-US" w:eastAsia="zh-CN"/>
+        </w:rPr>
+        <w:t xml:space="preserve">l Wiki but </w:t>
+      </w:r>
+      <w:proofErr w:type="spellStart"/>
+      <w:r>
+        <w:rPr>
+          <w:rFonts w:eastAsia="宋体"/>
+          <w:lang w:val="en-US" w:eastAsia="zh-CN"/>
+        </w:rPr>
+        <w:t>can not</w:t>
+      </w:r>
+      <w:proofErr w:type="spellEnd"/>
+      <w:r>
+        <w:rPr>
+          <w:rFonts w:eastAsia="宋体"/>
+          <w:lang w:val="en-US" w:eastAsia="zh-CN"/>
+        </w:rPr>
+        <w:t xml:space="preserve"> attend</w:t>
+      </w:r>
+      <w:r>
+        <w:t>.</w:t>
+      </w:r>
+    </w:p>
+    <w:p>
+      <w:pPr>
+        <w:rPr>
+          <w:b/>
+        </w:rPr>
+      </w:pPr>
+      <w:r>
+        <w:rPr>
+          <w:b/>
+        </w:rPr>
+        <w:t>Initial step by step description.</w:t>
+      </w:r>
+    </w:p>
+    <w:p>
+      <w:pPr>
+        <w:rPr>
+          <w:rFonts w:eastAsia="宋体"/>
+          <w:lang w:val="en-US" w:eastAsia="zh-CN"/>
+        </w:rPr>
+      </w:pPr>
+      <w:r>
+        <w:rPr>
+          <w:rFonts w:eastAsia="宋体"/>
+          <w:lang w:val="en-US" w:eastAsia="zh-CN"/>
+        </w:rPr>
+        <w:t>Guest can browse cultural Wiki anytime and do not need log in.</w:t>
+      </w:r>
+    </w:p>
+    <w:p>
+      <w:pPr>
+        <w:numPr>
+          <w:ilvl w:val="0"/>
+          <w:numId w:val="38"/>
+        </w:numPr>
+        <w:spacing w:after="160"/>
+        <w:ind w:firstLine="720"/>
+        <w:rPr>
+          <w:rFonts w:eastAsia="宋体"/>
+          <w:lang w:val="en-US" w:eastAsia="zh-CN"/>
+        </w:rPr>
+      </w:pPr>
+      <w:r>
+        <w:rPr>
+          <w:rFonts w:eastAsia="宋体"/>
+          <w:lang w:val="en-US" w:eastAsia="zh-CN"/>
+        </w:rPr>
+        <w:t xml:space="preserve">Guest can </w:t>
+      </w:r>
+      <w:proofErr w:type="gramStart"/>
+      <w:r>
+        <w:rPr>
+          <w:rFonts w:eastAsia="宋体"/>
+          <w:lang w:val="en-US" w:eastAsia="zh-CN"/>
+        </w:rPr>
+        <w:t>clicks</w:t>
+      </w:r>
+      <w:proofErr w:type="gramEnd"/>
+      <w:r>
+        <w:rPr>
+          <w:rFonts w:eastAsia="宋体"/>
+          <w:lang w:val="en-US" w:eastAsia="zh-CN"/>
+        </w:rPr>
+        <w:t xml:space="preserve"> on Wiki page</w:t>
+      </w:r>
+    </w:p>
+    <w:p>
+      <w:pPr>
+        <w:numPr>
+          <w:ilvl w:val="0"/>
+          <w:numId w:val="38"/>
+        </w:numPr>
+        <w:spacing w:after="160"/>
+        <w:ind w:firstLine="720"/>
+        <w:rPr>
+          <w:rFonts w:eastAsia="宋体"/>
+          <w:lang w:val="en-US" w:eastAsia="zh-CN"/>
+        </w:rPr>
+      </w:pPr>
+      <w:r>
+        <w:rPr>
+          <w:rFonts w:eastAsia="宋体"/>
+          <w:lang w:val="en-US" w:eastAsia="zh-CN"/>
+        </w:rPr>
+        <w:t xml:space="preserve">Guest can </w:t>
+      </w:r>
+      <w:proofErr w:type="gramStart"/>
+      <w:r>
+        <w:rPr>
+          <w:rFonts w:eastAsia="宋体"/>
+          <w:lang w:val="en-US" w:eastAsia="zh-CN"/>
+        </w:rPr>
+        <w:t>clicks</w:t>
+      </w:r>
+      <w:proofErr w:type="gramEnd"/>
+      <w:r>
+        <w:rPr>
+          <w:rFonts w:eastAsia="宋体"/>
+          <w:lang w:val="en-US" w:eastAsia="zh-CN"/>
+        </w:rPr>
+        <w:t xml:space="preserve"> on an article</w:t>
+      </w:r>
+    </w:p>
+    <w:p>
+      <w:pPr>
+        <w:numPr>
+          <w:ilvl w:val="0"/>
+          <w:numId w:val="38"/>
+        </w:numPr>
+        <w:spacing w:after="160"/>
+        <w:ind w:firstLine="720"/>
+        <w:rPr>
+          <w:rFonts w:eastAsia="宋体"/>
+          <w:lang w:val="en-US" w:eastAsia="zh-CN"/>
+        </w:rPr>
+      </w:pPr>
+      <w:r>
+        <w:rPr>
+          <w:rFonts w:eastAsia="宋体"/>
+          <w:lang w:val="en-US" w:eastAsia="zh-CN"/>
+        </w:rPr>
+        <w:t xml:space="preserve">Guest can </w:t>
+      </w:r>
+      <w:proofErr w:type="gramStart"/>
+      <w:r>
+        <w:rPr>
+          <w:rFonts w:eastAsia="宋体"/>
+          <w:lang w:val="en-US" w:eastAsia="zh-CN"/>
+        </w:rPr>
+        <w:t>clicks</w:t>
+      </w:r>
+      <w:proofErr w:type="gramEnd"/>
+      <w:r>
+        <w:rPr>
+          <w:rFonts w:eastAsia="宋体"/>
+          <w:lang w:val="en-US" w:eastAsia="zh-CN"/>
+        </w:rPr>
+        <w:t xml:space="preserve"> on cultural Wiki</w:t>
+      </w:r>
+    </w:p>
+    <w:p>
+      <w:pPr>
+        <w:spacing w:line="120" w:lineRule="auto"/>
+        <w:ind w:firstLine="720"/>
+        <w:rPr>
+          <w:rFonts w:eastAsia="宋体"/>
+          <w:lang w:val="en-US" w:eastAsia="zh-CN"/>
+        </w:rPr>
+      </w:pPr>
+    </w:p>
+    <w:p>
+      <w:pPr>
+        <w:spacing w:line="259" w:lineRule="auto"/>
+        <w:rPr>
+          <w:rFonts w:eastAsia="宋体"/>
+          <w:lang w:val="en-US" w:eastAsia="zh-CN"/>
+        </w:rPr>
+      </w:pPr>
+    </w:p>
+    <w:p>
+      <w:pPr>
+        <w:ind w:firstLine="720"/>
+        <w:rPr>
+          <w:rFonts w:eastAsia="宋体"/>
+          <w:lang w:val="en-US" w:eastAsia="zh-CN"/>
+        </w:rPr>
+      </w:pPr>
+    </w:p>
+    <w:p>
+      <w:pPr>
+        <w:pStyle w:val="ListParagraph"/>
+        <w:ind w:leftChars="200" w:left="480"/>
+        <w:rPr>
+          <w:rFonts w:eastAsia="宋体"/>
+          <w:lang w:val="en-US" w:eastAsia="zh-CN"/>
+        </w:rPr>
+      </w:pPr>
+    </w:p>
+    <w:p>
+      <w:pPr>
+        <w:tabs>
+          <w:tab w:val="left" w:pos="7086"/>
+        </w:tabs>
+        <w:rPr>
+          <w:rFonts w:eastAsia="宋体"/>
+          <w:lang w:val="en-US" w:eastAsia="zh-CN"/>
+        </w:rPr>
+      </w:pPr>
+      <w:r>
+        <w:rPr>
+          <w:rFonts w:eastAsia="宋体"/>
+          <w:b/>
+          <w:bCs/>
+          <w:sz w:val="28"/>
+          <w:szCs w:val="28"/>
+          <w:lang w:val="en-US" w:eastAsia="zh-CN"/>
+        </w:rPr>
+        <w:t>Use case # 4 Site Admin</w:t>
+      </w:r>
+    </w:p>
+    <w:p>
+      <w:pPr>
+        <w:tabs>
+          <w:tab w:val="left" w:pos="7086"/>
+        </w:tabs>
+        <w:rPr>
+          <w:rFonts w:eastAsia="宋体"/>
+          <w:b/>
+          <w:lang w:val="en-US" w:eastAsia="zh-CN"/>
+        </w:rPr>
+      </w:pPr>
+      <w:r>
+        <w:rPr>
+          <w:b/>
+        </w:rPr>
+        <w:t>Use Case 3.3.1</w:t>
+      </w:r>
+      <w:r>
+        <w:rPr>
+          <w:rFonts w:eastAsia="宋体"/>
+          <w:b/>
+          <w:lang w:val="en-US" w:eastAsia="zh-CN"/>
+        </w:rPr>
+        <w:t>3</w:t>
+      </w:r>
+      <w:r>
+        <w:rPr>
+          <w:b/>
+        </w:rPr>
+        <w:t xml:space="preserve">: </w:t>
+      </w:r>
+      <w:r>
+        <w:rPr>
+          <w:rFonts w:eastAsia="宋体"/>
+          <w:b/>
+          <w:lang w:val="en-US" w:eastAsia="zh-CN"/>
+        </w:rPr>
+        <w:t xml:space="preserve"> Access Database</w:t>
+      </w:r>
+    </w:p>
+    <w:p>
+      <w:pPr>
+        <w:tabs>
+          <w:tab w:val="left" w:pos="7086"/>
+        </w:tabs>
+        <w:rPr>
+          <w:rFonts w:eastAsiaTheme="minorHAnsi"/>
+          <w:b/>
+          <w:lang w:val="en-US" w:eastAsia="zh-CN"/>
+        </w:rPr>
+      </w:pPr>
+      <w:r>
+        <w:rPr>
+          <w:b/>
+          <w:noProof/>
+          <w:lang w:val="en-US" w:eastAsia="zh-CN"/>
+        </w:rPr>
+        <w:drawing>
+          <wp:inline distT="0" distB="0" distL="0" distR="0" wp14:anchorId="264FF201" wp14:editId="0FD46106">
+            <wp:extent cx="3629025" cy="914400"/>
+            <wp:effectExtent l="0" t="0" r="0" b="0"/>
+            <wp:docPr id="21" name="Picture 21" descr="2"/>
+            <wp:cNvGraphicFramePr>
+              <a:graphicFrameLocks xmlns:a="http://schemas.openxmlformats.org/drawingml/2006/main" noChangeAspect="1"/>
+            </wp:cNvGraphicFramePr>
+            <a:graphic xmlns:a="http://schemas.openxmlformats.org/drawingml/2006/main">
+              <a:graphicData uri="http://schemas.openxmlformats.org/drawingml/2006/picture">
+                <pic:pic xmlns:pic="http://schemas.openxmlformats.org/drawingml/2006/picture">
+                  <pic:nvPicPr>
+                    <pic:cNvPr id="0" name="图片 11" descr="2"/>
+                    <pic:cNvPicPr>
+                      <a:picLocks noChangeAspect="1" noChangeArrowheads="1"/>
+                    </pic:cNvPicPr>
+                  </pic:nvPicPr>
+                  <pic:blipFill>
+                    <a:blip r:embed="rId24">
+                      <a:extLst>
+                        <a:ext uri="{28A0092B-C50C-407E-A947-70E740481C1C}">
+                          <a14:useLocalDpi xmlns:a14="http://schemas.microsoft.com/office/drawing/2010/main" val="0"/>
+                        </a:ext>
+                      </a:extLst>
+                    </a:blip>
+                    <a:srcRect/>
+                    <a:stretch>
+                      <a:fillRect/>
+                    </a:stretch>
+                  </pic:blipFill>
+                  <pic:spPr bwMode="auto">
+                    <a:xfrm>
+                      <a:off x="0" y="0"/>
+                      <a:ext cx="3629025" cy="914400"/>
+                    </a:xfrm>
+                    <a:prstGeom prst="rect">
+                      <a:avLst/>
+                    </a:prstGeom>
+                    <a:noFill/>
+                    <a:ln>
+                      <a:noFill/>
+                    </a:ln>
+                  </pic:spPr>
+                </pic:pic>
+              </a:graphicData>
+            </a:graphic>
+          </wp:inline>
+        </w:drawing>
+      </w:r>
+    </w:p>
+    <w:p>
+      <w:pPr>
+        <w:tabs>
+          <w:tab w:val="left" w:pos="7086"/>
+        </w:tabs>
+        <w:rPr>
+          <w:rFonts w:eastAsia="宋体"/>
+          <w:b/>
+          <w:bCs/>
+          <w:sz w:val="28"/>
+          <w:szCs w:val="28"/>
+          <w:lang w:val="en-US" w:eastAsia="zh-CN"/>
+        </w:rPr>
+      </w:pPr>
+    </w:p>
+    <w:p>
+      <w:pPr>
+        <w:rPr>
+          <w:rFonts w:eastAsiaTheme="minorHAnsi"/>
+          <w:b/>
+          <w:sz w:val="22"/>
+          <w:szCs w:val="22"/>
+          <w:lang w:eastAsia="en-US"/>
+        </w:rPr>
+      </w:pPr>
+      <w:r>
+        <w:rPr>
+          <w:b/>
+        </w:rPr>
+        <w:t>Brief description:</w:t>
+      </w:r>
+    </w:p>
+    <w:p>
+      <w:pPr>
+        <w:rPr>
+          <w:rFonts w:eastAsia="宋体"/>
+          <w:lang w:val="en-US" w:eastAsia="zh-CN"/>
+        </w:rPr>
+      </w:pPr>
+      <w:r>
+        <w:t xml:space="preserve"> </w:t>
+      </w:r>
+      <w:r>
+        <w:rPr>
+          <w:rFonts w:eastAsia="宋体"/>
+          <w:lang w:val="en-US" w:eastAsia="zh-CN"/>
+        </w:rPr>
+        <w:t>Admin can access database to control Web and database and all information.</w:t>
+      </w:r>
+    </w:p>
+    <w:p>
+      <w:pPr>
+        <w:rPr>
+          <w:rFonts w:eastAsiaTheme="minorHAnsi"/>
+          <w:b/>
+          <w:lang w:eastAsia="en-US"/>
+        </w:rPr>
+      </w:pPr>
+      <w:r>
+        <w:rPr>
+          <w:b/>
+        </w:rPr>
+        <w:t>Initial step by step description.</w:t>
+      </w:r>
+    </w:p>
+    <w:p>
+      <w:r>
+        <w:t xml:space="preserve">Before the </w:t>
+      </w:r>
+      <w:r>
+        <w:rPr>
+          <w:rFonts w:eastAsia="宋体"/>
+          <w:lang w:val="en-US" w:eastAsia="zh-CN"/>
+        </w:rPr>
+        <w:t xml:space="preserve">Admin </w:t>
+      </w:r>
+      <w:r>
+        <w:t xml:space="preserve">can </w:t>
+      </w:r>
+      <w:proofErr w:type="gramStart"/>
+      <w:r>
+        <w:rPr>
+          <w:rFonts w:eastAsia="宋体"/>
+          <w:lang w:val="en-US" w:eastAsia="zh-CN"/>
+        </w:rPr>
+        <w:t xml:space="preserve">access </w:t>
+      </w:r>
+      <w:r>
+        <w:t xml:space="preserve"> the</w:t>
+      </w:r>
+      <w:proofErr w:type="gramEnd"/>
+      <w:r>
+        <w:t xml:space="preserve"> </w:t>
+      </w:r>
+      <w:r>
+        <w:rPr>
+          <w:rFonts w:eastAsia="宋体"/>
+          <w:lang w:val="en-US" w:eastAsia="zh-CN"/>
+        </w:rPr>
+        <w:t>database</w:t>
+      </w:r>
+      <w:r>
+        <w:t xml:space="preserve">, they must be logged in. </w:t>
+      </w:r>
+    </w:p>
+    <w:p>
+      <w:pPr>
+        <w:rPr>
+          <w:lang w:val="en-US" w:eastAsia="zh-CN"/>
+        </w:rPr>
+      </w:pPr>
+    </w:p>
+    <w:p>
+      <w:pPr>
+        <w:numPr>
+          <w:ilvl w:val="0"/>
+          <w:numId w:val="39"/>
+        </w:numPr>
+        <w:spacing w:after="160"/>
+        <w:ind w:left="720"/>
+        <w:rPr>
+          <w:rFonts w:eastAsia="宋体"/>
+          <w:lang w:val="en-US" w:eastAsia="zh-CN"/>
+        </w:rPr>
+      </w:pPr>
+      <w:r>
+        <w:rPr>
+          <w:rFonts w:eastAsia="宋体"/>
+          <w:lang w:val="en-US" w:eastAsia="zh-CN"/>
+        </w:rPr>
+        <w:t>Site admin log in to admin page.</w:t>
+      </w:r>
+    </w:p>
+    <w:p>
+      <w:pPr>
+        <w:ind w:left="720"/>
+        <w:rPr>
+          <w:rFonts w:eastAsia="宋体"/>
+          <w:lang w:val="en-US" w:eastAsia="zh-CN"/>
+        </w:rPr>
+      </w:pPr>
+      <w:r>
+        <w:rPr>
+          <w:rFonts w:eastAsia="宋体"/>
+          <w:lang w:val="en-US" w:eastAsia="zh-CN"/>
+        </w:rPr>
+        <w:t>2. Clicks on Admin Page</w:t>
+      </w:r>
+    </w:p>
+    <w:p>
+      <w:pPr>
+        <w:ind w:left="720"/>
+        <w:rPr>
+          <w:rFonts w:eastAsia="宋体"/>
+          <w:lang w:val="en-US" w:eastAsia="zh-CN"/>
+        </w:rPr>
+      </w:pPr>
+      <w:r>
+        <w:rPr>
+          <w:rFonts w:eastAsia="宋体"/>
+          <w:lang w:val="en-US" w:eastAsia="zh-CN"/>
+        </w:rPr>
+        <w:t xml:space="preserve">3. Site upload data. </w:t>
+      </w:r>
+    </w:p>
+    <w:p>
+      <w:pPr>
+        <w:ind w:left="720"/>
+        <w:rPr>
+          <w:rFonts w:eastAsia="宋体"/>
+          <w:lang w:val="en-US" w:eastAsia="zh-CN"/>
+        </w:rPr>
+      </w:pPr>
+      <w:r>
+        <w:rPr>
+          <w:rFonts w:eastAsia="宋体"/>
+          <w:lang w:val="en-US" w:eastAsia="zh-CN"/>
+        </w:rPr>
+        <w:lastRenderedPageBreak/>
+        <w:t>4. remove data.</w:t>
+      </w:r>
+    </w:p>
+    <w:p>
+      <w:pPr>
+        <w:rPr>
+          <w:rFonts w:eastAsia="宋体"/>
+          <w:b/>
+          <w:lang w:eastAsia="zh-CN"/>
+        </w:rPr>
+      </w:pPr>
+      <w:r>
+        <w:rPr>
+          <w:b/>
+        </w:rPr>
+        <w:t>Use Case 3.3.</w:t>
+      </w:r>
+      <w:r>
+        <w:rPr>
+          <w:rFonts w:eastAsia="宋体"/>
+          <w:b/>
+          <w:lang w:val="en-US" w:eastAsia="zh-CN"/>
+        </w:rPr>
+        <w:t>14</w:t>
+      </w:r>
+      <w:r>
+        <w:rPr>
+          <w:b/>
+        </w:rPr>
+        <w:t xml:space="preserve">: </w:t>
+      </w:r>
+      <w:r>
+        <w:rPr>
+          <w:rFonts w:eastAsia="宋体"/>
+          <w:b/>
+          <w:lang w:val="en-US" w:eastAsia="zh-CN"/>
+        </w:rPr>
+        <w:t>Change layout site</w:t>
+      </w:r>
+      <w:r>
+        <w:rPr>
+          <w:b/>
+        </w:rPr>
+        <w:br/>
+      </w:r>
+      <w:r>
+        <w:rPr>
+          <w:rFonts w:eastAsia="宋体"/>
+          <w:b/>
+          <w:noProof/>
+          <w:lang w:eastAsia="zh-CN"/>
+        </w:rPr>
+        <w:drawing>
+          <wp:inline distT="0" distB="0" distL="0" distR="0" wp14:anchorId="6403D05A" wp14:editId="355F546C">
+            <wp:extent cx="3629025" cy="914400"/>
+            <wp:effectExtent l="0" t="0" r="0" b="0"/>
+            <wp:docPr id="20" name="Picture 20" descr="3"/>
+            <wp:cNvGraphicFramePr>
+              <a:graphicFrameLocks xmlns:a="http://schemas.openxmlformats.org/drawingml/2006/main" noChangeAspect="1"/>
+            </wp:cNvGraphicFramePr>
+            <a:graphic xmlns:a="http://schemas.openxmlformats.org/drawingml/2006/main">
+              <a:graphicData uri="http://schemas.openxmlformats.org/drawingml/2006/picture">
+                <pic:pic xmlns:pic="http://schemas.openxmlformats.org/drawingml/2006/picture">
+                  <pic:nvPicPr>
+                    <pic:cNvPr id="0" name="图片 14" descr="3"/>
+                    <pic:cNvPicPr>
+                      <a:picLocks noChangeAspect="1" noChangeArrowheads="1"/>
+                    </pic:cNvPicPr>
+                  </pic:nvPicPr>
+                  <pic:blipFill>
+                    <a:blip r:embed="rId25">
+                      <a:extLst>
+                        <a:ext uri="{28A0092B-C50C-407E-A947-70E740481C1C}">
+                          <a14:useLocalDpi xmlns:a14="http://schemas.microsoft.com/office/drawing/2010/main" val="0"/>
+                        </a:ext>
+                      </a:extLst>
+                    </a:blip>
+                    <a:srcRect/>
+                    <a:stretch>
+                      <a:fillRect/>
+                    </a:stretch>
+                  </pic:blipFill>
+                  <pic:spPr bwMode="auto">
+                    <a:xfrm>
+                      <a:off x="0" y="0"/>
+                      <a:ext cx="3629025" cy="914400"/>
+                    </a:xfrm>
+                    <a:prstGeom prst="rect">
+                      <a:avLst/>
+                    </a:prstGeom>
+                    <a:noFill/>
+                    <a:ln>
+                      <a:noFill/>
+                    </a:ln>
+                  </pic:spPr>
+                </pic:pic>
+              </a:graphicData>
+            </a:graphic>
+          </wp:inline>
+        </w:drawing>
+      </w:r>
+      <w:r>
+        <w:rPr>
+          <w:b/>
+        </w:rPr>
+        <w:br/>
+      </w:r>
+      <w:r>
+        <w:rPr>
+          <w:b/>
+        </w:rPr>
+        <w:br/>
+        <w:t>Brief description:</w:t>
+      </w:r>
+    </w:p>
+    <w:p>
+      <w:pPr>
+        <w:rPr>
+          <w:rFonts w:eastAsiaTheme="minorHAnsi"/>
+          <w:lang w:eastAsia="en-US"/>
+        </w:rPr>
+      </w:pPr>
+      <w:proofErr w:type="gramStart"/>
+      <w:r>
+        <w:t>An</w:t>
+      </w:r>
+      <w:proofErr w:type="gramEnd"/>
+      <w:r>
+        <w:t xml:space="preserve"> </w:t>
+      </w:r>
+      <w:r>
+        <w:rPr>
+          <w:rFonts w:eastAsia="宋体"/>
+          <w:lang w:val="en-US" w:eastAsia="zh-CN"/>
+        </w:rPr>
+        <w:t>Site</w:t>
+      </w:r>
+      <w:r>
+        <w:t xml:space="preserve"> Admin can </w:t>
+      </w:r>
+      <w:r>
+        <w:rPr>
+          <w:rFonts w:eastAsia="宋体"/>
+          <w:lang w:val="en-US" w:eastAsia="zh-CN"/>
+        </w:rPr>
+        <w:t>Change layout Site</w:t>
+      </w:r>
+      <w:r>
+        <w:t>.</w:t>
+      </w:r>
+    </w:p>
+    <w:p>
+      <w:pPr>
+        <w:rPr>
+          <w:b/>
+        </w:rPr>
+      </w:pPr>
+      <w:r>
+        <w:rPr>
+          <w:b/>
+        </w:rPr>
+        <w:t>Initial step by step description.</w:t>
+      </w:r>
+    </w:p>
+    <w:p>
+      <w:r>
+        <w:t xml:space="preserve">Before this use case can be initiated the </w:t>
+      </w:r>
+      <w:proofErr w:type="gramStart"/>
+      <w:r>
+        <w:rPr>
+          <w:rFonts w:eastAsia="宋体"/>
+          <w:lang w:val="en-US" w:eastAsia="zh-CN"/>
+        </w:rPr>
+        <w:t>Site</w:t>
+      </w:r>
+      <w:proofErr w:type="gramEnd"/>
+      <w:r>
+        <w:t xml:space="preserve"> admin must be logged in.</w:t>
+      </w:r>
+    </w:p>
+    <w:p>
+      <w:pPr>
+        <w:pStyle w:val="ListParagraph"/>
+        <w:numPr>
+          <w:ilvl w:val="0"/>
+          <w:numId w:val="40"/>
+        </w:numPr>
+        <w:spacing w:after="160" w:line="256" w:lineRule="auto"/>
+        <w:ind w:left="360"/>
+      </w:pPr>
+      <w:r>
+        <w:rPr>
+          <w:rFonts w:eastAsia="宋体"/>
+          <w:lang w:val="en-US" w:eastAsia="zh-CN"/>
+        </w:rPr>
+        <w:t>Site</w:t>
+      </w:r>
+      <w:r>
+        <w:t xml:space="preserve"> admin logs in </w:t>
+      </w:r>
+    </w:p>
+    <w:p>
+      <w:pPr>
+        <w:pStyle w:val="ListParagraph"/>
+        <w:numPr>
+          <w:ilvl w:val="0"/>
+          <w:numId w:val="40"/>
+        </w:numPr>
+        <w:spacing w:after="160" w:line="256" w:lineRule="auto"/>
+        <w:ind w:left="360"/>
+      </w:pPr>
+      <w:r>
+        <w:rPr>
+          <w:rFonts w:eastAsia="宋体"/>
+          <w:lang w:val="en-US" w:eastAsia="zh-CN"/>
+        </w:rPr>
+        <w:t>Change web site layout</w:t>
+      </w:r>
+    </w:p>
+    <w:p>
+      <w:pPr>
+        <w:pStyle w:val="ListParagraph"/>
+        <w:numPr>
+          <w:ilvl w:val="0"/>
+          <w:numId w:val="40"/>
+        </w:numPr>
+        <w:spacing w:after="160" w:line="256" w:lineRule="auto"/>
+        <w:ind w:left="360"/>
+      </w:pPr>
+      <w:r>
+        <w:rPr>
+          <w:rFonts w:eastAsia="宋体"/>
+          <w:lang w:val="en-US" w:eastAsia="zh-CN"/>
+        </w:rPr>
+        <w:t>Upload layout in Website maintenance time.</w:t>
+      </w:r>
+    </w:p>
+    <w:p>
+      <w:pPr>
+        <w:pStyle w:val="ListParagraph"/>
+        <w:ind w:left="0"/>
+      </w:pPr>
+    </w:p>
+    <w:p>
+      <w:pPr>
+        <w:rPr>
+          <w:rFonts w:eastAsia="宋体"/>
+          <w:b/>
+          <w:lang w:eastAsia="zh-CN"/>
+        </w:rPr>
+      </w:pPr>
+      <w:r>
+        <w:rPr>
+          <w:b/>
+        </w:rPr>
+        <w:t>Use Case 3.3.</w:t>
+      </w:r>
+      <w:r>
+        <w:rPr>
+          <w:rFonts w:eastAsia="宋体"/>
+          <w:b/>
+          <w:lang w:val="en-US" w:eastAsia="zh-CN"/>
+        </w:rPr>
+        <w:t>15</w:t>
+      </w:r>
+      <w:r>
+        <w:rPr>
+          <w:b/>
+        </w:rPr>
+        <w:t xml:space="preserve">: </w:t>
+      </w:r>
+      <w:r>
+        <w:rPr>
+          <w:rFonts w:eastAsia="宋体"/>
+          <w:b/>
+          <w:lang w:val="en-US" w:eastAsia="zh-CN"/>
+        </w:rPr>
+        <w:t>Global Access</w:t>
+      </w:r>
+      <w:r>
+        <w:rPr>
+          <w:b/>
+        </w:rPr>
+        <w:br/>
+      </w:r>
+      <w:r>
+        <w:rPr>
+          <w:b/>
+        </w:rPr>
+        <w:br/>
+      </w:r>
+      <w:r>
+        <w:rPr>
+          <w:rFonts w:eastAsia="宋体"/>
+          <w:b/>
+          <w:noProof/>
+          <w:lang w:eastAsia="zh-CN"/>
+        </w:rPr>
+        <w:drawing>
+          <wp:inline distT="0" distB="0" distL="0" distR="0" wp14:anchorId="015CEB2F" wp14:editId="28A3A047">
+            <wp:extent cx="3629025" cy="914400"/>
+            <wp:effectExtent l="0" t="0" r="0" b="0"/>
+            <wp:docPr id="19" name="Picture 19" descr="42"/>
+            <wp:cNvGraphicFramePr>
+              <a:graphicFrameLocks xmlns:a="http://schemas.openxmlformats.org/drawingml/2006/main" noChangeAspect="1"/>
+            </wp:cNvGraphicFramePr>
+            <a:graphic xmlns:a="http://schemas.openxmlformats.org/drawingml/2006/main">
+              <a:graphicData uri="http://schemas.openxmlformats.org/drawingml/2006/picture">
+                <pic:pic xmlns:pic="http://schemas.openxmlformats.org/drawingml/2006/picture">
+                  <pic:nvPicPr>
+                    <pic:cNvPr id="0" name="图片 16" descr="42"/>
+                    <pic:cNvPicPr>
+                      <a:picLocks noChangeAspect="1" noChangeArrowheads="1"/>
+                    </pic:cNvPicPr>
+                  </pic:nvPicPr>
+                  <pic:blipFill>
+                    <a:blip r:embed="rId26">
+                      <a:extLst>
+                        <a:ext uri="{28A0092B-C50C-407E-A947-70E740481C1C}">
+                          <a14:useLocalDpi xmlns:a14="http://schemas.microsoft.com/office/drawing/2010/main" val="0"/>
+                        </a:ext>
+                      </a:extLst>
+                    </a:blip>
+                    <a:srcRect/>
+                    <a:stretch>
+                      <a:fillRect/>
+                    </a:stretch>
+                  </pic:blipFill>
+                  <pic:spPr bwMode="auto">
+                    <a:xfrm>
+                      <a:off x="0" y="0"/>
+                      <a:ext cx="3629025" cy="914400"/>
+                    </a:xfrm>
+                    <a:prstGeom prst="rect">
+                      <a:avLst/>
+                    </a:prstGeom>
+                    <a:noFill/>
+                    <a:ln>
+                      <a:noFill/>
+                    </a:ln>
+                  </pic:spPr>
+                </pic:pic>
+              </a:graphicData>
+            </a:graphic>
+          </wp:inline>
+        </w:drawing>
+      </w:r>
+      <w:r>
+        <w:rPr>
+          <w:b/>
+        </w:rPr>
+        <w:br/>
+        <w:t>Brief description:</w:t>
+      </w:r>
+    </w:p>
+    <w:p>
+      <w:pPr>
+        <w:rPr>
+          <w:rFonts w:eastAsiaTheme="minorHAnsi"/>
+          <w:lang w:eastAsia="en-US"/>
+        </w:rPr>
+      </w:pPr>
+      <w:proofErr w:type="gramStart"/>
+      <w:r>
+        <w:t>An</w:t>
+      </w:r>
+      <w:proofErr w:type="gramEnd"/>
+      <w:r>
+        <w:t xml:space="preserve"> </w:t>
+      </w:r>
+      <w:r>
+        <w:rPr>
+          <w:rFonts w:eastAsia="宋体"/>
+          <w:lang w:val="en-US" w:eastAsia="zh-CN"/>
+        </w:rPr>
+        <w:t>Site</w:t>
+      </w:r>
+      <w:r>
+        <w:t xml:space="preserve"> Admin can Have access to all web pages.</w:t>
+      </w:r>
+    </w:p>
+    <w:p>
+      <w:pPr>
+        <w:rPr>
+          <w:b/>
+        </w:rPr>
+      </w:pPr>
+      <w:r>
+        <w:rPr>
+          <w:b/>
+        </w:rPr>
+        <w:t>Initial step by step description.</w:t>
+      </w:r>
+    </w:p>
+    <w:p>
+      <w:r>
+        <w:t xml:space="preserve">Before this use case can be initiated the </w:t>
+      </w:r>
+      <w:proofErr w:type="gramStart"/>
+      <w:r>
+        <w:rPr>
+          <w:rFonts w:eastAsia="宋体"/>
+          <w:lang w:val="en-US" w:eastAsia="zh-CN"/>
+        </w:rPr>
+        <w:t>Site</w:t>
+      </w:r>
+      <w:proofErr w:type="gramEnd"/>
+      <w:r>
+        <w:t xml:space="preserve"> admin must be logged in</w:t>
+      </w:r>
+      <w:r>
+        <w:rPr>
+          <w:rFonts w:eastAsia="宋体"/>
+          <w:lang w:val="en-US" w:eastAsia="zh-CN"/>
+        </w:rPr>
+        <w:t xml:space="preserve"> admin page</w:t>
+      </w:r>
+      <w:r>
+        <w:t>.</w:t>
+      </w:r>
+    </w:p>
+    <w:p>
+      <w:pPr>
+        <w:numPr>
+          <w:ilvl w:val="0"/>
+          <w:numId w:val="41"/>
+        </w:numPr>
+        <w:spacing w:after="160"/>
+        <w:ind w:firstLine="720"/>
+        <w:rPr>
+          <w:rFonts w:eastAsia="宋体"/>
+          <w:lang w:val="en-US" w:eastAsia="zh-CN"/>
+        </w:rPr>
+      </w:pPr>
+      <w:r>
+        <w:rPr>
+          <w:rFonts w:eastAsia="宋体"/>
+          <w:lang w:val="en-US" w:eastAsia="zh-CN"/>
+        </w:rPr>
+        <w:t>Site admin log in</w:t>
+      </w:r>
+    </w:p>
+    <w:p>
+      <w:pPr>
+        <w:ind w:left="720"/>
+        <w:rPr>
+          <w:rFonts w:eastAsia="宋体"/>
+          <w:lang w:val="en-US" w:eastAsia="zh-CN"/>
+        </w:rPr>
+      </w:pPr>
+      <w:r>
+        <w:rPr>
+          <w:rFonts w:eastAsia="宋体"/>
+          <w:lang w:val="en-US" w:eastAsia="zh-CN"/>
+        </w:rPr>
+        <w:t>2. Clicks on Wiki page</w:t>
+      </w:r>
+    </w:p>
+    <w:p>
+      <w:pPr>
+        <w:ind w:left="720"/>
+        <w:rPr>
+          <w:rFonts w:eastAsia="宋体"/>
+          <w:lang w:val="en-US" w:eastAsia="zh-CN"/>
+        </w:rPr>
+      </w:pPr>
+      <w:r>
+        <w:rPr>
+          <w:rFonts w:eastAsia="宋体"/>
+          <w:lang w:val="en-US" w:eastAsia="zh-CN"/>
+        </w:rPr>
+        <w:t>3. Clicks on Event page</w:t>
+      </w:r>
+    </w:p>
+    <w:p>
+      <w:pPr>
+        <w:ind w:left="720"/>
+        <w:rPr>
+          <w:rFonts w:eastAsia="宋体"/>
+          <w:lang w:val="en-US" w:eastAsia="zh-CN"/>
+        </w:rPr>
+      </w:pPr>
+      <w:r>
+        <w:rPr>
+          <w:rFonts w:eastAsia="宋体"/>
+          <w:lang w:val="en-US" w:eastAsia="zh-CN"/>
+        </w:rPr>
+        <w:t>4. Clicks on an Article</w:t>
+      </w:r>
+    </w:p>
+    <w:p>
+      <w:pPr>
+        <w:ind w:left="720"/>
+        <w:rPr>
+          <w:rFonts w:eastAsia="宋体"/>
+          <w:lang w:val="en-US" w:eastAsia="zh-CN"/>
+        </w:rPr>
+      </w:pPr>
+      <w:r>
+        <w:rPr>
+          <w:rFonts w:eastAsia="宋体"/>
+          <w:lang w:val="en-US" w:eastAsia="zh-CN"/>
+        </w:rPr>
+        <w:t>5. Clicks on cultural Wiki</w:t>
+      </w:r>
+    </w:p>
+    <w:p>
+      <w:pPr>
+        <w:ind w:left="720"/>
+        <w:rPr>
+          <w:rFonts w:eastAsia="宋体"/>
+          <w:lang w:val="en-US" w:eastAsia="zh-CN"/>
+        </w:rPr>
+      </w:pPr>
+      <w:r>
+        <w:rPr>
+          <w:rFonts w:eastAsia="宋体"/>
+          <w:lang w:val="en-US" w:eastAsia="zh-CN"/>
+        </w:rPr>
+        <w:t>6. Clicks on cultural Event</w:t>
+      </w:r>
+    </w:p>
+    <w:p>
+      <w:pPr>
+        <w:ind w:left="720"/>
+        <w:rPr>
+          <w:rFonts w:eastAsia="宋体"/>
+          <w:lang w:val="en-US" w:eastAsia="zh-CN"/>
+        </w:rPr>
+      </w:pPr>
+      <w:r>
+        <w:rPr>
+          <w:rFonts w:eastAsia="宋体"/>
+          <w:lang w:val="en-US" w:eastAsia="zh-CN"/>
+        </w:rPr>
+        <w:t>7. Clicks on Admin Page</w:t>
+      </w:r>
+    </w:p>
+    <w:p>
+      <w:pPr>
+        <w:ind w:left="720"/>
+        <w:rPr>
+          <w:rFonts w:eastAsia="宋体"/>
+          <w:lang w:val="en-US" w:eastAsia="zh-CN"/>
+        </w:rPr>
+      </w:pPr>
+    </w:p>
+    <w:p>
+      <w:pPr>
+        <w:rPr>
+          <w:rFonts w:eastAsia="宋体"/>
+          <w:b/>
+          <w:lang w:eastAsia="zh-CN"/>
+        </w:rPr>
+      </w:pPr>
+      <w:r>
+        <w:rPr>
+          <w:b/>
+        </w:rPr>
+        <w:t>Use Case 3.3.</w:t>
+      </w:r>
+      <w:r>
+        <w:rPr>
+          <w:rFonts w:eastAsia="宋体"/>
+          <w:b/>
+          <w:lang w:val="en-US" w:eastAsia="zh-CN"/>
+        </w:rPr>
+        <w:t>16</w:t>
+      </w:r>
+      <w:r>
+        <w:rPr>
+          <w:b/>
+        </w:rPr>
+        <w:t xml:space="preserve">: </w:t>
+      </w:r>
+      <w:r>
+        <w:rPr>
+          <w:rFonts w:eastAsia="宋体"/>
+          <w:b/>
+          <w:lang w:val="en-US" w:eastAsia="zh-CN"/>
+        </w:rPr>
+        <w:t xml:space="preserve"> Monitor site and control</w:t>
+      </w:r>
+      <w:r>
+        <w:rPr>
+          <w:b/>
+        </w:rPr>
+        <w:br/>
+      </w:r>
+      <w:r>
+        <w:rPr>
+          <w:rFonts w:eastAsia="宋体"/>
+          <w:noProof/>
+          <w:lang w:val="en-US" w:eastAsia="zh-CN"/>
+        </w:rPr>
+        <w:drawing>
+          <wp:inline distT="0" distB="0" distL="0" distR="0" wp14:anchorId="64B71F6C" wp14:editId="4D991119">
+            <wp:extent cx="3629025" cy="914400"/>
+            <wp:effectExtent l="0" t="0" r="0" b="0"/>
+            <wp:docPr id="18" name="Picture 18" descr="5"/>
+            <wp:cNvGraphicFramePr>
+              <a:graphicFrameLocks xmlns:a="http://schemas.openxmlformats.org/drawingml/2006/main" noChangeAspect="1"/>
+            </wp:cNvGraphicFramePr>
+            <a:graphic xmlns:a="http://schemas.openxmlformats.org/drawingml/2006/main">
+              <a:graphicData uri="http://schemas.openxmlformats.org/drawingml/2006/picture">
+                <pic:pic xmlns:pic="http://schemas.openxmlformats.org/drawingml/2006/picture">
+                  <pic:nvPicPr>
+                    <pic:cNvPr id="0" name="图片 18" descr="5"/>
+                    <pic:cNvPicPr>
+                      <a:picLocks noChangeAspect="1" noChangeArrowheads="1"/>
+                    </pic:cNvPicPr>
+                  </pic:nvPicPr>
+                  <pic:blipFill>
+                    <a:blip r:embed="rId27">
+                      <a:extLst>
+                        <a:ext uri="{28A0092B-C50C-407E-A947-70E740481C1C}">
+                          <a14:useLocalDpi xmlns:a14="http://schemas.microsoft.com/office/drawing/2010/main" val="0"/>
+                        </a:ext>
+                      </a:extLst>
+                    </a:blip>
+                    <a:srcRect/>
+                    <a:stretch>
+                      <a:fillRect/>
+                    </a:stretch>
+                  </pic:blipFill>
+                  <pic:spPr bwMode="auto">
+                    <a:xfrm>
+                      <a:off x="0" y="0"/>
+                      <a:ext cx="3629025" cy="914400"/>
+                    </a:xfrm>
+                    <a:prstGeom prst="rect">
+                      <a:avLst/>
+                    </a:prstGeom>
+                    <a:noFill/>
+                    <a:ln>
+                      <a:noFill/>
+                    </a:ln>
+                  </pic:spPr>
+                </pic:pic>
+              </a:graphicData>
+            </a:graphic>
+          </wp:inline>
+        </w:drawing>
+      </w:r>
+      <w:r>
+        <w:rPr>
+          <w:b/>
+        </w:rPr>
+        <w:br/>
+      </w:r>
+      <w:r>
+        <w:rPr>
+          <w:b/>
+        </w:rPr>
+        <w:br/>
+        <w:t>Brief description:</w:t>
+      </w:r>
+    </w:p>
+    <w:p>
+      <w:pPr>
+        <w:rPr>
+          <w:rFonts w:eastAsia="宋体"/>
+          <w:lang w:val="en-US" w:eastAsia="zh-CN"/>
+        </w:rPr>
+      </w:pPr>
+      <w:r>
+        <w:t xml:space="preserve">An </w:t>
+      </w:r>
+      <w:r>
+        <w:rPr>
+          <w:rFonts w:eastAsia="宋体"/>
+          <w:lang w:val="en-US" w:eastAsia="zh-CN"/>
+        </w:rPr>
+        <w:t>Site</w:t>
+      </w:r>
+      <w:r>
+        <w:t xml:space="preserve"> Admin can </w:t>
+      </w:r>
+      <w:r>
+        <w:rPr>
+          <w:rFonts w:eastAsia="宋体"/>
+          <w:lang w:val="en-US" w:eastAsia="zh-CN"/>
+        </w:rPr>
+        <w:t xml:space="preserve">Monitor site </w:t>
+      </w:r>
+      <w:proofErr w:type="gramStart"/>
+      <w:r>
+        <w:rPr>
+          <w:rFonts w:eastAsia="宋体"/>
+          <w:lang w:val="en-US" w:eastAsia="zh-CN"/>
+        </w:rPr>
+        <w:t>and  makes</w:t>
+      </w:r>
+      <w:proofErr w:type="gramEnd"/>
+      <w:r>
+        <w:rPr>
+          <w:rFonts w:eastAsia="宋体"/>
+          <w:lang w:val="en-US" w:eastAsia="zh-CN"/>
+        </w:rPr>
+        <w:t xml:space="preserve"> sure rules are followed. </w:t>
+      </w:r>
+    </w:p>
+    <w:p>
+      <w:pPr>
+        <w:rPr>
+          <w:rFonts w:eastAsiaTheme="minorHAnsi"/>
+          <w:b/>
+          <w:lang w:eastAsia="en-US"/>
+        </w:rPr>
+      </w:pPr>
+      <w:r>
+        <w:rPr>
+          <w:b/>
+        </w:rPr>
+        <w:t>Initial step by step description.</w:t>
+      </w:r>
+    </w:p>
+    <w:p>
+      <w:r>
+        <w:t xml:space="preserve">Before this use case can be initiated the </w:t>
+      </w:r>
+      <w:proofErr w:type="gramStart"/>
+      <w:r>
+        <w:rPr>
+          <w:rFonts w:eastAsia="宋体"/>
+          <w:lang w:val="en-US" w:eastAsia="zh-CN"/>
+        </w:rPr>
+        <w:t>Site</w:t>
+      </w:r>
+      <w:proofErr w:type="gramEnd"/>
+      <w:r>
+        <w:t xml:space="preserve"> admin must be logged in</w:t>
+      </w:r>
+      <w:r>
+        <w:rPr>
+          <w:rFonts w:eastAsia="宋体"/>
+          <w:lang w:val="en-US" w:eastAsia="zh-CN"/>
+        </w:rPr>
+        <w:t xml:space="preserve"> admin page</w:t>
+      </w:r>
+      <w:r>
+        <w:t>.</w:t>
+      </w:r>
+    </w:p>
+    <w:p>
+      <w:pPr>
+        <w:pStyle w:val="ListParagraph"/>
+        <w:numPr>
+          <w:ilvl w:val="0"/>
+          <w:numId w:val="42"/>
+        </w:numPr>
+        <w:spacing w:after="160" w:line="256" w:lineRule="auto"/>
+        <w:ind w:left="720"/>
+      </w:pPr>
+      <w:r>
+        <w:rPr>
+          <w:rFonts w:eastAsia="宋体"/>
+          <w:lang w:val="en-US" w:eastAsia="zh-CN"/>
+        </w:rPr>
+        <w:lastRenderedPageBreak/>
+        <w:t>Site</w:t>
+      </w:r>
+      <w:r>
+        <w:t xml:space="preserve"> admin logs in </w:t>
+      </w:r>
+    </w:p>
+    <w:p>
+      <w:pPr>
+        <w:pStyle w:val="ListParagraph"/>
+        <w:ind w:left="0" w:firstLine="720"/>
+        <w:rPr>
+          <w:rFonts w:eastAsia="宋体"/>
+          <w:lang w:val="en-US" w:eastAsia="zh-CN"/>
+        </w:rPr>
+      </w:pPr>
+      <w:r>
+        <w:rPr>
+          <w:rFonts w:eastAsia="宋体"/>
+          <w:lang w:val="en-US" w:eastAsia="zh-CN"/>
+        </w:rPr>
+        <w:t>2. Global access</w:t>
+      </w:r>
+    </w:p>
+    <w:p>
+      <w:pPr>
+        <w:pStyle w:val="ListParagraph"/>
+        <w:ind w:left="0" w:firstLine="720"/>
+        <w:rPr>
+          <w:rFonts w:eastAsia="宋体"/>
+          <w:lang w:val="en-US" w:eastAsia="zh-CN"/>
+        </w:rPr>
+      </w:pPr>
+      <w:r>
+        <w:rPr>
+          <w:rFonts w:eastAsia="宋体"/>
+          <w:lang w:val="en-US" w:eastAsia="zh-CN"/>
+        </w:rPr>
+        <w:t xml:space="preserve">3. Monitor site </w:t>
+      </w:r>
+      <w:proofErr w:type="spellStart"/>
+      <w:r>
+        <w:rPr>
+          <w:rFonts w:eastAsia="宋体"/>
+          <w:lang w:val="en-US" w:eastAsia="zh-CN"/>
+        </w:rPr>
+        <w:t>maker</w:t>
+      </w:r>
+      <w:proofErr w:type="spellEnd"/>
+      <w:r>
+        <w:rPr>
+          <w:rFonts w:eastAsia="宋体"/>
+          <w:lang w:val="en-US" w:eastAsia="zh-CN"/>
+        </w:rPr>
+        <w:t xml:space="preserve"> sure user followed.</w:t>
+      </w:r>
+    </w:p>
+    <w:p>
+      <w:pPr>
+        <w:pStyle w:val="ListParagraph"/>
+        <w:ind w:left="0" w:firstLine="720"/>
+        <w:rPr>
+          <w:rFonts w:eastAsia="宋体"/>
+          <w:lang w:val="en-US" w:eastAsia="zh-CN"/>
+        </w:rPr>
+      </w:pPr>
+      <w:r>
+        <w:rPr>
+          <w:rFonts w:eastAsia="宋体"/>
+          <w:lang w:val="en-US" w:eastAsia="zh-CN"/>
+        </w:rPr>
+        <w:t>4. delete error event and information.</w:t>
+      </w:r>
+    </w:p>
+    <w:p>
+      <w:pPr>
+        <w:pStyle w:val="ListParagraph"/>
+        <w:ind w:left="0" w:firstLine="720"/>
+        <w:rPr>
+          <w:rFonts w:eastAsia="宋体"/>
+          <w:lang w:val="en-US" w:eastAsia="zh-CN"/>
+        </w:rPr>
+      </w:pPr>
+      <w:r>
+        <w:rPr>
+          <w:rFonts w:eastAsia="宋体"/>
+          <w:lang w:val="en-US" w:eastAsia="zh-CN"/>
+        </w:rPr>
+        <w:t xml:space="preserve">5. Communicate with users and </w:t>
+      </w:r>
+      <w:proofErr w:type="gramStart"/>
+      <w:r>
+        <w:rPr>
+          <w:rFonts w:eastAsia="宋体"/>
+          <w:lang w:val="en-US" w:eastAsia="zh-CN"/>
+        </w:rPr>
+        <w:t>The</w:t>
+      </w:r>
+      <w:proofErr w:type="gramEnd"/>
+      <w:r>
+        <w:rPr>
+          <w:rFonts w:eastAsia="宋体"/>
+          <w:lang w:val="en-US" w:eastAsia="zh-CN"/>
+        </w:rPr>
+        <w:t xml:space="preserve"> user can be alerted when an error occurs.</w:t>
+      </w:r>
+    </w:p>
+    <w:p>
+      <w:pPr>
+        <w:rPr>
+          <w:rFonts w:eastAsia="宋体"/>
+          <w:lang w:val="en-US" w:eastAsia="zh-CN"/>
+        </w:rPr>
+      </w:pPr>
+    </w:p>
+    <w:p>
+      <w:pPr>
+        <w:pStyle w:val="ListParagraph"/>
+        <w:ind w:left="0"/>
+        <w:rPr>
+          <w:rFonts w:eastAsiaTheme="minorHAnsi"/>
+          <w:lang w:eastAsia="en-US"/>
+        </w:rPr>
+      </w:pPr>
+    </w:p>
+    <w:p>
+      <w:pPr>
+        <w:pStyle w:val="ListParagraph"/>
+        <w:ind w:left="0"/>
+      </w:pPr>
+    </w:p>
+    <w:p>
+      <w:pPr>
+        <w:pStyle w:val="ListParagraph"/>
+        <w:ind w:left="0"/>
+        <w:rPr>
+          <w:b/>
+        </w:rPr>
+      </w:pPr>
+    </w:p>
+    <w:p>
+      <w:pPr>
+        <w:pStyle w:val="ListParagraph"/>
+        <w:ind w:left="360"/>
+        <w:rPr>
+          <w:rFonts w:eastAsia="宋体"/>
+          <w:b/>
+          <w:bCs/>
+          <w:sz w:val="28"/>
+          <w:szCs w:val="28"/>
+          <w:lang w:val="en-US" w:eastAsia="zh-CN"/>
+        </w:rPr>
+      </w:pPr>
+    </w:p>
+    <w:p>
+      <w:pPr>
+        <w:rPr>
+          <w:lang w:val="en-US" w:eastAsia="en-US"/>
+        </w:rPr>
+      </w:pPr>
+    </w:p>
+    <w:p>
+      <w:pPr>
+        <w:rPr>
+          <w:lang w:val="en-US" w:eastAsia="en-US"/>
+        </w:rPr>
+      </w:pPr>
+      <w:r>
+        <w:rPr>
+          <w:lang w:eastAsia="en-US"/>
+        </w:rPr>
+        <w:tab/>
+      </w:r>
     </w:p>
     <w:p>
       <w:pPr>
@@ -2278,254 +6116,234 @@
     </w:p>
     <w:p>
       <w:pPr>
+        <w:pStyle w:val="Heading1"/>
+        <w:numPr>
+          <w:ilvl w:val="0"/>
+          <w:numId w:val="0"/>
+        </w:numPr>
+        <w:tabs>
+          <w:tab w:val="left" w:pos="720"/>
+        </w:tabs>
+        <w:ind w:left="360"/>
+        <w:rPr>
+          <w:sz w:val="24"/>
+          <w:szCs w:val="24"/>
+        </w:rPr>
+      </w:pPr>
+      <w:bookmarkStart w:id="24" w:name="_Toc506459164"/>
+      <w:bookmarkStart w:id="25" w:name="_Toc506458798"/>
+      <w:r>
+        <w:rPr>
+          <w:sz w:val="24"/>
+          <w:szCs w:val="24"/>
+        </w:rPr>
+        <w:t>4.0 Non-Functional Requirements</w:t>
+      </w:r>
+      <w:bookmarkEnd w:id="24"/>
+      <w:bookmarkEnd w:id="25"/>
+    </w:p>
+    <w:p>
+      <w:pPr>
+        <w:rPr>
+          <w:lang w:eastAsia="en-US"/>
+        </w:rPr>
+      </w:pPr>
+      <w:r>
+        <w:rPr>
+          <w:lang w:eastAsia="en-US"/>
+        </w:rPr>
+        <w:t>System Requirements to help improve functionality, efficiency and Security.</w:t>
+      </w:r>
+    </w:p>
+    <w:p>
+      <w:pPr>
+        <w:rPr>
+          <w:lang w:eastAsia="en-US"/>
+        </w:rPr>
+      </w:pPr>
+    </w:p>
+    <w:p>
+      <w:pPr>
+        <w:pStyle w:val="ListParagraph"/>
+        <w:numPr>
+          <w:ilvl w:val="0"/>
+          <w:numId w:val="26"/>
+        </w:numPr>
+        <w:rPr>
+          <w:lang w:eastAsia="en-US"/>
+        </w:rPr>
+      </w:pPr>
+      <w:r>
+        <w:rPr>
+          <w:lang w:eastAsia="en-US"/>
+        </w:rPr>
+        <w:t>A Guest will not be able to modify or reply to any events created in the system.</w:t>
+      </w:r>
+    </w:p>
+    <w:p>
+      <w:pPr>
+        <w:pStyle w:val="ListParagraph"/>
+        <w:numPr>
+          <w:ilvl w:val="0"/>
+          <w:numId w:val="26"/>
+        </w:numPr>
+        <w:rPr>
+          <w:lang w:eastAsia="en-US"/>
+        </w:rPr>
+      </w:pPr>
+      <w:r>
+        <w:rPr>
+          <w:lang w:eastAsia="en-US"/>
+        </w:rPr>
+        <w:t>Events cannot be held within less than 48 hours of being posted.</w:t>
+      </w:r>
+    </w:p>
+    <w:p>
+      <w:pPr>
+        <w:pStyle w:val="ListParagraph"/>
+        <w:numPr>
+          <w:ilvl w:val="0"/>
+          <w:numId w:val="26"/>
+        </w:numPr>
+        <w:rPr>
+          <w:lang w:eastAsia="en-US"/>
+        </w:rPr>
+      </w:pPr>
+      <w:r>
+        <w:rPr>
+          <w:lang w:eastAsia="en-US"/>
+        </w:rPr>
+        <w:t>There only be one event creator per event.</w:t>
+      </w:r>
+    </w:p>
+    <w:p>
+      <w:pPr>
+        <w:pStyle w:val="ListParagraph"/>
+        <w:numPr>
+          <w:ilvl w:val="0"/>
+          <w:numId w:val="26"/>
+        </w:numPr>
+        <w:rPr>
+          <w:lang w:eastAsia="en-US"/>
+        </w:rPr>
+      </w:pPr>
+      <w:r>
+        <w:rPr>
+          <w:lang w:eastAsia="en-US"/>
+        </w:rPr>
+        <w:t>Donations to events will take 24 hours to process for security purposes.</w:t>
+      </w:r>
+    </w:p>
+    <w:p>
+      <w:pPr>
+        <w:pStyle w:val="ListParagraph"/>
+        <w:numPr>
+          <w:ilvl w:val="0"/>
+          <w:numId w:val="26"/>
+        </w:numPr>
+        <w:rPr>
+          <w:lang w:eastAsia="en-US"/>
+        </w:rPr>
+      </w:pPr>
+      <w:r>
+        <w:rPr>
+          <w:lang w:eastAsia="en-US"/>
+        </w:rPr>
+        <w:t>Each Member will have a public profile viewable for all users (excluding guests)</w:t>
+      </w:r>
+    </w:p>
+    <w:p>
+      <w:pPr>
+        <w:pStyle w:val="ListParagraph"/>
+        <w:numPr>
+          <w:ilvl w:val="0"/>
+          <w:numId w:val="26"/>
+        </w:numPr>
+        <w:rPr>
+          <w:lang w:eastAsia="en-US"/>
+        </w:rPr>
+      </w:pPr>
+      <w:r>
+        <w:rPr>
+          <w:lang w:eastAsia="en-US"/>
+        </w:rPr>
+        <w:t>Each System Administrator must be verified by the apps developers.</w:t>
+      </w:r>
+    </w:p>
+    <w:p>
+      <w:pPr>
+        <w:pStyle w:val="ListParagraph"/>
+        <w:numPr>
+          <w:ilvl w:val="0"/>
+          <w:numId w:val="26"/>
+        </w:numPr>
+        <w:rPr>
+          <w:lang w:eastAsia="en-US"/>
+        </w:rPr>
+      </w:pPr>
+      <w:r>
+        <w:rPr>
+          <w:lang w:eastAsia="en-US"/>
+        </w:rPr>
+        <w:t>Events will be specific to member location, ex: A user from Ontario will only be able to view events held in Ontario. This will help with processing time for the event feed and messaging.</w:t>
+      </w:r>
+    </w:p>
+    <w:p>
+      <w:pPr>
+        <w:pStyle w:val="ListParagraph"/>
+        <w:numPr>
+          <w:ilvl w:val="0"/>
+          <w:numId w:val="26"/>
+        </w:numPr>
+        <w:rPr>
+          <w:lang w:eastAsia="en-US"/>
+        </w:rPr>
+      </w:pPr>
+      <w:r>
+        <w:rPr>
+          <w:lang w:eastAsia="en-US"/>
+        </w:rPr>
+        <w:t>Searches will be based on event categories and key words in each event.</w:t>
+      </w:r>
+    </w:p>
+    <w:p>
+      <w:pPr>
+        <w:pStyle w:val="BodyText"/>
+        <w:rPr>
+          <w:i w:val="0"/>
+          <w:sz w:val="24"/>
+          <w:szCs w:val="24"/>
+        </w:rPr>
+      </w:pPr>
+    </w:p>
+    <w:p>
+      <w:pPr>
         <w:pStyle w:val="Heading2"/>
         <w:numPr>
           <w:ilvl w:val="0"/>
           <w:numId w:val="0"/>
         </w:numPr>
+        <w:tabs>
+          <w:tab w:val="left" w:pos="720"/>
+        </w:tabs>
         <w:rPr>
           <w:rFonts w:cs="Arial"/>
           <w:sz w:val="24"/>
           <w:szCs w:val="24"/>
         </w:rPr>
       </w:pPr>
-      <w:bookmarkStart w:id="23" w:name="_Toc506458798"/>
-      <w:bookmarkStart w:id="24" w:name="_Toc506459164"/>
+      <w:bookmarkStart w:id="26" w:name="_Toc506459173"/>
+      <w:bookmarkStart w:id="27" w:name="_Toc506458807"/>
       <w:r>
         <w:rPr>
           <w:rFonts w:cs="Arial"/>
           <w:sz w:val="24"/>
           <w:szCs w:val="24"/>
         </w:rPr>
-        <w:t>4.0</w:t>
-      </w:r>
-      <w:r>
-        <w:rPr>
-          <w:rFonts w:cs="Arial"/>
-          <w:sz w:val="24"/>
-          <w:szCs w:val="24"/>
-        </w:rPr>
-        <w:t xml:space="preserve"> Non-Functional Requirements</w:t>
-      </w:r>
-      <w:bookmarkEnd w:id="23"/>
-      <w:bookmarkEnd w:id="24"/>
-    </w:p>
-    <w:p>
-      <w:pPr>
-        <w:pStyle w:val="BodyTextIndent2"/>
-        <w:spacing w:after="0" w:line="240" w:lineRule="auto"/>
-        <w:ind w:left="0"/>
-        <w:rPr>
-          <w:rFonts w:ascii="Arial" w:hAnsi="Arial" w:cs="Arial"/>
-          <w:color w:val="000000" w:themeColor="text1"/>
-        </w:rPr>
-      </w:pPr>
-      <w:r>
-        <w:rPr>
-          <w:rFonts w:ascii="Arial" w:hAnsi="Arial" w:cs="Arial"/>
-          <w:color w:val="000000" w:themeColor="text1"/>
-        </w:rPr>
-        <w:t xml:space="preserve">The non-functional requirements for a system are typically constraints on the functional requirements – that is, not what the system does, but how it does it (e.g. how quickly, how efficiently, how easily from the user’s perspective, etc.).  </w:t>
-      </w:r>
-    </w:p>
-    <w:p>
-      <w:pPr>
-        <w:pStyle w:val="Heading3"/>
-        <w:numPr>
-          <w:ilvl w:val="0"/>
-          <w:numId w:val="0"/>
-        </w:numPr>
-        <w:rPr>
-          <w:rFonts w:cs="Arial"/>
-          <w:b w:val="0"/>
-          <w:i w:val="0"/>
-          <w:szCs w:val="24"/>
-        </w:rPr>
-      </w:pPr>
-      <w:r>
-        <w:rPr>
-          <w:rFonts w:cs="Arial"/>
-          <w:b w:val="0"/>
-          <w:i w:val="0"/>
-          <w:szCs w:val="24"/>
-        </w:rPr>
-        <w:t>Non-functional requirements may exist for</w:t>
-      </w:r>
-      <w:r>
-        <w:rPr>
-          <w:b w:val="0"/>
-          <w:i w:val="0"/>
-          <w:szCs w:val="24"/>
-        </w:rPr>
-        <w:t xml:space="preserve"> any of </w:t>
-      </w:r>
-      <w:r>
-        <w:rPr>
-          <w:rFonts w:cs="Arial"/>
-          <w:b w:val="0"/>
-          <w:i w:val="0"/>
-          <w:szCs w:val="24"/>
-        </w:rPr>
-        <w:t>the following attributes –</w:t>
-      </w:r>
-      <w:r>
-        <w:rPr>
-          <w:rFonts w:cs="Arial"/>
-          <w:i w:val="0"/>
-          <w:szCs w:val="24"/>
-        </w:rPr>
-        <w:t xml:space="preserve"> </w:t>
-      </w:r>
-      <w:bookmarkStart w:id="25" w:name="_Toc506458799"/>
-      <w:bookmarkStart w:id="26" w:name="_Toc506459165"/>
-      <w:r>
-        <w:rPr>
-          <w:rFonts w:cs="Arial"/>
-          <w:b w:val="0"/>
-          <w:i w:val="0"/>
-          <w:szCs w:val="24"/>
-        </w:rPr>
-        <w:t>Performance</w:t>
-      </w:r>
-      <w:bookmarkEnd w:id="25"/>
+        <w:t>5.0 Logical Database Requirements</w:t>
+      </w:r>
       <w:bookmarkEnd w:id="26"/>
-      <w:r>
-        <w:rPr>
-          <w:rFonts w:cs="Arial"/>
-          <w:b w:val="0"/>
-          <w:i w:val="0"/>
-          <w:szCs w:val="24"/>
-        </w:rPr>
-        <w:t>,</w:t>
-      </w:r>
-      <w:bookmarkStart w:id="27" w:name="_Toc506458800"/>
-      <w:bookmarkStart w:id="28" w:name="_Toc506459166"/>
-      <w:r>
-        <w:rPr>
-          <w:rFonts w:cs="Arial"/>
-          <w:b w:val="0"/>
-          <w:i w:val="0"/>
-          <w:szCs w:val="24"/>
-        </w:rPr>
-        <w:t xml:space="preserve"> </w:t>
-      </w:r>
-      <w:r>
-        <w:rPr>
-          <w:rFonts w:cs="Arial"/>
-          <w:b w:val="0"/>
-          <w:i w:val="0"/>
-          <w:szCs w:val="24"/>
-        </w:rPr>
-        <w:t>Reliability</w:t>
-      </w:r>
       <w:bookmarkEnd w:id="27"/>
-      <w:bookmarkEnd w:id="28"/>
-      <w:r>
-        <w:rPr>
-          <w:rFonts w:cs="Arial"/>
-          <w:b w:val="0"/>
-          <w:i w:val="0"/>
-          <w:szCs w:val="24"/>
-        </w:rPr>
-        <w:t xml:space="preserve">, </w:t>
-      </w:r>
-      <w:bookmarkStart w:id="29" w:name="_Toc506458801"/>
-      <w:bookmarkStart w:id="30" w:name="_Toc506459167"/>
-      <w:r>
-        <w:rPr>
-          <w:rFonts w:cs="Arial"/>
-          <w:b w:val="0"/>
-          <w:i w:val="0"/>
-          <w:szCs w:val="24"/>
-        </w:rPr>
-        <w:t>Availability</w:t>
-      </w:r>
-      <w:bookmarkEnd w:id="29"/>
-      <w:bookmarkEnd w:id="30"/>
-      <w:r>
-        <w:rPr>
-          <w:rFonts w:cs="Arial"/>
-          <w:b w:val="0"/>
-          <w:i w:val="0"/>
-          <w:szCs w:val="24"/>
-        </w:rPr>
-        <w:t xml:space="preserve">, </w:t>
-      </w:r>
-      <w:bookmarkStart w:id="31" w:name="_Toc506458802"/>
-      <w:bookmarkStart w:id="32" w:name="_Toc506459168"/>
-      <w:r>
-        <w:rPr>
-          <w:rFonts w:cs="Arial"/>
-          <w:b w:val="0"/>
-          <w:i w:val="0"/>
-          <w:szCs w:val="24"/>
-        </w:rPr>
-        <w:t>S</w:t>
-      </w:r>
-      <w:r>
-        <w:rPr>
-          <w:rFonts w:cs="Arial"/>
-          <w:b w:val="0"/>
-          <w:i w:val="0"/>
-          <w:szCs w:val="24"/>
-        </w:rPr>
-        <w:t>ecurity</w:t>
-      </w:r>
-      <w:bookmarkEnd w:id="31"/>
-      <w:bookmarkEnd w:id="32"/>
-      <w:r>
-        <w:rPr>
-          <w:rFonts w:cs="Arial"/>
-          <w:b w:val="0"/>
-          <w:i w:val="0"/>
-          <w:szCs w:val="24"/>
-        </w:rPr>
-        <w:t xml:space="preserve">, </w:t>
-      </w:r>
-      <w:bookmarkStart w:id="33" w:name="_Toc506458803"/>
-      <w:bookmarkStart w:id="34" w:name="_Toc506459169"/>
-      <w:r>
-        <w:rPr>
-          <w:rFonts w:cs="Arial"/>
-          <w:b w:val="0"/>
-          <w:i w:val="0"/>
-          <w:szCs w:val="24"/>
-        </w:rPr>
-        <w:t xml:space="preserve"> Maintainability</w:t>
-      </w:r>
-      <w:bookmarkEnd w:id="33"/>
-      <w:bookmarkEnd w:id="34"/>
-      <w:r>
-        <w:rPr>
-          <w:rFonts w:cs="Arial"/>
-          <w:b w:val="0"/>
-          <w:i w:val="0"/>
-          <w:szCs w:val="24"/>
-        </w:rPr>
-        <w:t xml:space="preserve">, </w:t>
-      </w:r>
-      <w:bookmarkStart w:id="35" w:name="_Toc506458804"/>
-      <w:bookmarkStart w:id="36" w:name="_Toc506459170"/>
-      <w:r>
-        <w:rPr>
-          <w:rFonts w:cs="Arial"/>
-          <w:b w:val="0"/>
-          <w:i w:val="0"/>
-          <w:szCs w:val="24"/>
-        </w:rPr>
-        <w:t>Portability</w:t>
-      </w:r>
-      <w:bookmarkEnd w:id="35"/>
-      <w:bookmarkEnd w:id="36"/>
-      <w:r>
-        <w:rPr>
-          <w:rFonts w:cs="Arial"/>
-          <w:b w:val="0"/>
-          <w:i w:val="0"/>
-          <w:szCs w:val="24"/>
-        </w:rPr>
-        <w:t>.</w:t>
-      </w:r>
     </w:p>
     <w:p>
       <w:pPr>
@@ -2542,18 +6360,171 @@
           <w:sz w:val="24"/>
           <w:szCs w:val="24"/>
         </w:rPr>
-        <w:t xml:space="preserve"> Often these requirements must be achieved at a system-wide level rather than at a unit level.  State the requirements in the following sections in measurable terms (e.g., 95% of transaction shall be processed in less than a second, system downtime may not exceed 1 minute per day, etc). </w:t>
-      </w:r>
-    </w:p>
-    <w:p>
-      <w:pPr>
-        <w:pStyle w:val="BodyText"/>
+        <w:t xml:space="preserve">Will a database be used?  If so, what logical requirements exist for data formats, storage capabilities, data retention, data integrity, </w:t>
+      </w:r>
+      <w:proofErr w:type="spellStart"/>
+      <w:r>
         <w:rPr>
           <w:i w:val="0"/>
           <w:sz w:val="24"/>
           <w:szCs w:val="24"/>
         </w:rPr>
-      </w:pPr>
+        <w:t>etc</w:t>
+      </w:r>
+      <w:proofErr w:type="spellEnd"/>
+      <w:r>
+        <w:rPr>
+          <w:i w:val="0"/>
+          <w:sz w:val="24"/>
+          <w:szCs w:val="24"/>
+        </w:rPr>
+        <w:t>?</w:t>
+      </w:r>
+    </w:p>
+    <w:p>
+      <w:pPr>
+        <w:pStyle w:val="BodyText"/>
+        <w:rPr>
+          <w:i w:val="0"/>
+          <w:sz w:val="24"/>
+          <w:szCs w:val="24"/>
+        </w:rPr>
+      </w:pPr>
+    </w:p>
+    <w:p>
+      <w:pPr>
+        <w:pStyle w:val="BodyText"/>
+        <w:numPr>
+          <w:ilvl w:val="0"/>
+          <w:numId w:val="26"/>
+        </w:numPr>
+        <w:rPr>
+          <w:i w:val="0"/>
+          <w:sz w:val="24"/>
+          <w:szCs w:val="24"/>
+        </w:rPr>
+      </w:pPr>
+      <w:r>
+        <w:rPr>
+          <w:i w:val="0"/>
+          <w:sz w:val="24"/>
+          <w:szCs w:val="24"/>
+        </w:rPr>
+        <w:t>As new cultures are added to the system, the file database will need to grow equally as much.</w:t>
+      </w:r>
+    </w:p>
+    <w:p>
+      <w:pPr>
+        <w:pStyle w:val="BodyText"/>
+        <w:numPr>
+          <w:ilvl w:val="0"/>
+          <w:numId w:val="26"/>
+        </w:numPr>
+        <w:rPr>
+          <w:i w:val="0"/>
+          <w:sz w:val="24"/>
+          <w:szCs w:val="24"/>
+        </w:rPr>
+      </w:pPr>
+      <w:r>
+        <w:rPr>
+          <w:i w:val="0"/>
+          <w:sz w:val="24"/>
+          <w:szCs w:val="24"/>
+        </w:rPr>
+        <w:t>There will be 3 separate databases, 1 for a user profile, 1 for the different cultures, and 1 for the events.</w:t>
+      </w:r>
+    </w:p>
+    <w:p>
+      <w:pPr>
+        <w:pStyle w:val="BodyText"/>
+        <w:numPr>
+          <w:ilvl w:val="0"/>
+          <w:numId w:val="26"/>
+        </w:numPr>
+        <w:rPr>
+          <w:i w:val="0"/>
+          <w:sz w:val="24"/>
+          <w:szCs w:val="24"/>
+        </w:rPr>
+      </w:pPr>
+      <w:bookmarkStart w:id="28" w:name="_Toc506459174"/>
+      <w:bookmarkStart w:id="29" w:name="_Toc506458808"/>
+      <w:r>
+        <w:rPr>
+          <w:i w:val="0"/>
+          <w:sz w:val="24"/>
+          <w:szCs w:val="24"/>
+        </w:rPr>
+        <w:t>Each database will have its selection of subqueries depending on each database’s variables.</w:t>
+      </w:r>
+    </w:p>
+    <w:p>
+      <w:pPr>
+        <w:pStyle w:val="BodyText"/>
+        <w:numPr>
+          <w:ilvl w:val="0"/>
+          <w:numId w:val="26"/>
+        </w:numPr>
+        <w:rPr>
+          <w:i w:val="0"/>
+          <w:sz w:val="24"/>
+          <w:szCs w:val="24"/>
+        </w:rPr>
+      </w:pPr>
+      <w:r>
+        <w:rPr>
+          <w:i w:val="0"/>
+          <w:sz w:val="24"/>
+          <w:szCs w:val="24"/>
+        </w:rPr>
+        <w:lastRenderedPageBreak/>
+        <w:t>The Cultures database will be viewed globally while the Event and profile database will only be viewable only by members.</w:t>
+      </w:r>
+    </w:p>
+    <w:p>
+      <w:pPr>
+        <w:pStyle w:val="BodyText"/>
+        <w:numPr>
+          <w:ilvl w:val="0"/>
+          <w:numId w:val="26"/>
+        </w:numPr>
+        <w:rPr>
+          <w:i w:val="0"/>
+          <w:sz w:val="24"/>
+          <w:szCs w:val="24"/>
+        </w:rPr>
+      </w:pPr>
+      <w:r>
+        <w:rPr>
+          <w:i w:val="0"/>
+          <w:sz w:val="24"/>
+          <w:szCs w:val="24"/>
+        </w:rPr>
+        <w:t>Only System Administrators will have read/write capabilities of all 3 databases.</w:t>
+      </w:r>
+    </w:p>
+    <w:p>
+      <w:pPr>
+        <w:pStyle w:val="BodyText"/>
+        <w:numPr>
+          <w:ilvl w:val="0"/>
+          <w:numId w:val="26"/>
+        </w:numPr>
+        <w:rPr>
+          <w:i w:val="0"/>
+          <w:sz w:val="24"/>
+          <w:szCs w:val="24"/>
+        </w:rPr>
+      </w:pPr>
+      <w:r>
+        <w:rPr>
+          <w:i w:val="0"/>
+          <w:sz w:val="24"/>
+          <w:szCs w:val="24"/>
+        </w:rPr>
+        <w:t>The Culture query can only be modified by the Administrators</w:t>
+      </w:r>
     </w:p>
     <w:p>
       <w:pPr>
@@ -2562,66 +6533,15 @@
           <w:ilvl w:val="0"/>
           <w:numId w:val="0"/>
         </w:numPr>
+        <w:tabs>
+          <w:tab w:val="left" w:pos="720"/>
+        </w:tabs>
         <w:rPr>
           <w:rFonts w:cs="Arial"/>
           <w:sz w:val="24"/>
           <w:szCs w:val="24"/>
         </w:rPr>
       </w:pPr>
-      <w:bookmarkStart w:id="37" w:name="_Toc506458807"/>
-      <w:bookmarkStart w:id="38" w:name="_Toc506459173"/>
-      <w:r>
-        <w:rPr>
-          <w:rFonts w:cs="Arial"/>
-          <w:sz w:val="24"/>
-          <w:szCs w:val="24"/>
-        </w:rPr>
-        <w:t>5</w:t>
-      </w:r>
-      <w:r>
-        <w:rPr>
-          <w:rFonts w:cs="Arial"/>
-          <w:sz w:val="24"/>
-          <w:szCs w:val="24"/>
-        </w:rPr>
-        <w:t>.0</w:t>
-      </w:r>
-      <w:r>
-        <w:rPr>
-          <w:rFonts w:cs="Arial"/>
-          <w:sz w:val="24"/>
-          <w:szCs w:val="24"/>
-        </w:rPr>
-        <w:t xml:space="preserve"> Logical Database Requirements</w:t>
-      </w:r>
-      <w:bookmarkEnd w:id="37"/>
-      <w:bookmarkEnd w:id="38"/>
-    </w:p>
-    <w:p>
-      <w:pPr>
-        <w:pStyle w:val="BodyText"/>
-        <w:rPr>
-          <w:i w:val="0"/>
-          <w:sz w:val="24"/>
-          <w:szCs w:val="24"/>
-        </w:rPr>
-      </w:pPr>
-      <w:r>
-        <w:rPr>
-          <w:i w:val="0"/>
-          <w:sz w:val="24"/>
-          <w:szCs w:val="24"/>
-        </w:rPr>
-        <w:t xml:space="preserve">Will a database be used?  If so, what logical requirements exist for data formats, storage capabilities, data retention, data integrity, </w:t>
-      </w:r>
-      <w:r>
-        <w:rPr>
-          <w:i w:val="0"/>
-          <w:sz w:val="24"/>
-          <w:szCs w:val="24"/>
-        </w:rPr>
-        <w:t>etc?</w:t>
-      </w:r>
     </w:p>
     <w:p>
       <w:pPr>
@@ -2630,14 +6550,15 @@
           <w:ilvl w:val="0"/>
           <w:numId w:val="0"/>
         </w:numPr>
+        <w:tabs>
+          <w:tab w:val="left" w:pos="720"/>
+        </w:tabs>
         <w:rPr>
           <w:rFonts w:cs="Arial"/>
           <w:sz w:val="24"/>
           <w:szCs w:val="24"/>
         </w:rPr>
       </w:pPr>
-      <w:bookmarkStart w:id="39" w:name="_Toc506458808"/>
-      <w:bookmarkStart w:id="40" w:name="_Toc506459174"/>
     </w:p>
     <w:p>
       <w:pPr>
@@ -2646,6 +6567,9 @@
           <w:ilvl w:val="0"/>
           <w:numId w:val="0"/>
         </w:numPr>
+        <w:tabs>
+          <w:tab w:val="left" w:pos="720"/>
+        </w:tabs>
         <w:rPr>
           <w:rFonts w:cs="Arial"/>
           <w:sz w:val="24"/>
@@ -2658,27 +6582,91 @@
           <w:sz w:val="24"/>
           <w:szCs w:val="24"/>
         </w:rPr>
-        <w:t>6</w:t>
-      </w:r>
-      <w:r>
-        <w:rPr>
-          <w:rFonts w:cs="Arial"/>
-          <w:sz w:val="24"/>
-          <w:szCs w:val="24"/>
-        </w:rPr>
-        <w:t>.0</w:t>
-      </w:r>
-      <w:r>
-        <w:rPr>
-          <w:rFonts w:cs="Arial"/>
-          <w:sz w:val="24"/>
-          <w:szCs w:val="24"/>
-        </w:rPr>
-        <w:t xml:space="preserve"> Other Requirements</w:t>
-      </w:r>
-      <w:bookmarkEnd w:id="39"/>
-      <w:bookmarkEnd w:id="40"/>
-    </w:p>
+        <w:t>6.0 Other Requirements</w:t>
+      </w:r>
+      <w:bookmarkEnd w:id="28"/>
+      <w:bookmarkEnd w:id="29"/>
+    </w:p>
+    <w:p>
+      <w:pPr>
+        <w:rPr>
+          <w:lang w:eastAsia="en-US"/>
+        </w:rPr>
+      </w:pPr>
+      <w:r>
+        <w:rPr>
+          <w:lang w:eastAsia="en-US"/>
+        </w:rPr>
+        <w:t>- For safety purposes a user will be able to discontinue their account after creation, but they will not be able to permanently delete their information.</w:t>
+      </w:r>
+    </w:p>
+    <w:p>
+      <w:pPr>
+        <w:rPr>
+          <w:lang w:eastAsia="en-US"/>
+        </w:rPr>
+      </w:pPr>
+      <w:r>
+        <w:rPr>
+          <w:lang w:eastAsia="en-US"/>
+        </w:rPr>
+        <w:t xml:space="preserve">- All voluntary donations will be processed through </w:t>
+      </w:r>
+      <w:proofErr w:type="spellStart"/>
+      <w:r>
+        <w:rPr>
+          <w:lang w:eastAsia="en-US"/>
+        </w:rPr>
+        <w:t>Paypal</w:t>
+      </w:r>
+      <w:proofErr w:type="spellEnd"/>
+      <w:r>
+        <w:rPr>
+          <w:lang w:eastAsia="en-US"/>
+        </w:rPr>
+        <w:t>.</w:t>
+      </w:r>
+    </w:p>
+    <w:p>
+      <w:pPr>
+        <w:rPr>
+          <w:lang w:eastAsia="en-US"/>
+        </w:rPr>
+      </w:pPr>
+      <w:r>
+        <w:rPr>
+          <w:lang w:eastAsia="en-US"/>
+        </w:rPr>
+        <w:t>- A reminder email will be sent to each member attending an event 1 week before to ensure attendance.</w:t>
+      </w:r>
+    </w:p>
+    <w:p>
+      <w:pPr>
+        <w:rPr>
+          <w:lang w:eastAsia="en-US"/>
+        </w:rPr>
+      </w:pPr>
+      <w:r>
+        <w:rPr>
+          <w:lang w:eastAsia="en-US"/>
+        </w:rPr>
+        <w:t>- Only Event Administrators and System Administrators can kick members from specific events for any reason they see fit.</w:t>
+      </w:r>
+    </w:p>
+    <w:p>
+      <w:pPr>
+        <w:rPr>
+          <w:lang w:eastAsia="en-US"/>
+        </w:rPr>
+      </w:pPr>
+      <w:r>
+        <w:rPr>
+          <w:lang w:eastAsia="en-US"/>
+        </w:rPr>
+        <w:t>- Upon creation event information can be dynamically changed by the Event Administrator as often as desired.</w:t>
+      </w:r>
+    </w:p>
+    <w:p/>
     <w:p>
       <w:pPr>
         <w:pStyle w:val="BodyText"/>
@@ -2694,7 +6682,7 @@
           <w:sz w:val="24"/>
           <w:szCs w:val="24"/>
         </w:rPr>
-        <w:t>Additional requirements, if any.</w:t>
+        <w:t>.</w:t>
       </w:r>
     </w:p>
     <w:p>
@@ -3008,12 +6996,10 @@
           <w:color w:val="000000" w:themeColor="text1"/>
         </w:rPr>
       </w:pPr>
-      <w:bookmarkStart w:id="41" w:name="_GoBack"/>
-      <w:bookmarkEnd w:id="41"/>
     </w:p>
     <w:sectPr>
-      <w:headerReference w:type="default" r:id="rId12"/>
-      <w:footerReference w:type="default" r:id="rId13"/>
+      <w:headerReference w:type="default" r:id="rId28"/>
+      <w:footerReference w:type="default" r:id="rId29"/>
       <w:pgSz w:w="12240" w:h="15840"/>
       <w:pgMar w:top="1080" w:right="1800" w:bottom="1440" w:left="1800" w:header="708" w:footer="708" w:gutter="0"/>
       <w:cols w:space="708"/>
@@ -3270,6 +7256,140 @@
 <file path=word/numbering.xml><?xml version="1.0" encoding="utf-8"?>
 <w:numbering xmlns:wpc="http://schemas.microsoft.com/office/word/2010/wordprocessingCanvas" xmlns:cx="http://schemas.microsoft.com/office/drawing/2014/chartex" xmlns:cx1="http://schemas.microsoft.com/office/drawing/2015/9/8/chartex" xmlns:cx2="http://schemas.microsoft.com/office/drawing/2015/10/21/chartex" xmlns:cx3="http://schemas.microsoft.com/office/drawing/2016/5/9/chartex" xmlns:cx4="http://schemas.microsoft.com/office/drawing/2016/5/10/chartex" xmlns:cx5="http://schemas.microsoft.com/office/drawing/2016/5/11/chartex" xmlns:cx6="http://schemas.microsoft.com/office/drawing/2016/5/12/chartex" xmlns:cx7="http://schemas.microsoft.com/office/drawing/2016/5/13/chartex" xmlns:cx8="http://schemas.microsoft.com/office/drawing/2016/5/14/chartex" xmlns:mc="http://schemas.openxmlformats.org/markup-compatibility/2006" xmlns:aink="http://schemas.microsoft.com/office/drawing/2016/ink" xmlns:am3d="http://schemas.microsoft.com/office/drawing/2017/model3d" xmlns:o="urn:schemas-microsoft-com:office:office" xmlns:r="http://schemas.openxmlformats.org/officeDocument/2006/relationships" xmlns:m="http://schemas.openxmlformats.org/officeDocument/2006/math" xmlns:v="urn:schemas-microsoft-com:vml" xmlns:wp14="http://schemas.microsoft.com/office/word/2010/wordprocessingDrawing" xmlns:wp="http://schemas.openxmlformats.org/drawingml/2006/wordprocessingDrawing" xmlns:w10="urn:schemas-microsoft-com:office:word" xmlns:w="http://schemas.openxmlformats.org/wordprocessingml/2006/main" xmlns:w14="http://schemas.microsoft.com/office/word/2010/wordml" xmlns:w15="http://schemas.microsoft.com/office/word/2012/wordml" xmlns:w16cid="http://schemas.microsoft.com/office/word/2016/wordml/cid" xmlns:w16se="http://schemas.microsoft.com/office/word/2015/wordml/symex" xmlns:wpg="http://schemas.microsoft.com/office/word/2010/wordprocessingGroup" xmlns:wpi="http://schemas.microsoft.com/office/word/2010/wordprocessingInk" xmlns:wne="http://schemas.microsoft.com/office/word/2006/wordml" xmlns:wps="http://schemas.microsoft.com/office/word/2010/wordprocessingShape" mc:Ignorable="w14 w15 w16se w16cid wp14">
   <w:abstractNum w:abstractNumId="0" w15:restartNumberingAfterBreak="0">
+    <w:nsid w:val="84D899DA"/>
+    <w:multiLevelType w:val="singleLevel"/>
+    <w:tmpl w:val="84D899DA"/>
+    <w:lvl w:ilvl="0">
+      <w:start w:val="1"/>
+      <w:numFmt w:val="decimal"/>
+      <w:suff w:val="space"/>
+      <w:lvlText w:val="%1."/>
+      <w:lvlJc w:val="left"/>
+      <w:pPr>
+        <w:ind w:left="0" w:firstLine="0"/>
+      </w:pPr>
+    </w:lvl>
+  </w:abstractNum>
+  <w:abstractNum w:abstractNumId="1" w15:restartNumberingAfterBreak="0">
+    <w:nsid w:val="B685DE76"/>
+    <w:multiLevelType w:val="singleLevel"/>
+    <w:tmpl w:val="B685DE76"/>
+    <w:lvl w:ilvl="0">
+      <w:start w:val="1"/>
+      <w:numFmt w:val="decimal"/>
+      <w:suff w:val="space"/>
+      <w:lvlText w:val="%1."/>
+      <w:lvlJc w:val="left"/>
+      <w:pPr>
+        <w:ind w:left="0" w:firstLine="0"/>
+      </w:pPr>
+    </w:lvl>
+  </w:abstractNum>
+  <w:abstractNum w:abstractNumId="2" w15:restartNumberingAfterBreak="0">
+    <w:nsid w:val="C5679D4E"/>
+    <w:multiLevelType w:val="singleLevel"/>
+    <w:tmpl w:val="C5679D4E"/>
+    <w:lvl w:ilvl="0">
+      <w:start w:val="1"/>
+      <w:numFmt w:val="decimal"/>
+      <w:suff w:val="space"/>
+      <w:lvlText w:val="%1."/>
+      <w:lvlJc w:val="left"/>
+      <w:pPr>
+        <w:ind w:left="0" w:firstLine="0"/>
+      </w:pPr>
+    </w:lvl>
+  </w:abstractNum>
+  <w:abstractNum w:abstractNumId="3" w15:restartNumberingAfterBreak="0">
+    <w:nsid w:val="009877B3"/>
+    <w:multiLevelType w:val="multilevel"/>
+    <w:tmpl w:val="009877B3"/>
+    <w:lvl w:ilvl="0">
+      <w:start w:val="1"/>
+      <w:numFmt w:val="decimal"/>
+      <w:lvlText w:val="%1."/>
+      <w:lvlJc w:val="left"/>
+      <w:pPr>
+        <w:ind w:left="720" w:hanging="360"/>
+      </w:pPr>
+      <w:rPr>
+        <w:b w:val="0"/>
+      </w:rPr>
+    </w:lvl>
+    <w:lvl w:ilvl="1">
+      <w:start w:val="1"/>
+      <w:numFmt w:val="lowerLetter"/>
+      <w:lvlText w:val="%2."/>
+      <w:lvlJc w:val="left"/>
+      <w:pPr>
+        <w:ind w:left="1440" w:hanging="360"/>
+      </w:pPr>
+    </w:lvl>
+    <w:lvl w:ilvl="2">
+      <w:start w:val="1"/>
+      <w:numFmt w:val="lowerRoman"/>
+      <w:lvlText w:val="%3."/>
+      <w:lvlJc w:val="right"/>
+      <w:pPr>
+        <w:ind w:left="2160" w:hanging="180"/>
+      </w:pPr>
+    </w:lvl>
+    <w:lvl w:ilvl="3">
+      <w:start w:val="1"/>
+      <w:numFmt w:val="decimal"/>
+      <w:lvlText w:val="%4."/>
+      <w:lvlJc w:val="left"/>
+      <w:pPr>
+        <w:ind w:left="2880" w:hanging="360"/>
+      </w:pPr>
+    </w:lvl>
+    <w:lvl w:ilvl="4">
+      <w:start w:val="1"/>
+      <w:numFmt w:val="lowerLetter"/>
+      <w:lvlText w:val="%5."/>
+      <w:lvlJc w:val="left"/>
+      <w:pPr>
+        <w:ind w:left="3600" w:hanging="360"/>
+      </w:pPr>
+    </w:lvl>
+    <w:lvl w:ilvl="5">
+      <w:start w:val="1"/>
+      <w:numFmt w:val="lowerRoman"/>
+      <w:lvlText w:val="%6."/>
+      <w:lvlJc w:val="right"/>
+      <w:pPr>
+        <w:ind w:left="4320" w:hanging="180"/>
+      </w:pPr>
+    </w:lvl>
+    <w:lvl w:ilvl="6">
+      <w:start w:val="1"/>
+      <w:numFmt w:val="decimal"/>
+      <w:lvlText w:val="%7."/>
+      <w:lvlJc w:val="left"/>
+      <w:pPr>
+        <w:ind w:left="5040" w:hanging="360"/>
+      </w:pPr>
+    </w:lvl>
+    <w:lvl w:ilvl="7">
+      <w:start w:val="1"/>
+      <w:numFmt w:val="lowerLetter"/>
+      <w:lvlText w:val="%8."/>
+      <w:lvlJc w:val="left"/>
+      <w:pPr>
+        <w:ind w:left="5760" w:hanging="360"/>
+      </w:pPr>
+    </w:lvl>
+    <w:lvl w:ilvl="8">
+      <w:start w:val="1"/>
+      <w:numFmt w:val="lowerRoman"/>
+      <w:lvlText w:val="%9."/>
+      <w:lvlJc w:val="right"/>
+      <w:pPr>
+        <w:ind w:left="6480" w:hanging="180"/>
+      </w:pPr>
+    </w:lvl>
+  </w:abstractNum>
+  <w:abstractNum w:abstractNumId="4" w15:restartNumberingAfterBreak="0">
     <w:nsid w:val="020059DE"/>
     <w:multiLevelType w:val="hybridMultilevel"/>
     <w:tmpl w:val="E5B8666A"/>
@@ -3382,7 +7502,93 @@
       </w:rPr>
     </w:lvl>
   </w:abstractNum>
-  <w:abstractNum w:abstractNumId="1" w15:restartNumberingAfterBreak="0">
+  <w:abstractNum w:abstractNumId="5" w15:restartNumberingAfterBreak="0">
+    <w:nsid w:val="05077C04"/>
+    <w:multiLevelType w:val="multilevel"/>
+    <w:tmpl w:val="05077C04"/>
+    <w:lvl w:ilvl="0">
+      <w:start w:val="1"/>
+      <w:numFmt w:val="decimal"/>
+      <w:lvlText w:val="%1."/>
+      <w:lvlJc w:val="left"/>
+      <w:pPr>
+        <w:ind w:left="720" w:hanging="360"/>
+      </w:pPr>
+    </w:lvl>
+    <w:lvl w:ilvl="1">
+      <w:start w:val="1"/>
+      <w:numFmt w:val="lowerLetter"/>
+      <w:lvlText w:val="%2."/>
+      <w:lvlJc w:val="left"/>
+      <w:pPr>
+        <w:ind w:left="1440" w:hanging="360"/>
+      </w:pPr>
+    </w:lvl>
+    <w:lvl w:ilvl="2">
+      <w:start w:val="1"/>
+      <w:numFmt w:val="lowerRoman"/>
+      <w:lvlText w:val="%3."/>
+      <w:lvlJc w:val="right"/>
+      <w:pPr>
+        <w:ind w:left="2160" w:hanging="180"/>
+      </w:pPr>
+    </w:lvl>
+    <w:lvl w:ilvl="3">
+      <w:start w:val="1"/>
+      <w:numFmt w:val="decimal"/>
+      <w:lvlText w:val="%4."/>
+      <w:lvlJc w:val="left"/>
+      <w:pPr>
+        <w:ind w:left="2880" w:hanging="360"/>
+      </w:pPr>
+    </w:lvl>
+    <w:lvl w:ilvl="4">
+      <w:start w:val="1"/>
+      <w:numFmt w:val="lowerLetter"/>
+      <w:lvlText w:val="%5."/>
+      <w:lvlJc w:val="left"/>
+      <w:pPr>
+        <w:ind w:left="3600" w:hanging="360"/>
+      </w:pPr>
+    </w:lvl>
+    <w:lvl w:ilvl="5">
+      <w:start w:val="1"/>
+      <w:numFmt w:val="lowerRoman"/>
+      <w:lvlText w:val="%6."/>
+      <w:lvlJc w:val="right"/>
+      <w:pPr>
+        <w:ind w:left="4320" w:hanging="180"/>
+      </w:pPr>
+    </w:lvl>
+    <w:lvl w:ilvl="6">
+      <w:start w:val="1"/>
+      <w:numFmt w:val="decimal"/>
+      <w:lvlText w:val="%7."/>
+      <w:lvlJc w:val="left"/>
+      <w:pPr>
+        <w:ind w:left="5040" w:hanging="360"/>
+      </w:pPr>
+    </w:lvl>
+    <w:lvl w:ilvl="7">
+      <w:start w:val="1"/>
+      <w:numFmt w:val="lowerLetter"/>
+      <w:lvlText w:val="%8."/>
+      <w:lvlJc w:val="left"/>
+      <w:pPr>
+        <w:ind w:left="5760" w:hanging="360"/>
+      </w:pPr>
+    </w:lvl>
+    <w:lvl w:ilvl="8">
+      <w:start w:val="1"/>
+      <w:numFmt w:val="lowerRoman"/>
+      <w:lvlText w:val="%9."/>
+      <w:lvlJc w:val="right"/>
+      <w:pPr>
+        <w:ind w:left="6480" w:hanging="180"/>
+      </w:pPr>
+    </w:lvl>
+  </w:abstractNum>
+  <w:abstractNum w:abstractNumId="6" w15:restartNumberingAfterBreak="0">
     <w:nsid w:val="065A51B0"/>
     <w:multiLevelType w:val="hybridMultilevel"/>
     <w:tmpl w:val="040A3900"/>
@@ -3498,7 +7704,7 @@
       </w:pPr>
     </w:lvl>
   </w:abstractNum>
-  <w:abstractNum w:abstractNumId="2" w15:restartNumberingAfterBreak="0">
+  <w:abstractNum w:abstractNumId="7" w15:restartNumberingAfterBreak="0">
     <w:nsid w:val="07A87362"/>
     <w:multiLevelType w:val="hybridMultilevel"/>
     <w:tmpl w:val="AC6E695A"/>
@@ -3639,7 +7845,7 @@
       </w:rPr>
     </w:lvl>
   </w:abstractNum>
-  <w:abstractNum w:abstractNumId="3" w15:restartNumberingAfterBreak="0">
+  <w:abstractNum w:abstractNumId="8" w15:restartNumberingAfterBreak="0">
     <w:nsid w:val="109D1A2A"/>
     <w:multiLevelType w:val="hybridMultilevel"/>
     <w:tmpl w:val="FA005E6A"/>
@@ -3779,7 +7985,7 @@
       </w:rPr>
     </w:lvl>
   </w:abstractNum>
-  <w:abstractNum w:abstractNumId="4" w15:restartNumberingAfterBreak="0">
+  <w:abstractNum w:abstractNumId="9" w15:restartNumberingAfterBreak="0">
     <w:nsid w:val="18580DF9"/>
     <w:multiLevelType w:val="hybridMultilevel"/>
     <w:tmpl w:val="940AEB98"/>
@@ -3892,7 +8098,7 @@
       </w:rPr>
     </w:lvl>
   </w:abstractNum>
-  <w:abstractNum w:abstractNumId="5" w15:restartNumberingAfterBreak="0">
+  <w:abstractNum w:abstractNumId="10" w15:restartNumberingAfterBreak="0">
     <w:nsid w:val="19FD3F24"/>
     <w:multiLevelType w:val="hybridMultilevel"/>
     <w:tmpl w:val="4A04DE4E"/>
@@ -3981,7 +8187,96 @@
       </w:pPr>
     </w:lvl>
   </w:abstractNum>
-  <w:abstractNum w:abstractNumId="6" w15:restartNumberingAfterBreak="0">
+  <w:abstractNum w:abstractNumId="11" w15:restartNumberingAfterBreak="0">
+    <w:nsid w:val="1E671C5E"/>
+    <w:multiLevelType w:val="multilevel"/>
+    <w:tmpl w:val="1E671C5E"/>
+    <w:lvl w:ilvl="0">
+      <w:start w:val="1"/>
+      <w:numFmt w:val="decimal"/>
+      <w:lvlText w:val="%1."/>
+      <w:lvlJc w:val="left"/>
+      <w:pPr>
+        <w:ind w:left="720" w:hanging="360"/>
+      </w:pPr>
+      <w:rPr>
+        <w:b w:val="0"/>
+      </w:rPr>
+    </w:lvl>
+    <w:lvl w:ilvl="1">
+      <w:start w:val="1"/>
+      <w:numFmt w:val="lowerLetter"/>
+      <w:lvlText w:val="%2."/>
+      <w:lvlJc w:val="left"/>
+      <w:pPr>
+        <w:ind w:left="1440" w:hanging="360"/>
+      </w:pPr>
+    </w:lvl>
+    <w:lvl w:ilvl="2">
+      <w:start w:val="1"/>
+      <w:numFmt w:val="lowerRoman"/>
+      <w:lvlText w:val="%3."/>
+      <w:lvlJc w:val="right"/>
+      <w:pPr>
+        <w:ind w:left="2160" w:hanging="180"/>
+      </w:pPr>
+    </w:lvl>
+    <w:lvl w:ilvl="3">
+      <w:start w:val="1"/>
+      <w:numFmt w:val="decimal"/>
+      <w:lvlText w:val="%4."/>
+      <w:lvlJc w:val="left"/>
+      <w:pPr>
+        <w:ind w:left="2880" w:hanging="360"/>
+      </w:pPr>
+    </w:lvl>
+    <w:lvl w:ilvl="4">
+      <w:start w:val="1"/>
+      <w:numFmt w:val="lowerLetter"/>
+      <w:lvlText w:val="%5."/>
+      <w:lvlJc w:val="left"/>
+      <w:pPr>
+        <w:ind w:left="3600" w:hanging="360"/>
+      </w:pPr>
+    </w:lvl>
+    <w:lvl w:ilvl="5">
+      <w:start w:val="1"/>
+      <w:numFmt w:val="lowerRoman"/>
+      <w:lvlText w:val="%6."/>
+      <w:lvlJc w:val="right"/>
+      <w:pPr>
+        <w:ind w:left="4320" w:hanging="180"/>
+      </w:pPr>
+    </w:lvl>
+    <w:lvl w:ilvl="6">
+      <w:start w:val="1"/>
+      <w:numFmt w:val="decimal"/>
+      <w:lvlText w:val="%7."/>
+      <w:lvlJc w:val="left"/>
+      <w:pPr>
+        <w:ind w:left="5040" w:hanging="360"/>
+      </w:pPr>
+    </w:lvl>
+    <w:lvl w:ilvl="7">
+      <w:start w:val="1"/>
+      <w:numFmt w:val="lowerLetter"/>
+      <w:lvlText w:val="%8."/>
+      <w:lvlJc w:val="left"/>
+      <w:pPr>
+        <w:ind w:left="5760" w:hanging="360"/>
+      </w:pPr>
+    </w:lvl>
+    <w:lvl w:ilvl="8">
+      <w:start w:val="1"/>
+      <w:numFmt w:val="lowerRoman"/>
+      <w:lvlText w:val="%9."/>
+      <w:lvlJc w:val="right"/>
+      <w:pPr>
+        <w:ind w:left="6480" w:hanging="180"/>
+      </w:pPr>
+    </w:lvl>
+  </w:abstractNum>
+  <w:abstractNum w:abstractNumId="12" w15:restartNumberingAfterBreak="0">
     <w:nsid w:val="23937273"/>
     <w:multiLevelType w:val="hybridMultilevel"/>
     <w:tmpl w:val="F8DE24D6"/>
@@ -4094,7 +8389,7 @@
       </w:rPr>
     </w:lvl>
   </w:abstractNum>
-  <w:abstractNum w:abstractNumId="7" w15:restartNumberingAfterBreak="0">
+  <w:abstractNum w:abstractNumId="13" w15:restartNumberingAfterBreak="0">
     <w:nsid w:val="26862AD8"/>
     <w:multiLevelType w:val="hybridMultilevel"/>
     <w:tmpl w:val="B51C63BC"/>
@@ -4231,7 +8526,7 @@
       </w:rPr>
     </w:lvl>
   </w:abstractNum>
-  <w:abstractNum w:abstractNumId="8" w15:restartNumberingAfterBreak="0">
+  <w:abstractNum w:abstractNumId="14" w15:restartNumberingAfterBreak="0">
     <w:nsid w:val="28230372"/>
     <w:multiLevelType w:val="hybridMultilevel"/>
     <w:tmpl w:val="CFEC1CB2"/>
@@ -4371,7 +8666,93 @@
       </w:rPr>
     </w:lvl>
   </w:abstractNum>
-  <w:abstractNum w:abstractNumId="9" w15:restartNumberingAfterBreak="0">
+  <w:abstractNum w:abstractNumId="15" w15:restartNumberingAfterBreak="0">
+    <w:nsid w:val="2B31313B"/>
+    <w:multiLevelType w:val="multilevel"/>
+    <w:tmpl w:val="2B31313B"/>
+    <w:lvl w:ilvl="0">
+      <w:start w:val="1"/>
+      <w:numFmt w:val="decimal"/>
+      <w:lvlText w:val="%1."/>
+      <w:lvlJc w:val="left"/>
+      <w:pPr>
+        <w:ind w:left="720" w:hanging="360"/>
+      </w:pPr>
+    </w:lvl>
+    <w:lvl w:ilvl="1">
+      <w:start w:val="1"/>
+      <w:numFmt w:val="lowerLetter"/>
+      <w:lvlText w:val="%2."/>
+      <w:lvlJc w:val="left"/>
+      <w:pPr>
+        <w:ind w:left="1440" w:hanging="360"/>
+      </w:pPr>
+    </w:lvl>
+    <w:lvl w:ilvl="2">
+      <w:start w:val="1"/>
+      <w:numFmt w:val="lowerRoman"/>
+      <w:lvlText w:val="%3."/>
+      <w:lvlJc w:val="right"/>
+      <w:pPr>
+        <w:ind w:left="2160" w:hanging="180"/>
+      </w:pPr>
+    </w:lvl>
+    <w:lvl w:ilvl="3">
+      <w:start w:val="1"/>
+      <w:numFmt w:val="decimal"/>
+      <w:lvlText w:val="%4."/>
+      <w:lvlJc w:val="left"/>
+      <w:pPr>
+        <w:ind w:left="2880" w:hanging="360"/>
+      </w:pPr>
+    </w:lvl>
+    <w:lvl w:ilvl="4">
+      <w:start w:val="1"/>
+      <w:numFmt w:val="lowerLetter"/>
+      <w:lvlText w:val="%5."/>
+      <w:lvlJc w:val="left"/>
+      <w:pPr>
+        <w:ind w:left="3600" w:hanging="360"/>
+      </w:pPr>
+    </w:lvl>
+    <w:lvl w:ilvl="5">
+      <w:start w:val="1"/>
+      <w:numFmt w:val="lowerRoman"/>
+      <w:lvlText w:val="%6."/>
+      <w:lvlJc w:val="right"/>
+      <w:pPr>
+        <w:ind w:left="4320" w:hanging="180"/>
+      </w:pPr>
+    </w:lvl>
+    <w:lvl w:ilvl="6">
+      <w:start w:val="1"/>
+      <w:numFmt w:val="decimal"/>
+      <w:lvlText w:val="%7."/>
+      <w:lvlJc w:val="left"/>
+      <w:pPr>
+        <w:ind w:left="5040" w:hanging="360"/>
+      </w:pPr>
+    </w:lvl>
+    <w:lvl w:ilvl="7">
+      <w:start w:val="1"/>
+      <w:numFmt w:val="lowerLetter"/>
+      <w:lvlText w:val="%8."/>
+      <w:lvlJc w:val="left"/>
+      <w:pPr>
+        <w:ind w:left="5760" w:hanging="360"/>
+      </w:pPr>
+    </w:lvl>
+    <w:lvl w:ilvl="8">
+      <w:start w:val="1"/>
+      <w:numFmt w:val="lowerRoman"/>
+      <w:lvlText w:val="%9."/>
+      <w:lvlJc w:val="right"/>
+      <w:pPr>
+        <w:ind w:left="6480" w:hanging="180"/>
+      </w:pPr>
+    </w:lvl>
+  </w:abstractNum>
+  <w:abstractNum w:abstractNumId="16" w15:restartNumberingAfterBreak="0">
     <w:nsid w:val="2D530EE4"/>
     <w:multiLevelType w:val="hybridMultilevel"/>
     <w:tmpl w:val="C248DFD8"/>
@@ -4511,7 +8892,7 @@
       </w:rPr>
     </w:lvl>
   </w:abstractNum>
-  <w:abstractNum w:abstractNumId="10" w15:restartNumberingAfterBreak="0">
+  <w:abstractNum w:abstractNumId="17" w15:restartNumberingAfterBreak="0">
     <w:nsid w:val="2E8A1C36"/>
     <w:multiLevelType w:val="hybridMultilevel"/>
     <w:tmpl w:val="DDF219F0"/>
@@ -4651,7 +9032,7 @@
       </w:rPr>
     </w:lvl>
   </w:abstractNum>
-  <w:abstractNum w:abstractNumId="11" w15:restartNumberingAfterBreak="0">
+  <w:abstractNum w:abstractNumId="18" w15:restartNumberingAfterBreak="0">
     <w:nsid w:val="2E9008C1"/>
     <w:multiLevelType w:val="hybridMultilevel"/>
     <w:tmpl w:val="EE6E99D4"/>
@@ -4791,7 +9172,214 @@
       </w:rPr>
     </w:lvl>
   </w:abstractNum>
-  <w:abstractNum w:abstractNumId="12" w15:restartNumberingAfterBreak="0">
+  <w:abstractNum w:abstractNumId="19" w15:restartNumberingAfterBreak="0">
+    <w:nsid w:val="33E21E7E"/>
+    <w:multiLevelType w:val="hybridMultilevel"/>
+    <w:tmpl w:val="07F0E5D6"/>
+    <w:lvl w:ilvl="0" w:tplc="96B6626A">
+      <w:start w:val="4"/>
+      <w:numFmt w:val="bullet"/>
+      <w:lvlText w:val="-"/>
+      <w:lvlJc w:val="left"/>
+      <w:pPr>
+        <w:ind w:left="720" w:hanging="360"/>
+      </w:pPr>
+      <w:rPr>
+        <w:rFonts w:ascii="Times New Roman" w:eastAsia="Times New Roman" w:hAnsi="Times New Roman" w:cs="Times New Roman" w:hint="default"/>
+      </w:rPr>
+    </w:lvl>
+    <w:lvl w:ilvl="1" w:tplc="04090003">
+      <w:start w:val="1"/>
+      <w:numFmt w:val="bullet"/>
+      <w:lvlText w:val="o"/>
+      <w:lvlJc w:val="left"/>
+      <w:pPr>
+        <w:ind w:left="1440" w:hanging="360"/>
+      </w:pPr>
+      <w:rPr>
+        <w:rFonts w:ascii="Courier New" w:hAnsi="Courier New" w:cs="Courier New" w:hint="default"/>
+      </w:rPr>
+    </w:lvl>
+    <w:lvl w:ilvl="2" w:tplc="04090005">
+      <w:start w:val="1"/>
+      <w:numFmt w:val="bullet"/>
+      <w:lvlText w:val=""/>
+      <w:lvlJc w:val="left"/>
+      <w:pPr>
+        <w:ind w:left="2160" w:hanging="360"/>
+      </w:pPr>
+      <w:rPr>
+        <w:rFonts w:ascii="Wingdings" w:hAnsi="Wingdings" w:hint="default"/>
+      </w:rPr>
+    </w:lvl>
+    <w:lvl w:ilvl="3" w:tplc="04090001">
+      <w:start w:val="1"/>
+      <w:numFmt w:val="bullet"/>
+      <w:lvlText w:val=""/>
+      <w:lvlJc w:val="left"/>
+      <w:pPr>
+        <w:ind w:left="2880" w:hanging="360"/>
+      </w:pPr>
+      <w:rPr>
+        <w:rFonts w:ascii="Symbol" w:hAnsi="Symbol" w:hint="default"/>
+      </w:rPr>
+    </w:lvl>
+    <w:lvl w:ilvl="4" w:tplc="04090003">
+      <w:start w:val="1"/>
+      <w:numFmt w:val="bullet"/>
+      <w:lvlText w:val="o"/>
+      <w:lvlJc w:val="left"/>
+      <w:pPr>
+        <w:ind w:left="3600" w:hanging="360"/>
+      </w:pPr>
+      <w:rPr>
+        <w:rFonts w:ascii="Courier New" w:hAnsi="Courier New" w:cs="Courier New" w:hint="default"/>
+      </w:rPr>
+    </w:lvl>
+    <w:lvl w:ilvl="5" w:tplc="04090005">
+      <w:start w:val="1"/>
+      <w:numFmt w:val="bullet"/>
+      <w:lvlText w:val=""/>
+      <w:lvlJc w:val="left"/>
+      <w:pPr>
+        <w:ind w:left="4320" w:hanging="360"/>
+      </w:pPr>
+      <w:rPr>
+        <w:rFonts w:ascii="Wingdings" w:hAnsi="Wingdings" w:hint="default"/>
+      </w:rPr>
+    </w:lvl>
+    <w:lvl w:ilvl="6" w:tplc="04090001">
+      <w:start w:val="1"/>
+      <w:numFmt w:val="bullet"/>
+      <w:lvlText w:val=""/>
+      <w:lvlJc w:val="left"/>
+      <w:pPr>
+        <w:ind w:left="5040" w:hanging="360"/>
+      </w:pPr>
+      <w:rPr>
+        <w:rFonts w:ascii="Symbol" w:hAnsi="Symbol" w:hint="default"/>
+      </w:rPr>
+    </w:lvl>
+    <w:lvl w:ilvl="7" w:tplc="04090003">
+      <w:start w:val="1"/>
+      <w:numFmt w:val="bullet"/>
+      <w:lvlText w:val="o"/>
+      <w:lvlJc w:val="left"/>
+      <w:pPr>
+        <w:ind w:left="5760" w:hanging="360"/>
+      </w:pPr>
+      <w:rPr>
+        <w:rFonts w:ascii="Courier New" w:hAnsi="Courier New" w:cs="Courier New" w:hint="default"/>
+      </w:rPr>
+    </w:lvl>
+    <w:lvl w:ilvl="8" w:tplc="04090005">
+      <w:start w:val="1"/>
+      <w:numFmt w:val="bullet"/>
+      <w:lvlText w:val=""/>
+      <w:lvlJc w:val="left"/>
+      <w:pPr>
+        <w:ind w:left="6480" w:hanging="360"/>
+      </w:pPr>
+      <w:rPr>
+        <w:rFonts w:ascii="Wingdings" w:hAnsi="Wingdings" w:hint="default"/>
+      </w:rPr>
+    </w:lvl>
+  </w:abstractNum>
+  <w:abstractNum w:abstractNumId="20" w15:restartNumberingAfterBreak="0">
+    <w:nsid w:val="33EE68B8"/>
+    <w:multiLevelType w:val="multilevel"/>
+    <w:tmpl w:val="33EE68B8"/>
+    <w:lvl w:ilvl="0">
+      <w:start w:val="1"/>
+      <w:numFmt w:val="decimal"/>
+      <w:lvlText w:val="%1."/>
+      <w:lvlJc w:val="left"/>
+      <w:pPr>
+        <w:ind w:left="720" w:hanging="360"/>
+      </w:pPr>
+    </w:lvl>
+    <w:lvl w:ilvl="1">
+      <w:start w:val="3"/>
+      <w:numFmt w:val="decimal"/>
+      <w:isLgl/>
+      <w:lvlText w:val="%1.%2"/>
+      <w:lvlJc w:val="left"/>
+      <w:pPr>
+        <w:ind w:left="863" w:hanging="503"/>
+      </w:pPr>
+    </w:lvl>
+    <w:lvl w:ilvl="2">
+      <w:start w:val="3"/>
+      <w:numFmt w:val="decimal"/>
+      <w:isLgl/>
+      <w:lvlText w:val="%1.%2.%3"/>
+      <w:lvlJc w:val="left"/>
+      <w:pPr>
+        <w:ind w:left="1080" w:hanging="720"/>
+      </w:pPr>
+    </w:lvl>
+    <w:lvl w:ilvl="3">
+      <w:start w:val="1"/>
+      <w:numFmt w:val="decimal"/>
+      <w:isLgl/>
+      <w:lvlText w:val="%1.%2.%3.%4"/>
+      <w:lvlJc w:val="left"/>
+      <w:pPr>
+        <w:ind w:left="1080" w:hanging="720"/>
+      </w:pPr>
+    </w:lvl>
+    <w:lvl w:ilvl="4">
+      <w:start w:val="1"/>
+      <w:numFmt w:val="decimal"/>
+      <w:isLgl/>
+      <w:lvlText w:val="%1.%2.%3.%4.%5"/>
+      <w:lvlJc w:val="left"/>
+      <w:pPr>
+        <w:ind w:left="1440" w:hanging="1080"/>
+      </w:pPr>
+    </w:lvl>
+    <w:lvl w:ilvl="5">
+      <w:start w:val="1"/>
+      <w:numFmt w:val="decimal"/>
+      <w:isLgl/>
+      <w:lvlText w:val="%1.%2.%3.%4.%5.%6"/>
+      <w:lvlJc w:val="left"/>
+      <w:pPr>
+        <w:ind w:left="1440" w:hanging="1080"/>
+      </w:pPr>
+    </w:lvl>
+    <w:lvl w:ilvl="6">
+      <w:start w:val="1"/>
+      <w:numFmt w:val="decimal"/>
+      <w:isLgl/>
+      <w:lvlText w:val="%1.%2.%3.%4.%5.%6.%7"/>
+      <w:lvlJc w:val="left"/>
+      <w:pPr>
+        <w:ind w:left="1800" w:hanging="1440"/>
+      </w:pPr>
+    </w:lvl>
+    <w:lvl w:ilvl="7">
+      <w:start w:val="1"/>
+      <w:numFmt w:val="decimal"/>
+      <w:isLgl/>
+      <w:lvlText w:val="%1.%2.%3.%4.%5.%6.%7.%8"/>
+      <w:lvlJc w:val="left"/>
+      <w:pPr>
+        <w:ind w:left="1800" w:hanging="1440"/>
+      </w:pPr>
+    </w:lvl>
+    <w:lvl w:ilvl="8">
+      <w:start w:val="1"/>
+      <w:numFmt w:val="decimal"/>
+      <w:isLgl/>
+      <w:lvlText w:val="%1.%2.%3.%4.%5.%6.%7.%8.%9"/>
+      <w:lvlJc w:val="left"/>
+      <w:pPr>
+        <w:ind w:left="2160" w:hanging="1800"/>
+      </w:pPr>
+    </w:lvl>
+  </w:abstractNum>
+  <w:abstractNum w:abstractNumId="21" w15:restartNumberingAfterBreak="0">
     <w:nsid w:val="399555C1"/>
     <w:multiLevelType w:val="hybridMultilevel"/>
     <w:tmpl w:val="B784F314"/>
@@ -4931,7 +9519,22 @@
       </w:rPr>
     </w:lvl>
   </w:abstractNum>
-  <w:abstractNum w:abstractNumId="13" w15:restartNumberingAfterBreak="0">
+  <w:abstractNum w:abstractNumId="22" w15:restartNumberingAfterBreak="0">
+    <w:nsid w:val="43D78476"/>
+    <w:multiLevelType w:val="singleLevel"/>
+    <w:tmpl w:val="43D78476"/>
+    <w:lvl w:ilvl="0">
+      <w:start w:val="1"/>
+      <w:numFmt w:val="decimal"/>
+      <w:suff w:val="space"/>
+      <w:lvlText w:val="%1."/>
+      <w:lvlJc w:val="left"/>
+      <w:pPr>
+        <w:ind w:left="0" w:firstLine="0"/>
+      </w:pPr>
+    </w:lvl>
+  </w:abstractNum>
+  <w:abstractNum w:abstractNumId="23" w15:restartNumberingAfterBreak="0">
     <w:nsid w:val="527A612D"/>
     <w:multiLevelType w:val="hybridMultilevel"/>
     <w:tmpl w:val="C3F40A92"/>
@@ -5020,7 +9623,108 @@
       </w:pPr>
     </w:lvl>
   </w:abstractNum>
-  <w:abstractNum w:abstractNumId="14" w15:restartNumberingAfterBreak="0">
+  <w:abstractNum w:abstractNumId="24" w15:restartNumberingAfterBreak="0">
+    <w:nsid w:val="53D9CE44"/>
+    <w:multiLevelType w:val="singleLevel"/>
+    <w:tmpl w:val="53D9CE44"/>
+    <w:lvl w:ilvl="0">
+      <w:start w:val="1"/>
+      <w:numFmt w:val="decimal"/>
+      <w:suff w:val="space"/>
+      <w:lvlText w:val="%1."/>
+      <w:lvlJc w:val="left"/>
+      <w:pPr>
+        <w:ind w:left="0" w:firstLine="0"/>
+      </w:pPr>
+    </w:lvl>
+  </w:abstractNum>
+  <w:abstractNum w:abstractNumId="25" w15:restartNumberingAfterBreak="0">
+    <w:nsid w:val="546D1277"/>
+    <w:multiLevelType w:val="multilevel"/>
+    <w:tmpl w:val="546D1277"/>
+    <w:lvl w:ilvl="0">
+      <w:start w:val="1"/>
+      <w:numFmt w:val="decimal"/>
+      <w:lvlText w:val="%1."/>
+      <w:lvlJc w:val="left"/>
+      <w:pPr>
+        <w:ind w:left="720" w:hanging="360"/>
+      </w:pPr>
+    </w:lvl>
+    <w:lvl w:ilvl="1">
+      <w:start w:val="1"/>
+      <w:numFmt w:val="lowerLetter"/>
+      <w:lvlText w:val="%2."/>
+      <w:lvlJc w:val="left"/>
+      <w:pPr>
+        <w:ind w:left="1440" w:hanging="360"/>
+      </w:pPr>
+    </w:lvl>
+    <w:lvl w:ilvl="2">
+      <w:start w:val="1"/>
+      <w:numFmt w:val="lowerRoman"/>
+      <w:lvlText w:val="%3."/>
+      <w:lvlJc w:val="right"/>
+      <w:pPr>
+        <w:ind w:left="2160" w:hanging="180"/>
+      </w:pPr>
+    </w:lvl>
+    <w:lvl w:ilvl="3">
+      <w:start w:val="1"/>
+      <w:numFmt w:val="decimal"/>
+      <w:lvlText w:val="%4."/>
+      <w:lvlJc w:val="left"/>
+      <w:pPr>
+        <w:ind w:left="2880" w:hanging="360"/>
+      </w:pPr>
+    </w:lvl>
+    <w:lvl w:ilvl="4">
+      <w:start w:val="1"/>
+      <w:numFmt w:val="lowerLetter"/>
+      <w:lvlText w:val="%5."/>
+      <w:lvlJc w:val="left"/>
+      <w:pPr>
+        <w:ind w:left="3600" w:hanging="360"/>
+      </w:pPr>
+    </w:lvl>
+    <w:lvl w:ilvl="5">
+      <w:start w:val="1"/>
+      <w:numFmt w:val="lowerRoman"/>
+      <w:lvlText w:val="%6."/>
+      <w:lvlJc w:val="right"/>
+      <w:pPr>
+        <w:ind w:left="4320" w:hanging="180"/>
+      </w:pPr>
+    </w:lvl>
+    <w:lvl w:ilvl="6">
+      <w:start w:val="1"/>
+      <w:numFmt w:val="decimal"/>
+      <w:lvlText w:val="%7."/>
+      <w:lvlJc w:val="left"/>
+      <w:pPr>
+        <w:ind w:left="5040" w:hanging="360"/>
+      </w:pPr>
+    </w:lvl>
+    <w:lvl w:ilvl="7">
+      <w:start w:val="1"/>
+      <w:numFmt w:val="lowerLetter"/>
+      <w:lvlText w:val="%8."/>
+      <w:lvlJc w:val="left"/>
+      <w:pPr>
+        <w:ind w:left="5760" w:hanging="360"/>
+      </w:pPr>
+    </w:lvl>
+    <w:lvl w:ilvl="8">
+      <w:start w:val="1"/>
+      <w:numFmt w:val="lowerRoman"/>
+      <w:lvlText w:val="%9."/>
+      <w:lvlJc w:val="right"/>
+      <w:pPr>
+        <w:ind w:left="6480" w:hanging="180"/>
+      </w:pPr>
+    </w:lvl>
+  </w:abstractNum>
+  <w:abstractNum w:abstractNumId="26" w15:restartNumberingAfterBreak="0">
     <w:nsid w:val="56140E83"/>
     <w:multiLevelType w:val="hybridMultilevel"/>
     <w:tmpl w:val="8DCA0808"/>
@@ -5140,7 +9844,7 @@
       </w:pPr>
     </w:lvl>
   </w:abstractNum>
-  <w:abstractNum w:abstractNumId="15" w15:restartNumberingAfterBreak="0">
+  <w:abstractNum w:abstractNumId="27" w15:restartNumberingAfterBreak="0">
     <w:nsid w:val="56FA7E13"/>
     <w:multiLevelType w:val="hybridMultilevel"/>
     <w:tmpl w:val="B99066BC"/>
@@ -5281,7 +9985,7 @@
       </w:rPr>
     </w:lvl>
   </w:abstractNum>
-  <w:abstractNum w:abstractNumId="16" w15:restartNumberingAfterBreak="0">
+  <w:abstractNum w:abstractNumId="28" w15:restartNumberingAfterBreak="0">
     <w:nsid w:val="59D45177"/>
     <w:multiLevelType w:val="hybridMultilevel"/>
     <w:tmpl w:val="275E8E96"/>
@@ -5394,7 +10098,7 @@
       </w:rPr>
     </w:lvl>
   </w:abstractNum>
-  <w:abstractNum w:abstractNumId="17" w15:restartNumberingAfterBreak="0">
+  <w:abstractNum w:abstractNumId="29" w15:restartNumberingAfterBreak="0">
     <w:nsid w:val="5BF51A28"/>
     <w:multiLevelType w:val="hybridMultilevel"/>
     <w:tmpl w:val="B51C63BC"/>
@@ -5531,7 +10235,7 @@
       </w:rPr>
     </w:lvl>
   </w:abstractNum>
-  <w:abstractNum w:abstractNumId="18" w15:restartNumberingAfterBreak="0">
+  <w:abstractNum w:abstractNumId="30" w15:restartNumberingAfterBreak="0">
     <w:nsid w:val="5F4E74DB"/>
     <w:multiLevelType w:val="hybridMultilevel"/>
     <w:tmpl w:val="6722DDF4"/>
@@ -5671,7 +10375,185 @@
       </w:rPr>
     </w:lvl>
   </w:abstractNum>
-  <w:abstractNum w:abstractNumId="19" w15:restartNumberingAfterBreak="0">
+  <w:abstractNum w:abstractNumId="31" w15:restartNumberingAfterBreak="0">
+    <w:nsid w:val="61426A0C"/>
+    <w:multiLevelType w:val="multilevel"/>
+    <w:tmpl w:val="61426A0C"/>
+    <w:lvl w:ilvl="0">
+      <w:start w:val="1"/>
+      <w:numFmt w:val="decimal"/>
+      <w:lvlText w:val="%1."/>
+      <w:lvlJc w:val="left"/>
+      <w:pPr>
+        <w:ind w:left="720" w:hanging="360"/>
+      </w:pPr>
+      <w:rPr>
+        <w:b w:val="0"/>
+      </w:rPr>
+    </w:lvl>
+    <w:lvl w:ilvl="1">
+      <w:start w:val="1"/>
+      <w:numFmt w:val="lowerLetter"/>
+      <w:lvlText w:val="%2."/>
+      <w:lvlJc w:val="left"/>
+      <w:pPr>
+        <w:ind w:left="1440" w:hanging="360"/>
+      </w:pPr>
+    </w:lvl>
+    <w:lvl w:ilvl="2">
+      <w:start w:val="1"/>
+      <w:numFmt w:val="lowerRoman"/>
+      <w:lvlText w:val="%3."/>
+      <w:lvlJc w:val="right"/>
+      <w:pPr>
+        <w:ind w:left="2160" w:hanging="180"/>
+      </w:pPr>
+    </w:lvl>
+    <w:lvl w:ilvl="3">
+      <w:start w:val="1"/>
+      <w:numFmt w:val="decimal"/>
+      <w:lvlText w:val="%4."/>
+      <w:lvlJc w:val="left"/>
+      <w:pPr>
+        <w:ind w:left="2880" w:hanging="360"/>
+      </w:pPr>
+    </w:lvl>
+    <w:lvl w:ilvl="4">
+      <w:start w:val="1"/>
+      <w:numFmt w:val="lowerLetter"/>
+      <w:lvlText w:val="%5."/>
+      <w:lvlJc w:val="left"/>
+      <w:pPr>
+        <w:ind w:left="3600" w:hanging="360"/>
+      </w:pPr>
+    </w:lvl>
+    <w:lvl w:ilvl="5">
+      <w:start w:val="1"/>
+      <w:numFmt w:val="lowerRoman"/>
+      <w:lvlText w:val="%6."/>
+      <w:lvlJc w:val="right"/>
+      <w:pPr>
+        <w:ind w:left="4320" w:hanging="180"/>
+      </w:pPr>
+    </w:lvl>
+    <w:lvl w:ilvl="6">
+      <w:start w:val="1"/>
+      <w:numFmt w:val="decimal"/>
+      <w:lvlText w:val="%7."/>
+      <w:lvlJc w:val="left"/>
+      <w:pPr>
+        <w:ind w:left="5040" w:hanging="360"/>
+      </w:pPr>
+    </w:lvl>
+    <w:lvl w:ilvl="7">
+      <w:start w:val="1"/>
+      <w:numFmt w:val="lowerLetter"/>
+      <w:lvlText w:val="%8."/>
+      <w:lvlJc w:val="left"/>
+      <w:pPr>
+        <w:ind w:left="5760" w:hanging="360"/>
+      </w:pPr>
+    </w:lvl>
+    <w:lvl w:ilvl="8">
+      <w:start w:val="1"/>
+      <w:numFmt w:val="lowerRoman"/>
+      <w:lvlText w:val="%9."/>
+      <w:lvlJc w:val="right"/>
+      <w:pPr>
+        <w:ind w:left="6480" w:hanging="180"/>
+      </w:pPr>
+    </w:lvl>
+  </w:abstractNum>
+  <w:abstractNum w:abstractNumId="32" w15:restartNumberingAfterBreak="0">
+    <w:nsid w:val="65013673"/>
+    <w:multiLevelType w:val="multilevel"/>
+    <w:tmpl w:val="65013673"/>
+    <w:lvl w:ilvl="0">
+      <w:start w:val="1"/>
+      <w:numFmt w:val="decimal"/>
+      <w:lvlText w:val="%1."/>
+      <w:lvlJc w:val="left"/>
+      <w:pPr>
+        <w:ind w:left="720" w:hanging="360"/>
+      </w:pPr>
+      <w:rPr>
+        <w:b w:val="0"/>
+      </w:rPr>
+    </w:lvl>
+    <w:lvl w:ilvl="1">
+      <w:start w:val="1"/>
+      <w:numFmt w:val="lowerLetter"/>
+      <w:lvlText w:val="%2."/>
+      <w:lvlJc w:val="left"/>
+      <w:pPr>
+        <w:ind w:left="1440" w:hanging="360"/>
+      </w:pPr>
+    </w:lvl>
+    <w:lvl w:ilvl="2">
+      <w:start w:val="1"/>
+      <w:numFmt w:val="lowerRoman"/>
+      <w:lvlText w:val="%3."/>
+      <w:lvlJc w:val="right"/>
+      <w:pPr>
+        <w:ind w:left="2160" w:hanging="180"/>
+      </w:pPr>
+    </w:lvl>
+    <w:lvl w:ilvl="3">
+      <w:start w:val="1"/>
+      <w:numFmt w:val="decimal"/>
+      <w:lvlText w:val="%4."/>
+      <w:lvlJc w:val="left"/>
+      <w:pPr>
+        <w:ind w:left="2880" w:hanging="360"/>
+      </w:pPr>
+    </w:lvl>
+    <w:lvl w:ilvl="4">
+      <w:start w:val="1"/>
+      <w:numFmt w:val="lowerLetter"/>
+      <w:lvlText w:val="%5."/>
+      <w:lvlJc w:val="left"/>
+      <w:pPr>
+        <w:ind w:left="3600" w:hanging="360"/>
+      </w:pPr>
+    </w:lvl>
+    <w:lvl w:ilvl="5">
+      <w:start w:val="1"/>
+      <w:numFmt w:val="lowerRoman"/>
+      <w:lvlText w:val="%6."/>
+      <w:lvlJc w:val="right"/>
+      <w:pPr>
+        <w:ind w:left="4320" w:hanging="180"/>
+      </w:pPr>
+    </w:lvl>
+    <w:lvl w:ilvl="6">
+      <w:start w:val="1"/>
+      <w:numFmt w:val="decimal"/>
+      <w:lvlText w:val="%7."/>
+      <w:lvlJc w:val="left"/>
+      <w:pPr>
+        <w:ind w:left="5040" w:hanging="360"/>
+      </w:pPr>
+    </w:lvl>
+    <w:lvl w:ilvl="7">
+      <w:start w:val="1"/>
+      <w:numFmt w:val="lowerLetter"/>
+      <w:lvlText w:val="%8."/>
+      <w:lvlJc w:val="left"/>
+      <w:pPr>
+        <w:ind w:left="5760" w:hanging="360"/>
+      </w:pPr>
+    </w:lvl>
+    <w:lvl w:ilvl="8">
+      <w:start w:val="1"/>
+      <w:numFmt w:val="lowerRoman"/>
+      <w:lvlText w:val="%9."/>
+      <w:lvlJc w:val="right"/>
+      <w:pPr>
+        <w:ind w:left="6480" w:hanging="180"/>
+      </w:pPr>
+    </w:lvl>
+  </w:abstractNum>
+  <w:abstractNum w:abstractNumId="33" w15:restartNumberingAfterBreak="0">
     <w:nsid w:val="658B5A54"/>
     <w:multiLevelType w:val="hybridMultilevel"/>
     <w:tmpl w:val="F75C39B8"/>
@@ -5760,7 +10642,7 @@
       </w:pPr>
     </w:lvl>
   </w:abstractNum>
-  <w:abstractNum w:abstractNumId="20" w15:restartNumberingAfterBreak="0">
+  <w:abstractNum w:abstractNumId="34" w15:restartNumberingAfterBreak="0">
     <w:nsid w:val="68734ECC"/>
     <w:multiLevelType w:val="hybridMultilevel"/>
     <w:tmpl w:val="46DE0A60"/>
@@ -5901,7 +10783,93 @@
       </w:rPr>
     </w:lvl>
   </w:abstractNum>
-  <w:abstractNum w:abstractNumId="21" w15:restartNumberingAfterBreak="0">
+  <w:abstractNum w:abstractNumId="35" w15:restartNumberingAfterBreak="0">
+    <w:nsid w:val="6B975DC2"/>
+    <w:multiLevelType w:val="multilevel"/>
+    <w:tmpl w:val="6B975DC2"/>
+    <w:lvl w:ilvl="0">
+      <w:start w:val="1"/>
+      <w:numFmt w:val="decimal"/>
+      <w:lvlText w:val="%1."/>
+      <w:lvlJc w:val="left"/>
+      <w:pPr>
+        <w:ind w:left="720" w:hanging="360"/>
+      </w:pPr>
+    </w:lvl>
+    <w:lvl w:ilvl="1">
+      <w:start w:val="1"/>
+      <w:numFmt w:val="lowerLetter"/>
+      <w:lvlText w:val="%2."/>
+      <w:lvlJc w:val="left"/>
+      <w:pPr>
+        <w:ind w:left="1440" w:hanging="360"/>
+      </w:pPr>
+    </w:lvl>
+    <w:lvl w:ilvl="2">
+      <w:start w:val="1"/>
+      <w:numFmt w:val="lowerRoman"/>
+      <w:lvlText w:val="%3."/>
+      <w:lvlJc w:val="right"/>
+      <w:pPr>
+        <w:ind w:left="2160" w:hanging="180"/>
+      </w:pPr>
+    </w:lvl>
+    <w:lvl w:ilvl="3">
+      <w:start w:val="1"/>
+      <w:numFmt w:val="decimal"/>
+      <w:lvlText w:val="%4."/>
+      <w:lvlJc w:val="left"/>
+      <w:pPr>
+        <w:ind w:left="2880" w:hanging="360"/>
+      </w:pPr>
+    </w:lvl>
+    <w:lvl w:ilvl="4">
+      <w:start w:val="1"/>
+      <w:numFmt w:val="lowerLetter"/>
+      <w:lvlText w:val="%5."/>
+      <w:lvlJc w:val="left"/>
+      <w:pPr>
+        <w:ind w:left="3600" w:hanging="360"/>
+      </w:pPr>
+    </w:lvl>
+    <w:lvl w:ilvl="5">
+      <w:start w:val="1"/>
+      <w:numFmt w:val="lowerRoman"/>
+      <w:lvlText w:val="%6."/>
+      <w:lvlJc w:val="right"/>
+      <w:pPr>
+        <w:ind w:left="4320" w:hanging="180"/>
+      </w:pPr>
+    </w:lvl>
+    <w:lvl w:ilvl="6">
+      <w:start w:val="1"/>
+      <w:numFmt w:val="decimal"/>
+      <w:lvlText w:val="%7."/>
+      <w:lvlJc w:val="left"/>
+      <w:pPr>
+        <w:ind w:left="5040" w:hanging="360"/>
+      </w:pPr>
+    </w:lvl>
+    <w:lvl w:ilvl="7">
+      <w:start w:val="1"/>
+      <w:numFmt w:val="lowerLetter"/>
+      <w:lvlText w:val="%8."/>
+      <w:lvlJc w:val="left"/>
+      <w:pPr>
+        <w:ind w:left="5760" w:hanging="360"/>
+      </w:pPr>
+    </w:lvl>
+    <w:lvl w:ilvl="8">
+      <w:start w:val="1"/>
+      <w:numFmt w:val="lowerRoman"/>
+      <w:lvlText w:val="%9."/>
+      <w:lvlJc w:val="right"/>
+      <w:pPr>
+        <w:ind w:left="6480" w:hanging="180"/>
+      </w:pPr>
+    </w:lvl>
+  </w:abstractNum>
+  <w:abstractNum w:abstractNumId="36" w15:restartNumberingAfterBreak="0">
     <w:nsid w:val="6CE312C7"/>
     <w:multiLevelType w:val="hybridMultilevel"/>
     <w:tmpl w:val="B784F314"/>
@@ -6038,7 +11006,7 @@
       </w:rPr>
     </w:lvl>
   </w:abstractNum>
-  <w:abstractNum w:abstractNumId="22" w15:restartNumberingAfterBreak="0">
+  <w:abstractNum w:abstractNumId="37" w15:restartNumberingAfterBreak="0">
     <w:nsid w:val="72D76018"/>
     <w:multiLevelType w:val="multilevel"/>
     <w:tmpl w:val="F36279A0"/>
@@ -6181,17 +11149,118 @@
       </w:rPr>
     </w:lvl>
   </w:abstractNum>
+  <w:abstractNum w:abstractNumId="38" w15:restartNumberingAfterBreak="0">
+    <w:nsid w:val="77C6FA91"/>
+    <w:multiLevelType w:val="singleLevel"/>
+    <w:tmpl w:val="77C6FA91"/>
+    <w:lvl w:ilvl="0">
+      <w:start w:val="1"/>
+      <w:numFmt w:val="decimal"/>
+      <w:suff w:val="nothing"/>
+      <w:lvlText w:val="%1．"/>
+      <w:lvlJc w:val="left"/>
+      <w:pPr>
+        <w:ind w:left="0" w:firstLine="400"/>
+      </w:pPr>
+    </w:lvl>
+  </w:abstractNum>
+  <w:abstractNum w:abstractNumId="39" w15:restartNumberingAfterBreak="0">
+    <w:nsid w:val="7EC52F8F"/>
+    <w:multiLevelType w:val="multilevel"/>
+    <w:tmpl w:val="7EC52F8F"/>
+    <w:lvl w:ilvl="0">
+      <w:start w:val="1"/>
+      <w:numFmt w:val="decimal"/>
+      <w:lvlText w:val="%1."/>
+      <w:lvlJc w:val="left"/>
+      <w:pPr>
+        <w:ind w:left="720" w:hanging="360"/>
+      </w:pPr>
+    </w:lvl>
+    <w:lvl w:ilvl="1">
+      <w:start w:val="1"/>
+      <w:numFmt w:val="lowerLetter"/>
+      <w:lvlText w:val="%2."/>
+      <w:lvlJc w:val="left"/>
+      <w:pPr>
+        <w:ind w:left="1440" w:hanging="360"/>
+      </w:pPr>
+    </w:lvl>
+    <w:lvl w:ilvl="2">
+      <w:start w:val="1"/>
+      <w:numFmt w:val="lowerRoman"/>
+      <w:lvlText w:val="%3."/>
+      <w:lvlJc w:val="right"/>
+      <w:pPr>
+        <w:ind w:left="2160" w:hanging="180"/>
+      </w:pPr>
+    </w:lvl>
+    <w:lvl w:ilvl="3">
+      <w:start w:val="1"/>
+      <w:numFmt w:val="decimal"/>
+      <w:lvlText w:val="%4."/>
+      <w:lvlJc w:val="left"/>
+      <w:pPr>
+        <w:ind w:left="2880" w:hanging="360"/>
+      </w:pPr>
+    </w:lvl>
+    <w:lvl w:ilvl="4">
+      <w:start w:val="1"/>
+      <w:numFmt w:val="lowerLetter"/>
+      <w:lvlText w:val="%5."/>
+      <w:lvlJc w:val="left"/>
+      <w:pPr>
+        <w:ind w:left="3600" w:hanging="360"/>
+      </w:pPr>
+    </w:lvl>
+    <w:lvl w:ilvl="5">
+      <w:start w:val="1"/>
+      <w:numFmt w:val="lowerRoman"/>
+      <w:lvlText w:val="%6."/>
+      <w:lvlJc w:val="right"/>
+      <w:pPr>
+        <w:ind w:left="4320" w:hanging="180"/>
+      </w:pPr>
+    </w:lvl>
+    <w:lvl w:ilvl="6">
+      <w:start w:val="1"/>
+      <w:numFmt w:val="decimal"/>
+      <w:lvlText w:val="%7."/>
+      <w:lvlJc w:val="left"/>
+      <w:pPr>
+        <w:ind w:left="5040" w:hanging="360"/>
+      </w:pPr>
+    </w:lvl>
+    <w:lvl w:ilvl="7">
+      <w:start w:val="1"/>
+      <w:numFmt w:val="lowerLetter"/>
+      <w:lvlText w:val="%8."/>
+      <w:lvlJc w:val="left"/>
+      <w:pPr>
+        <w:ind w:left="5760" w:hanging="360"/>
+      </w:pPr>
+    </w:lvl>
+    <w:lvl w:ilvl="8">
+      <w:start w:val="1"/>
+      <w:numFmt w:val="lowerRoman"/>
+      <w:lvlText w:val="%9."/>
+      <w:lvlJc w:val="right"/>
+      <w:pPr>
+        <w:ind w:left="6480" w:hanging="180"/>
+      </w:pPr>
+    </w:lvl>
+  </w:abstractNum>
   <w:num w:numId="1">
-    <w:abstractNumId w:val="20"/>
+    <w:abstractNumId w:val="34"/>
   </w:num>
   <w:num w:numId="2">
-    <w:abstractNumId w:val="2"/>
+    <w:abstractNumId w:val="7"/>
   </w:num>
   <w:num w:numId="3">
-    <w:abstractNumId w:val="15"/>
+    <w:abstractNumId w:val="27"/>
   </w:num>
   <w:num w:numId="4">
-    <w:abstractNumId w:val="17"/>
+    <w:abstractNumId w:val="29"/>
     <w:lvlOverride w:ilvl="0">
       <w:startOverride w:val="1"/>
     </w:lvlOverride>
@@ -6205,7 +11274,7 @@
     <w:lvlOverride w:ilvl="8"/>
   </w:num>
   <w:num w:numId="5">
-    <w:abstractNumId w:val="7"/>
+    <w:abstractNumId w:val="13"/>
     <w:lvlOverride w:ilvl="0">
       <w:startOverride w:val="1"/>
     </w:lvlOverride>
@@ -6219,7 +11288,7 @@
     <w:lvlOverride w:ilvl="8"/>
   </w:num>
   <w:num w:numId="6">
-    <w:abstractNumId w:val="21"/>
+    <w:abstractNumId w:val="36"/>
     <w:lvlOverride w:ilvl="0">
       <w:startOverride w:val="1"/>
     </w:lvlOverride>
@@ -6233,19 +11302,19 @@
     <w:lvlOverride w:ilvl="8"/>
   </w:num>
   <w:num w:numId="7">
-    <w:abstractNumId w:val="18"/>
+    <w:abstractNumId w:val="30"/>
   </w:num>
   <w:num w:numId="8">
-    <w:abstractNumId w:val="12"/>
+    <w:abstractNumId w:val="21"/>
   </w:num>
   <w:num w:numId="9">
-    <w:abstractNumId w:val="8"/>
+    <w:abstractNumId w:val="14"/>
   </w:num>
   <w:num w:numId="10">
-    <w:abstractNumId w:val="22"/>
+    <w:abstractNumId w:val="37"/>
   </w:num>
   <w:num w:numId="11">
-    <w:abstractNumId w:val="1"/>
+    <w:abstractNumId w:val="6"/>
     <w:lvlOverride w:ilvl="0"/>
     <w:lvlOverride w:ilvl="1">
       <w:startOverride w:val="1"/>
@@ -6273,25 +11342,25 @@
     </w:lvlOverride>
   </w:num>
   <w:num w:numId="12">
-    <w:abstractNumId w:val="3"/>
+    <w:abstractNumId w:val="8"/>
   </w:num>
   <w:num w:numId="13">
-    <w:abstractNumId w:val="10"/>
+    <w:abstractNumId w:val="17"/>
   </w:num>
   <w:num w:numId="14">
-    <w:abstractNumId w:val="9"/>
+    <w:abstractNumId w:val="16"/>
   </w:num>
   <w:num w:numId="15">
-    <w:abstractNumId w:val="14"/>
+    <w:abstractNumId w:val="26"/>
   </w:num>
   <w:num w:numId="16">
-    <w:abstractNumId w:val="11"/>
+    <w:abstractNumId w:val="18"/>
   </w:num>
   <w:num w:numId="17">
-    <w:abstractNumId w:val="7"/>
+    <w:abstractNumId w:val="13"/>
   </w:num>
   <w:num w:numId="18">
-    <w:abstractNumId w:val="22"/>
+    <w:abstractNumId w:val="37"/>
     <w:lvlOverride w:ilvl="0">
       <w:startOverride w:val="1"/>
     </w:lvlOverride>
@@ -6321,25 +11390,373 @@
     </w:lvlOverride>
   </w:num>
   <w:num w:numId="19">
-    <w:abstractNumId w:val="0"/>
+    <w:abstractNumId w:val="4"/>
   </w:num>
   <w:num w:numId="20">
-    <w:abstractNumId w:val="6"/>
+    <w:abstractNumId w:val="12"/>
   </w:num>
   <w:num w:numId="21">
-    <w:abstractNumId w:val="16"/>
+    <w:abstractNumId w:val="28"/>
   </w:num>
   <w:num w:numId="22">
-    <w:abstractNumId w:val="4"/>
+    <w:abstractNumId w:val="9"/>
   </w:num>
   <w:num w:numId="23">
-    <w:abstractNumId w:val="13"/>
+    <w:abstractNumId w:val="23"/>
   </w:num>
   <w:num w:numId="24">
-    <w:abstractNumId w:val="19"/>
+    <w:abstractNumId w:val="33"/>
   </w:num>
   <w:num w:numId="25">
+    <w:abstractNumId w:val="10"/>
+  </w:num>
+  <w:num w:numId="26">
+    <w:abstractNumId w:val="19"/>
+    <w:lvlOverride w:ilvl="0"/>
+    <w:lvlOverride w:ilvl="1"/>
+    <w:lvlOverride w:ilvl="2"/>
+    <w:lvlOverride w:ilvl="3"/>
+    <w:lvlOverride w:ilvl="4"/>
+    <w:lvlOverride w:ilvl="5"/>
+    <w:lvlOverride w:ilvl="6"/>
+    <w:lvlOverride w:ilvl="7"/>
+    <w:lvlOverride w:ilvl="8"/>
+  </w:num>
+  <w:num w:numId="27">
+    <w:abstractNumId w:val="39"/>
+    <w:lvlOverride w:ilvl="0">
+      <w:startOverride w:val="1"/>
+    </w:lvlOverride>
+    <w:lvlOverride w:ilvl="1">
+      <w:startOverride w:val="1"/>
+    </w:lvlOverride>
+    <w:lvlOverride w:ilvl="2">
+      <w:startOverride w:val="1"/>
+    </w:lvlOverride>
+    <w:lvlOverride w:ilvl="3">
+      <w:startOverride w:val="1"/>
+    </w:lvlOverride>
+    <w:lvlOverride w:ilvl="4">
+      <w:startOverride w:val="1"/>
+    </w:lvlOverride>
+    <w:lvlOverride w:ilvl="5">
+      <w:startOverride w:val="1"/>
+    </w:lvlOverride>
+    <w:lvlOverride w:ilvl="6">
+      <w:startOverride w:val="1"/>
+    </w:lvlOverride>
+    <w:lvlOverride w:ilvl="7">
+      <w:startOverride w:val="1"/>
+    </w:lvlOverride>
+    <w:lvlOverride w:ilvl="8">
+      <w:startOverride w:val="1"/>
+    </w:lvlOverride>
+  </w:num>
+  <w:num w:numId="28">
+    <w:abstractNumId w:val="25"/>
+    <w:lvlOverride w:ilvl="0">
+      <w:startOverride w:val="1"/>
+    </w:lvlOverride>
+    <w:lvlOverride w:ilvl="1">
+      <w:startOverride w:val="1"/>
+    </w:lvlOverride>
+    <w:lvlOverride w:ilvl="2">
+      <w:startOverride w:val="1"/>
+    </w:lvlOverride>
+    <w:lvlOverride w:ilvl="3">
+      <w:startOverride w:val="1"/>
+    </w:lvlOverride>
+    <w:lvlOverride w:ilvl="4">
+      <w:startOverride w:val="1"/>
+    </w:lvlOverride>
+    <w:lvlOverride w:ilvl="5">
+      <w:startOverride w:val="1"/>
+    </w:lvlOverride>
+    <w:lvlOverride w:ilvl="6">
+      <w:startOverride w:val="1"/>
+    </w:lvlOverride>
+    <w:lvlOverride w:ilvl="7">
+      <w:startOverride w:val="1"/>
+    </w:lvlOverride>
+    <w:lvlOverride w:ilvl="8">
+      <w:startOverride w:val="1"/>
+    </w:lvlOverride>
+  </w:num>
+  <w:num w:numId="29">
     <w:abstractNumId w:val="5"/>
+    <w:lvlOverride w:ilvl="0">
+      <w:startOverride w:val="1"/>
+    </w:lvlOverride>
+    <w:lvlOverride w:ilvl="1">
+      <w:startOverride w:val="1"/>
+    </w:lvlOverride>
+    <w:lvlOverride w:ilvl="2">
+      <w:startOverride w:val="1"/>
+    </w:lvlOverride>
+    <w:lvlOverride w:ilvl="3">
+      <w:startOverride w:val="1"/>
+    </w:lvlOverride>
+    <w:lvlOverride w:ilvl="4">
+      <w:startOverride w:val="1"/>
+    </w:lvlOverride>
+    <w:lvlOverride w:ilvl="5">
+      <w:startOverride w:val="1"/>
+    </w:lvlOverride>
+    <w:lvlOverride w:ilvl="6">
+      <w:startOverride w:val="1"/>
+    </w:lvlOverride>
+    <w:lvlOverride w:ilvl="7">
+      <w:startOverride w:val="1"/>
+    </w:lvlOverride>
+    <w:lvlOverride w:ilvl="8">
+      <w:startOverride w:val="1"/>
+    </w:lvlOverride>
+  </w:num>
+  <w:num w:numId="30">
+    <w:abstractNumId w:val="20"/>
+    <w:lvlOverride w:ilvl="0">
+      <w:startOverride w:val="1"/>
+    </w:lvlOverride>
+    <w:lvlOverride w:ilvl="1">
+      <w:startOverride w:val="3"/>
+    </w:lvlOverride>
+    <w:lvlOverride w:ilvl="2">
+      <w:startOverride w:val="3"/>
+    </w:lvlOverride>
+    <w:lvlOverride w:ilvl="3">
+      <w:startOverride w:val="1"/>
+    </w:lvlOverride>
+    <w:lvlOverride w:ilvl="4">
+      <w:startOverride w:val="1"/>
+    </w:lvlOverride>
+    <w:lvlOverride w:ilvl="5">
+      <w:startOverride w:val="1"/>
+    </w:lvlOverride>
+    <w:lvlOverride w:ilvl="6">
+      <w:startOverride w:val="1"/>
+    </w:lvlOverride>
+    <w:lvlOverride w:ilvl="7">
+      <w:startOverride w:val="1"/>
+    </w:lvlOverride>
+    <w:lvlOverride w:ilvl="8">
+      <w:startOverride w:val="1"/>
+    </w:lvlOverride>
+  </w:num>
+  <w:num w:numId="31">
+    <w:abstractNumId w:val="35"/>
+    <w:lvlOverride w:ilvl="0">
+      <w:startOverride w:val="1"/>
+    </w:lvlOverride>
+    <w:lvlOverride w:ilvl="1">
+      <w:startOverride w:val="1"/>
+    </w:lvlOverride>
+    <w:lvlOverride w:ilvl="2">
+      <w:startOverride w:val="1"/>
+    </w:lvlOverride>
+    <w:lvlOverride w:ilvl="3">
+      <w:startOverride w:val="1"/>
+    </w:lvlOverride>
+    <w:lvlOverride w:ilvl="4">
+      <w:startOverride w:val="1"/>
+    </w:lvlOverride>
+    <w:lvlOverride w:ilvl="5">
+      <w:startOverride w:val="1"/>
+    </w:lvlOverride>
+    <w:lvlOverride w:ilvl="6">
+      <w:startOverride w:val="1"/>
+    </w:lvlOverride>
+    <w:lvlOverride w:ilvl="7">
+      <w:startOverride w:val="1"/>
+    </w:lvlOverride>
+    <w:lvlOverride w:ilvl="8">
+      <w:startOverride w:val="1"/>
+    </w:lvlOverride>
+  </w:num>
+  <w:num w:numId="32">
+    <w:abstractNumId w:val="15"/>
+    <w:lvlOverride w:ilvl="0">
+      <w:startOverride w:val="1"/>
+    </w:lvlOverride>
+    <w:lvlOverride w:ilvl="1">
+      <w:startOverride w:val="1"/>
+    </w:lvlOverride>
+    <w:lvlOverride w:ilvl="2">
+      <w:startOverride w:val="1"/>
+    </w:lvlOverride>
+    <w:lvlOverride w:ilvl="3">
+      <w:startOverride w:val="1"/>
+    </w:lvlOverride>
+    <w:lvlOverride w:ilvl="4">
+      <w:startOverride w:val="1"/>
+    </w:lvlOverride>
+    <w:lvlOverride w:ilvl="5">
+      <w:startOverride w:val="1"/>
+    </w:lvlOverride>
+    <w:lvlOverride w:ilvl="6">
+      <w:startOverride w:val="1"/>
+    </w:lvlOverride>
+    <w:lvlOverride w:ilvl="7">
+      <w:startOverride w:val="1"/>
+    </w:lvlOverride>
+    <w:lvlOverride w:ilvl="8">
+      <w:startOverride w:val="1"/>
+    </w:lvlOverride>
+  </w:num>
+  <w:num w:numId="33">
+    <w:abstractNumId w:val="3"/>
+    <w:lvlOverride w:ilvl="0">
+      <w:startOverride w:val="1"/>
+    </w:lvlOverride>
+    <w:lvlOverride w:ilvl="1">
+      <w:startOverride w:val="1"/>
+    </w:lvlOverride>
+    <w:lvlOverride w:ilvl="2">
+      <w:startOverride w:val="1"/>
+    </w:lvlOverride>
+    <w:lvlOverride w:ilvl="3">
+      <w:startOverride w:val="1"/>
+    </w:lvlOverride>
+    <w:lvlOverride w:ilvl="4">
+      <w:startOverride w:val="1"/>
+    </w:lvlOverride>
+    <w:lvlOverride w:ilvl="5">
+      <w:startOverride w:val="1"/>
+    </w:lvlOverride>
+    <w:lvlOverride w:ilvl="6">
+      <w:startOverride w:val="1"/>
+    </w:lvlOverride>
+    <w:lvlOverride w:ilvl="7">
+      <w:startOverride w:val="1"/>
+    </w:lvlOverride>
+    <w:lvlOverride w:ilvl="8">
+      <w:startOverride w:val="1"/>
+    </w:lvlOverride>
+  </w:num>
+  <w:num w:numId="34">
+    <w:abstractNumId w:val="31"/>
+    <w:lvlOverride w:ilvl="0">
+      <w:startOverride w:val="1"/>
+    </w:lvlOverride>
+    <w:lvlOverride w:ilvl="1">
+      <w:startOverride w:val="1"/>
+    </w:lvlOverride>
+    <w:lvlOverride w:ilvl="2">
+      <w:startOverride w:val="1"/>
+    </w:lvlOverride>
+    <w:lvlOverride w:ilvl="3">
+      <w:startOverride w:val="1"/>
+    </w:lvlOverride>
+    <w:lvlOverride w:ilvl="4">
+      <w:startOverride w:val="1"/>
+    </w:lvlOverride>
+    <w:lvlOverride w:ilvl="5">
+      <w:startOverride w:val="1"/>
+    </w:lvlOverride>
+    <w:lvlOverride w:ilvl="6">
+      <w:startOverride w:val="1"/>
+    </w:lvlOverride>
+    <w:lvlOverride w:ilvl="7">
+      <w:startOverride w:val="1"/>
+    </w:lvlOverride>
+    <w:lvlOverride w:ilvl="8">
+      <w:startOverride w:val="1"/>
+    </w:lvlOverride>
+  </w:num>
+  <w:num w:numId="35">
+    <w:abstractNumId w:val="11"/>
+    <w:lvlOverride w:ilvl="0">
+      <w:startOverride w:val="1"/>
+    </w:lvlOverride>
+    <w:lvlOverride w:ilvl="1">
+      <w:startOverride w:val="1"/>
+    </w:lvlOverride>
+    <w:lvlOverride w:ilvl="2">
+      <w:startOverride w:val="1"/>
+    </w:lvlOverride>
+    <w:lvlOverride w:ilvl="3">
+      <w:startOverride w:val="1"/>
+    </w:lvlOverride>
+    <w:lvlOverride w:ilvl="4">
+      <w:startOverride w:val="1"/>
+    </w:lvlOverride>
+    <w:lvlOverride w:ilvl="5">
+      <w:startOverride w:val="1"/>
+    </w:lvlOverride>
+    <w:lvlOverride w:ilvl="6">
+      <w:startOverride w:val="1"/>
+    </w:lvlOverride>
+    <w:lvlOverride w:ilvl="7">
+      <w:startOverride w:val="1"/>
+    </w:lvlOverride>
+    <w:lvlOverride w:ilvl="8">
+      <w:startOverride w:val="1"/>
+    </w:lvlOverride>
+  </w:num>
+  <w:num w:numId="36">
+    <w:abstractNumId w:val="32"/>
+    <w:lvlOverride w:ilvl="0">
+      <w:startOverride w:val="1"/>
+    </w:lvlOverride>
+    <w:lvlOverride w:ilvl="1">
+      <w:startOverride w:val="1"/>
+    </w:lvlOverride>
+    <w:lvlOverride w:ilvl="2">
+      <w:startOverride w:val="1"/>
+    </w:lvlOverride>
+    <w:lvlOverride w:ilvl="3">
+      <w:startOverride w:val="1"/>
+    </w:lvlOverride>
+    <w:lvlOverride w:ilvl="4">
+      <w:startOverride w:val="1"/>
+    </w:lvlOverride>
+    <w:lvlOverride w:ilvl="5">
+      <w:startOverride w:val="1"/>
+    </w:lvlOverride>
+    <w:lvlOverride w:ilvl="6">
+      <w:startOverride w:val="1"/>
+    </w:lvlOverride>
+    <w:lvlOverride w:ilvl="7">
+      <w:startOverride w:val="1"/>
+    </w:lvlOverride>
+    <w:lvlOverride w:ilvl="8">
+      <w:startOverride w:val="1"/>
+    </w:lvlOverride>
+  </w:num>
+  <w:num w:numId="37">
+    <w:abstractNumId w:val="38"/>
+    <w:lvlOverride w:ilvl="0">
+      <w:startOverride w:val="1"/>
+    </w:lvlOverride>
+  </w:num>
+  <w:num w:numId="38">
+    <w:abstractNumId w:val="0"/>
+    <w:lvlOverride w:ilvl="0">
+      <w:startOverride w:val="1"/>
+    </w:lvlOverride>
+  </w:num>
+  <w:num w:numId="39">
+    <w:abstractNumId w:val="22"/>
+    <w:lvlOverride w:ilvl="0">
+      <w:startOverride w:val="1"/>
+    </w:lvlOverride>
+  </w:num>
+  <w:num w:numId="40">
+    <w:abstractNumId w:val="24"/>
+    <w:lvlOverride w:ilvl="0">
+      <w:startOverride w:val="1"/>
+    </w:lvlOverride>
+  </w:num>
+  <w:num w:numId="41">
+    <w:abstractNumId w:val="2"/>
+    <w:lvlOverride w:ilvl="0">
+      <w:startOverride w:val="1"/>
+    </w:lvlOverride>
+  </w:num>
+  <w:num w:numId="42">
+    <w:abstractNumId w:val="1"/>
+    <w:lvlOverride w:ilvl="0">
+      <w:startOverride w:val="1"/>
+    </w:lvlOverride>
   </w:num>
 </w:numbering>
 </file>
